--- a/eng/docx/30.content.docx
+++ b/eng/docx/30.content.docx
@@ -7,6 +7,15 @@
       <w:r/>
     </w:p>
     <w:p>
+      <w:pPr>
+        <w:pStyle w:val="Heading2"/>
+      </w:pPr>
+      <w:r>
+        <w:t>Resource: Study Notes (Tyndale)</w:t>
+      </w:r>
+      <w:r/>
+    </w:p>
+    <w:p>
       <w:r/>
       <w:r>
         <w:rPr>
@@ -46,7 +55,7 @@
         <w:pStyle w:val="Heading1"/>
       </w:pPr>
       <w:r>
-        <w:t>Aquifer Open Study Notes</w:t>
+        <w:t>Study Notes (Tyndale)</w:t>
       </w:r>
     </w:p>
     <w:p>
@@ -55,6 +64,51 @@
           <w:headerReference w:type="even" r:id="rId8"/>
           <w:headerReference w:type="default" r:id="rId9"/>
           <w:footerReference w:type="default" r:id="rId10"/>
+          <w:footnotePr>
+            <w:numRestart w:val="eachSect"/>
+          </w:footnotePr>
+          <w:type w:val="continuous"/>
+          <w:pgSz w:w="12240" w:h="15840" w:code="1"/>
+          <w:pgMar w:top="1440" w:right="1440" w:bottom="1440" w:left="1440" w:header="504" w:footer="504" w:gutter="0"/>
+          <w:cols w:space="708"/>
+          <w:titlePg/>
+          <w:docGrid w:linePitch="360"/>
+        </w:sectPr>
+      </w:pPr>
+    </w:p>
+    <w:p>
+      <w:r/>
+    </w:p>
+    <w:p>
+      <w:pPr>
+        <w:pStyle w:val="Heading2"/>
+      </w:pPr>
+      <w:r>
+        <w:t>AMO</w:t>
+      </w:r>
+      <w:r/>
+    </w:p>
+    <w:p>
+      <w:r/>
+      <w:r>
+        <w:rPr>
+          <w:i/>
+        </w:rPr>
+        <w:t>Amos 1:1, Amos 1:2, Amos 1:3, Amos 1:3–5, Amos 1:3–2.16, Amos 1:4, Amos 1:5, Amos 1:6, Amos 1:7, Amos 1:8, Amos 1:9, Amos 1:10, Amos 1:11, Amos 1:12, Amos 1:13, Amos 1:14, Amos 1:15, Amos 2:1, Amos 2:2–3, Amos 2:4, Amos 2:4–5, Amos 2:5, Amos 2:6, Amos 2:6–16, Amos 2:7, Amos 2:8, Amos 2:9, Amos 2:11–12, Amos 2:14–16, Amos 2:15, Amos 2:16, Amos 3:1, Amos 3:1–2, Amos 3:1–5.17, Amos 3:2, Amos 3:3, Amos 3:3–6, Amos 3:4, Amos 3:5, Amos 3:6, Amos 3:8, Amos 3:9, Amos 3:10, Amos 3:11, Amos 3:12, Amos 3:13, Amos 3:14, Amos 3:15, Amos 4:1, Amos 4:1–3, Amos 4:2, Amos 4:3, Amos 4:4, Amos 4:4–5, Amos 4:5, Amos 4:6–11, Amos 4:10, Amos 4:11, Amos 4:12, Amos 4:13, Amos 5:1, Amos 5:1–3, Amos 5:2, Amos 5:3, Amos 5:4, Amos 5:5, Amos 5:6, Amos 5:8–9, Amos 5:10, Amos 5:11, Amos 5:13, Amos 5:14, Amos 5:15, Amos 5:16, Amos 5:16–17, Amos 5:18, Amos 5:18–6.14, Amos 5:21–27, Amos 5:22, Amos 5:24, Amos 5:25, Amos 5:25–26, Amos 5:26–27, Amos 6:1, Amos 6:2, Amos 6:3, Amos 6:4, Amos 6:5–6, Amos 6:6, Amos 6:8, Amos 6:9–10, Amos 6:10, Amos 6:12, Amos 6:13, Amos 6:14, Amos 7:1, Amos 7:1–6, Amos 7:1–9.10, Amos 7:2, Amos 7:3–6, Amos 7:4, Amos 7:7–9, Amos 7:8, Amos 7:9, Amos 7:10–17, Amos 7:11, Amos 7:12, Amos 7:13, Amos 7:14, Amos 7:15, Amos 7:16, Amos 7:17, Amos 8:1, Amos 8:2, Amos 8:4–14, Amos 8:5, Amos 8:7, Amos 8:9, Amos 8:11–14, Amos 8:12, Amos 8:14, Amos 9:1, Amos 9:2, Amos 9:2–4, Amos 9:3, Amos 9:5–6, Amos 9:7, Amos 9:8, Amos 9:9–10, Amos 9:11–12, Amos 9:11–15, Amos 9:12, Amos 9:13, Amos 9:13–15, Amos 9:14–15</w:t>
+      </w:r>
+      <w:r/>
+    </w:p>
+    <w:p>
+      <w:r/>
+      <w:r>
+        <w:t xml:space="preserve"> </w:t>
+      </w:r>
+      <w:r/>
+      <w:r/>
+    </w:p>
+    <w:p>
+      <w:pPr>
+        <w:sectPr>
           <w:footnotePr>
             <w:numRestart w:val="eachSect"/>
           </w:footnotePr>

--- a/eng/docx/30.content.docx
+++ b/eng/docx/30.content.docx
@@ -163,13 +163,6 @@
         <w:rPr>
           <w:lang w:val="en_US" w:bidi="en_US"/>
         </w:rPr>
-      </w:r>
-      <w:r>
-        <w:rPr>
-          <w:i/>
-          <w:lang w:val="en_US" w:bidi="en_US"/>
-        </w:rPr>
-        <w:t>Amos 1:1, Amos 1:2, Amos 1:3, Amos 1:3–5, Amos 1:3–2.16, Amos 1:4, Amos 1:5, Amos 1:6, Amos 1:7, Amos 1:8, Amos 1:9, Amos 1:10, Amos 1:11, Amos 1:12, Amos 1:13, Amos 1:14, Amos 1:15, Amos 2:1, Amos 2:2–3, Amos 2:4, Amos 2:4–5, Amos 2:5, Amos 2:6, Amos 2:6–16, Amos 2:7, Amos 2:8, Amos 2:9, Amos 2:11–12, Amos 2:14–16, Amos 2:15, Amos 2:16, Amos 3:1, Amos 3:1–2, Amos 3:1–5.17, Amos 3:2, Amos 3:3, Amos 3:3–6, Amos 3:4, Amos 3:5, Amos 3:6, Amos 3:8, Amos 3:9, Amos 3:10, Amos 3:11, Amos 3:12, Amos 3:13, Amos 3:14, Amos 3:15, Amos 4:1, Amos 4:1–3, Amos 4:2, Amos 4:3, Amos 4:4, Amos 4:4–5, Amos 4:5, Amos 4:6–11, Amos 4:10, Amos 4:11, Amos 4:12, Amos 4:13, Amos 5:1, Amos 5:1–3, Amos 5:2, Amos 5:3, Amos 5:4, Amos 5:5, Amos 5:6, Amos 5:8–9, Amos 5:10, Amos 5:11, Amos 5:13, Amos 5:14, Amos 5:15, Amos 5:16, Amos 5:16–17, Amos 5:18, Amos 5:18–6.14, Amos 5:21–27, Amos 5:22, Amos 5:24, Amos 5:25, Amos 5:25–26, Amos 5:26–27, Amos 6:1, Amos 6:2, Amos 6:3, Amos 6:4, Amos 6:5–6, Amos 6:6, Amos 6:8, Amos 6:9–10, Amos 6:10, Amos 6:12, Amos 6:13, Amos 6:14, Amos 7:1, Amos 7:1–6, Amos 7:1–9.10, Amos 7:2, Amos 7:3–6, Amos 7:4, Amos 7:7–9, Amos 7:8, Amos 7:9, Amos 7:10–17, Amos 7:11, Amos 7:12, Amos 7:13, Amos 7:14, Amos 7:15, Amos 7:16, Amos 7:17, Amos 8:1, Amos 8:2, Amos 8:4–14, Amos 8:5, Amos 8:7, Amos 8:9, Amos 8:11–14, Amos 8:12, Amos 8:14, Amos 9:1, Amos 9:2, Amos 9:2–4, Amos 9:3, Amos 9:5–6, Amos 9:7, Amos 9:8, Amos 9:9–10, Amos 9:11–12, Amos 9:11–15, Amos 9:12, Amos 9:13, Amos 9:13–15, Amos 9:14–15</w:t>
       </w:r>
       <w:r>
         <w:rPr>

--- a/eng/docx/30.content.docx
+++ b/eng/docx/30.content.docx
@@ -19,7 +19,7 @@
         <w:rPr>
           <w:lang w:val="en_US" w:bidi="en_US"/>
         </w:rPr>
-        <w:t>Resource: Study Notes (Tyndale)</w:t>
+        <w:t>Resource: Tyndale Open Study Notes</w:t>
       </w:r>
       <w:r>
         <w:rPr>
@@ -112,7 +112,7 @@
         <w:rPr>
           <w:lang w:val="en_US" w:bidi="en_US"/>
         </w:rPr>
-        <w:t>Study Notes (Tyndale)</w:t>
+        <w:t>Tyndale Open Study Notes</w:t>
       </w:r>
     </w:p>
     <w:p>

--- a/eng/docx/30.content.docx
+++ b/eng/docx/30.content.docx
@@ -10135,33 +10135,7 @@
         <w:rPr>
           <w:lang w:val="en_US" w:bidi="en_US"/>
         </w:rPr>
-        <w:t xml:space="preserve">) relates to a verb meaning </w:t>
-      </w:r>
-      <w:r>
-        <w:rPr>
-          <w:i/>
-          <w:lang w:val="en_US" w:bidi="en_US"/>
-        </w:rPr>
-        <w:t>sprinkle</w:t>
-      </w:r>
-      <w:r>
-        <w:rPr>
-          <w:lang w:val="en_US" w:bidi="en_US"/>
-        </w:rPr>
-        <w:t xml:space="preserve"> or </w:t>
-      </w:r>
-      <w:r>
-        <w:rPr>
-          <w:i/>
-          <w:lang w:val="en_US" w:bidi="en_US"/>
-        </w:rPr>
-        <w:t>splash</w:t>
-      </w:r>
-      <w:r>
-        <w:rPr>
-          <w:lang w:val="en_US" w:bidi="en_US"/>
-        </w:rPr>
-        <w:t xml:space="preserve"> (Hebrew </w:t>
+        <w:t xml:space="preserve">) is related to a verb meaning "sprinkle" or "splash" (Hebrew </w:t>
       </w:r>
       <w:r>
         <w:rPr>

--- a/eng/docx/30.content.docx
+++ b/eng/docx/30.content.docx
@@ -658,7 +658,7 @@
         <w:rPr>
           <w:lang w:val="en_US" w:bidi="en_US"/>
         </w:rPr>
-        <w:t>This message speaks about judgment on the Day of the LORD (the time when God acts to judge and restore).</w:t>
+        <w:t>This message speaks about judgment on the day of the Lord (the time when God acts to judge and restore).</w:t>
       </w:r>
     </w:p>
     <w:p>
@@ -8910,7 +8910,7 @@
         <w:rPr>
           <w:lang w:val="en_US" w:bidi="en_US"/>
         </w:rPr>
-        <w:t xml:space="preserve">In the Old Testament, the Day of the LORD (see </w:t>
+        <w:t xml:space="preserve">In the Old Testament, the day of the Lord (see </w:t>
       </w:r>
       <w:hyperlink r:id="rId190">
         <w:r>
@@ -9018,7 +9018,14 @@
         <w:rPr>
           <w:lang w:val="en_US" w:bidi="en_US"/>
         </w:rPr>
-        <w:t>), God would save them. However, because the Israelites had been wicked, the day of the Lord would bring darkness, not light. Assyria conquered the northern kingdom in 722 BC (</w:t>
+        <w:t xml:space="preserve">), God would save them. </w:t>
+        <w:br/>
+      </w:r>
+      <w:r>
+        <w:rPr>
+          <w:lang w:val="en_US" w:bidi="en_US"/>
+        </w:rPr>
+        <w:t>However, because the Israelites had been wicked, the day of the Lord would bring darkness, not light. Assyria conquered the northern kingdom in 722 BC (</w:t>
       </w:r>
       <w:hyperlink r:id="rId195">
         <w:r>
@@ -13157,7 +13164,7 @@
         <w:rPr>
           <w:lang w:val="en_US" w:bidi="en_US"/>
         </w:rPr>
-        <w:t xml:space="preserve">The Day of the LORD would bring a complete reversal of the created order. The world would seem to fall back into chaos, as if creation itself were being undone. </w:t>
+        <w:t xml:space="preserve">The day of the Lord would bring a complete reversal of the created order. The world would seem to fall back into chaos, as if creation itself were being undone. </w:t>
       </w:r>
     </w:p>
     <w:p>

--- a/eng/docx/30.content.docx
+++ b/eng/docx/30.content.docx
@@ -19,7 +19,7 @@
         <w:rPr>
           <w:lang w:val="en_US" w:bidi="en_US"/>
         </w:rPr>
-        <w:t>Resource: Tyndale Open Study Notes</w:t>
+        <w:t>Resource: Aquifer Open Study Notes</w:t>
       </w:r>
       <w:r>
         <w:rPr>
@@ -112,7 +112,7 @@
         <w:rPr>
           <w:lang w:val="en_US" w:bidi="en_US"/>
         </w:rPr>
-        <w:t>Tyndale Open Study Notes</w:t>
+        <w:t>Aquifer Open Study Notes</w:t>
       </w:r>
     </w:p>
     <w:p>

--- a/eng/docx/30.content.docx
+++ b/eng/docx/30.content.docx
@@ -244,36 +244,24 @@
         </w:rPr>
         <w:t>: This is the usual way to introduce a prophetic message (</w:t>
       </w:r>
-      <w:hyperlink r:id="rId13">
-        <w:r>
-          <w:rPr>
-            <w:lang w:val="en_US" w:bidi="en_US"/>
-          </w:rPr>
-          <w:rPr>
-            <w:color w:val="0000EE"/>
-            <w:u w:val="single"/>
-          </w:rPr>
-          <w:t>Jeremiah 1:1</w:t>
-        </w:r>
-      </w:hyperlink>
+      <w:r>
+        <w:rPr>
+          <w:lang w:val="en_US" w:bidi="en_US"/>
+        </w:rPr>
+        <w:t>Jeremiah 1:1</w:t>
+      </w:r>
       <w:r>
         <w:rPr>
           <w:lang w:val="en_US" w:bidi="en_US"/>
         </w:rPr>
         <w:t xml:space="preserve">; see also </w:t>
       </w:r>
-      <w:hyperlink r:id="rId14">
-        <w:r>
-          <w:rPr>
-            <w:lang w:val="en_US" w:bidi="en_US"/>
-          </w:rPr>
-          <w:rPr>
-            <w:color w:val="0000EE"/>
-            <w:u w:val="single"/>
-          </w:rPr>
-          <w:t>Haggai 1:12</w:t>
-        </w:r>
-      </w:hyperlink>
+      <w:r>
+        <w:rPr>
+          <w:lang w:val="en_US" w:bidi="en_US"/>
+        </w:rPr>
+        <w:t>Haggai 1:12</w:t>
+      </w:r>
       <w:r>
         <w:rPr>
           <w:lang w:val="en_US" w:bidi="en_US"/>
@@ -331,36 +319,24 @@
         </w:rPr>
         <w:t xml:space="preserve"> (</w:t>
       </w:r>
-      <w:hyperlink r:id="rId15">
-        <w:r>
-          <w:rPr>
-            <w:lang w:val="en_US" w:bidi="en_US"/>
-          </w:rPr>
-          <w:rPr>
-            <w:color w:val="0000EE"/>
-            <w:u w:val="single"/>
-          </w:rPr>
-          <w:t>2 Kings 3:4</w:t>
-        </w:r>
-      </w:hyperlink>
+      <w:r>
+        <w:rPr>
+          <w:lang w:val="en_US" w:bidi="en_US"/>
+        </w:rPr>
+        <w:t>2 Kings 3:4</w:t>
+      </w:r>
       <w:r>
         <w:rPr>
           <w:lang w:val="en_US" w:bidi="en_US"/>
         </w:rPr>
         <w:t xml:space="preserve">). Amos uses a different Hebrew word for his job in </w:t>
       </w:r>
-      <w:hyperlink r:id="rId16">
-        <w:r>
-          <w:rPr>
-            <w:lang w:val="en_US" w:bidi="en_US"/>
-          </w:rPr>
-          <w:rPr>
-            <w:color w:val="0000EE"/>
-            <w:u w:val="single"/>
-          </w:rPr>
-          <w:t>Amos 7:14</w:t>
-        </w:r>
-      </w:hyperlink>
+      <w:r>
+        <w:rPr>
+          <w:lang w:val="en_US" w:bidi="en_US"/>
+        </w:rPr>
+        <w:t>Amos 7:14</w:t>
+      </w:r>
       <w:r>
         <w:rPr>
           <w:lang w:val="en_US" w:bidi="en_US"/>
@@ -410,18 +386,12 @@
         </w:rPr>
         <w:t xml:space="preserve">Amos received this message through visions, that is, through God’s direct revelation (see </w:t>
       </w:r>
-      <w:hyperlink r:id="rId17">
-        <w:r>
-          <w:rPr>
-            <w:lang w:val="en_US" w:bidi="en_US"/>
-          </w:rPr>
-          <w:rPr>
-            <w:color w:val="0000EE"/>
-            <w:u w:val="single"/>
-          </w:rPr>
-          <w:t>Isaiah 1:1</w:t>
-        </w:r>
-      </w:hyperlink>
+      <w:r>
+        <w:rPr>
+          <w:lang w:val="en_US" w:bidi="en_US"/>
+        </w:rPr>
+        <w:t>Isaiah 1:1</w:t>
+      </w:r>
       <w:r>
         <w:rPr>
           <w:lang w:val="en_US" w:bidi="en_US"/>
@@ -446,126 +416,84 @@
         </w:rPr>
         <w:t>Amos describes the earthquake during Uzziah's reign (</w:t>
       </w:r>
-      <w:hyperlink r:id="rId18">
-        <w:r>
-          <w:rPr>
-            <w:lang w:val="en_US" w:bidi="en_US"/>
-          </w:rPr>
-          <w:rPr>
-            <w:color w:val="0000EE"/>
-            <w:u w:val="single"/>
-          </w:rPr>
-          <w:t>Zechariah 14:5</w:t>
-        </w:r>
-      </w:hyperlink>
+      <w:r>
+        <w:rPr>
+          <w:lang w:val="en_US" w:bidi="en_US"/>
+        </w:rPr>
+        <w:t>Zechariah 14:5</w:t>
+      </w:r>
       <w:r>
         <w:rPr>
           <w:lang w:val="en_US" w:bidi="en_US"/>
         </w:rPr>
         <w:t>) as an act of God's judgment (</w:t>
       </w:r>
-      <w:hyperlink r:id="rId19">
-        <w:r>
-          <w:rPr>
-            <w:lang w:val="en_US" w:bidi="en_US"/>
-          </w:rPr>
-          <w:rPr>
-            <w:color w:val="0000EE"/>
-            <w:u w:val="single"/>
-          </w:rPr>
-          <w:t>Amos 3:14–15</w:t>
-        </w:r>
-      </w:hyperlink>
+      <w:r>
+        <w:rPr>
+          <w:lang w:val="en_US" w:bidi="en_US"/>
+        </w:rPr>
+        <w:t>Amos 3:14–15</w:t>
+      </w:r>
       <w:r>
         <w:rPr>
           <w:lang w:val="en_US" w:bidi="en_US"/>
         </w:rPr>
         <w:t xml:space="preserve">; </w:t>
       </w:r>
-      <w:hyperlink r:id="rId20">
-        <w:r>
-          <w:rPr>
-            <w:lang w:val="en_US" w:bidi="en_US"/>
-          </w:rPr>
-          <w:rPr>
-            <w:color w:val="0000EE"/>
-            <w:u w:val="single"/>
-          </w:rPr>
-          <w:t>6:11</w:t>
-        </w:r>
-      </w:hyperlink>
+      <w:r>
+        <w:rPr>
+          <w:lang w:val="en_US" w:bidi="en_US"/>
+        </w:rPr>
+        <w:t>6:11</w:t>
+      </w:r>
       <w:r>
         <w:rPr>
           <w:lang w:val="en_US" w:bidi="en_US"/>
         </w:rPr>
         <w:t xml:space="preserve">, </w:t>
       </w:r>
-      <w:hyperlink r:id="rId21">
-        <w:r>
-          <w:rPr>
-            <w:lang w:val="en_US" w:bidi="en_US"/>
-          </w:rPr>
-          <w:rPr>
-            <w:color w:val="0000EE"/>
-            <w:u w:val="single"/>
-          </w:rPr>
-          <w:t>14</w:t>
-        </w:r>
-      </w:hyperlink>
+      <w:r>
+        <w:rPr>
+          <w:lang w:val="en_US" w:bidi="en_US"/>
+        </w:rPr>
+        <w:t>14</w:t>
+      </w:r>
       <w:r>
         <w:rPr>
           <w:lang w:val="en_US" w:bidi="en_US"/>
         </w:rPr>
         <w:t xml:space="preserve">; </w:t>
       </w:r>
-      <w:hyperlink r:id="rId22">
-        <w:r>
-          <w:rPr>
-            <w:lang w:val="en_US" w:bidi="en_US"/>
-          </w:rPr>
-          <w:rPr>
-            <w:color w:val="0000EE"/>
-            <w:u w:val="single"/>
-          </w:rPr>
-          <w:t>8:8</w:t>
-        </w:r>
-      </w:hyperlink>
+      <w:r>
+        <w:rPr>
+          <w:lang w:val="en_US" w:bidi="en_US"/>
+        </w:rPr>
+        <w:t>8:8</w:t>
+      </w:r>
       <w:r>
         <w:rPr>
           <w:lang w:val="en_US" w:bidi="en_US"/>
         </w:rPr>
         <w:t xml:space="preserve">; </w:t>
       </w:r>
-      <w:hyperlink r:id="rId23">
-        <w:r>
-          <w:rPr>
-            <w:lang w:val="en_US" w:bidi="en_US"/>
-          </w:rPr>
-          <w:rPr>
-            <w:color w:val="0000EE"/>
-            <w:u w:val="single"/>
-          </w:rPr>
-          <w:t>9:1</w:t>
-        </w:r>
-      </w:hyperlink>
+      <w:r>
+        <w:rPr>
+          <w:lang w:val="en_US" w:bidi="en_US"/>
+        </w:rPr>
+        <w:t>9:1</w:t>
+      </w:r>
       <w:r>
         <w:rPr>
           <w:lang w:val="en_US" w:bidi="en_US"/>
         </w:rPr>
         <w:t xml:space="preserve">, </w:t>
       </w:r>
-      <w:hyperlink r:id="rId24">
-        <w:r>
-          <w:rPr>
-            <w:lang w:val="en_US" w:bidi="en_US"/>
-          </w:rPr>
-          <w:rPr>
-            <w:color w:val="0000EE"/>
-            <w:u w:val="single"/>
-          </w:rPr>
-          <w:t>9</w:t>
-        </w:r>
-      </w:hyperlink>
+      <w:r>
+        <w:rPr>
+          <w:lang w:val="en_US" w:bidi="en_US"/>
+        </w:rPr>
+        <w:t>9</w:t>
+      </w:r>
       <w:r>
         <w:rPr>
           <w:lang w:val="en_US" w:bidi="en_US"/>
@@ -786,36 +714,24 @@
         </w:rPr>
         <w:t>: Threshing grain was the process of separating the grain heads from their husks. People did this by pulling wooden sledges with sharp edges over the cut grain (</w:t>
       </w:r>
-      <w:hyperlink r:id="rId25">
-        <w:r>
-          <w:rPr>
-            <w:lang w:val="en_US" w:bidi="en_US"/>
-          </w:rPr>
-          <w:rPr>
-            <w:color w:val="0000EE"/>
-            <w:u w:val="single"/>
-          </w:rPr>
-          <w:t>Isaiah 41:15</w:t>
-        </w:r>
-      </w:hyperlink>
+      <w:r>
+        <w:rPr>
+          <w:lang w:val="en_US" w:bidi="en_US"/>
+        </w:rPr>
+        <w:t>Isaiah 41:15</w:t>
+      </w:r>
       <w:r>
         <w:rPr>
           <w:lang w:val="en_US" w:bidi="en_US"/>
         </w:rPr>
         <w:t xml:space="preserve">; see </w:t>
       </w:r>
-      <w:hyperlink r:id="rId26">
-        <w:r>
-          <w:rPr>
-            <w:lang w:val="en_US" w:bidi="en_US"/>
-          </w:rPr>
-          <w:rPr>
-            <w:color w:val="0000EE"/>
-            <w:u w:val="single"/>
-          </w:rPr>
-          <w:t>Micah 4:13</w:t>
-        </w:r>
-      </w:hyperlink>
+      <w:r>
+        <w:rPr>
+          <w:lang w:val="en_US" w:bidi="en_US"/>
+        </w:rPr>
+        <w:t>Micah 4:13</w:t>
+      </w:r>
       <w:r>
         <w:rPr>
           <w:lang w:val="en_US" w:bidi="en_US"/>
@@ -884,18 +800,12 @@
         </w:rPr>
         <w:t>By the time Ahab died in 853 BC, Damascus had taken Ramoth in Gilead (</w:t>
       </w:r>
-      <w:hyperlink r:id="rId27">
-        <w:r>
-          <w:rPr>
-            <w:lang w:val="en_US" w:bidi="en_US"/>
-          </w:rPr>
-          <w:rPr>
-            <w:color w:val="0000EE"/>
-            <w:u w:val="single"/>
-          </w:rPr>
-          <w:t>1 Kings 22:3</w:t>
-        </w:r>
-      </w:hyperlink>
+      <w:r>
+        <w:rPr>
+          <w:lang w:val="en_US" w:bidi="en_US"/>
+        </w:rPr>
+        <w:t>1 Kings 22:3</w:t>
+      </w:r>
       <w:r>
         <w:rPr>
           <w:lang w:val="en_US" w:bidi="en_US"/>
@@ -1009,108 +919,72 @@
         </w:rPr>
         <w:t xml:space="preserve">: In ancient times, invading armies often burned cities after they conquered them (see also </w:t>
       </w:r>
-      <w:hyperlink r:id="rId28">
-        <w:r>
-          <w:rPr>
-            <w:lang w:val="en_US" w:bidi="en_US"/>
-          </w:rPr>
-          <w:rPr>
-            <w:color w:val="0000EE"/>
-            <w:u w:val="single"/>
-          </w:rPr>
-          <w:t>Amos 1:7</w:t>
-        </w:r>
-      </w:hyperlink>
+      <w:r>
+        <w:rPr>
+          <w:lang w:val="en_US" w:bidi="en_US"/>
+        </w:rPr>
+        <w:t>Amos 1:7</w:t>
+      </w:r>
       <w:r>
         <w:rPr>
           <w:lang w:val="en_US" w:bidi="en_US"/>
         </w:rPr>
         <w:t xml:space="preserve">, </w:t>
       </w:r>
-      <w:hyperlink r:id="rId29">
-        <w:r>
-          <w:rPr>
-            <w:lang w:val="en_US" w:bidi="en_US"/>
-          </w:rPr>
-          <w:rPr>
-            <w:color w:val="0000EE"/>
-            <w:u w:val="single"/>
-          </w:rPr>
-          <w:t>10</w:t>
-        </w:r>
-      </w:hyperlink>
+      <w:r>
+        <w:rPr>
+          <w:lang w:val="en_US" w:bidi="en_US"/>
+        </w:rPr>
+        <w:t>10</w:t>
+      </w:r>
       <w:r>
         <w:rPr>
           <w:lang w:val="en_US" w:bidi="en_US"/>
         </w:rPr>
         <w:t xml:space="preserve">, </w:t>
       </w:r>
-      <w:hyperlink r:id="rId30">
-        <w:r>
-          <w:rPr>
-            <w:lang w:val="en_US" w:bidi="en_US"/>
-          </w:rPr>
-          <w:rPr>
-            <w:color w:val="0000EE"/>
-            <w:u w:val="single"/>
-          </w:rPr>
-          <w:t>12</w:t>
-        </w:r>
-      </w:hyperlink>
+      <w:r>
+        <w:rPr>
+          <w:lang w:val="en_US" w:bidi="en_US"/>
+        </w:rPr>
+        <w:t>12</w:t>
+      </w:r>
       <w:r>
         <w:rPr>
           <w:lang w:val="en_US" w:bidi="en_US"/>
         </w:rPr>
         <w:t xml:space="preserve">, </w:t>
       </w:r>
-      <w:hyperlink r:id="rId31">
-        <w:r>
-          <w:rPr>
-            <w:lang w:val="en_US" w:bidi="en_US"/>
-          </w:rPr>
-          <w:rPr>
-            <w:color w:val="0000EE"/>
-            <w:u w:val="single"/>
-          </w:rPr>
-          <w:t>14</w:t>
-        </w:r>
-      </w:hyperlink>
+      <w:r>
+        <w:rPr>
+          <w:lang w:val="en_US" w:bidi="en_US"/>
+        </w:rPr>
+        <w:t>14</w:t>
+      </w:r>
       <w:r>
         <w:rPr>
           <w:lang w:val="en_US" w:bidi="en_US"/>
         </w:rPr>
         <w:t xml:space="preserve">; </w:t>
       </w:r>
-      <w:hyperlink r:id="rId32">
-        <w:r>
-          <w:rPr>
-            <w:lang w:val="en_US" w:bidi="en_US"/>
-          </w:rPr>
-          <w:rPr>
-            <w:color w:val="0000EE"/>
-            <w:u w:val="single"/>
-          </w:rPr>
-          <w:t>2:2</w:t>
-        </w:r>
-      </w:hyperlink>
+      <w:r>
+        <w:rPr>
+          <w:lang w:val="en_US" w:bidi="en_US"/>
+        </w:rPr>
+        <w:t>2:2</w:t>
+      </w:r>
       <w:r>
         <w:rPr>
           <w:lang w:val="en_US" w:bidi="en_US"/>
         </w:rPr>
         <w:t xml:space="preserve">, </w:t>
       </w:r>
-      <w:hyperlink r:id="rId33">
-        <w:r>
-          <w:rPr>
-            <w:lang w:val="en_US" w:bidi="en_US"/>
-          </w:rPr>
-          <w:rPr>
-            <w:color w:val="0000EE"/>
-            <w:u w:val="single"/>
-          </w:rPr>
-          <w:t>5</w:t>
-        </w:r>
-      </w:hyperlink>
+      <w:r>
+        <w:rPr>
+          <w:lang w:val="en_US" w:bidi="en_US"/>
+        </w:rPr>
+        <w:t>5</w:t>
+      </w:r>
       <w:r>
         <w:rPr>
           <w:lang w:val="en_US" w:bidi="en_US"/>
@@ -1200,36 +1074,24 @@
         </w:rPr>
         <w:t xml:space="preserve"> (</w:t>
       </w:r>
-      <w:hyperlink r:id="rId34">
-        <w:r>
-          <w:rPr>
-            <w:lang w:val="en_US" w:bidi="en_US"/>
-          </w:rPr>
-          <w:rPr>
-            <w:color w:val="0000EE"/>
-            <w:u w:val="single"/>
-          </w:rPr>
-          <w:t>2 Kings 19:12</w:t>
-        </w:r>
-      </w:hyperlink>
+      <w:r>
+        <w:rPr>
+          <w:lang w:val="en_US" w:bidi="en_US"/>
+        </w:rPr>
+        <w:t>2 Kings 19:12</w:t>
+      </w:r>
       <w:r>
         <w:rPr>
           <w:lang w:val="en_US" w:bidi="en_US"/>
         </w:rPr>
         <w:t xml:space="preserve">; </w:t>
       </w:r>
-      <w:hyperlink r:id="rId35">
-        <w:r>
-          <w:rPr>
-            <w:lang w:val="en_US" w:bidi="en_US"/>
-          </w:rPr>
-          <w:rPr>
-            <w:color w:val="0000EE"/>
-            <w:u w:val="single"/>
-          </w:rPr>
-          <w:t>Ezekiel 27:23</w:t>
-        </w:r>
-      </w:hyperlink>
+      <w:r>
+        <w:rPr>
+          <w:lang w:val="en_US" w:bidi="en_US"/>
+        </w:rPr>
+        <w:t>Ezekiel 27:23</w:t>
+      </w:r>
       <w:r>
         <w:rPr>
           <w:lang w:val="en_US" w:bidi="en_US"/>
@@ -1254,54 +1116,36 @@
         </w:rPr>
         <w:t>The Arameans originally came from Kir (</w:t>
       </w:r>
-      <w:hyperlink r:id="rId36">
-        <w:r>
-          <w:rPr>
-            <w:lang w:val="en_US" w:bidi="en_US"/>
-          </w:rPr>
-          <w:rPr>
-            <w:color w:val="0000EE"/>
-            <w:u w:val="single"/>
-          </w:rPr>
-          <w:t>Amos 9:7</w:t>
-        </w:r>
-      </w:hyperlink>
+      <w:r>
+        <w:rPr>
+          <w:lang w:val="en_US" w:bidi="en_US"/>
+        </w:rPr>
+        <w:t>Amos 9:7</w:t>
+      </w:r>
       <w:r>
         <w:rPr>
           <w:lang w:val="en_US" w:bidi="en_US"/>
         </w:rPr>
         <w:t>), probably in southern Babylonia. When Damascus fell, Assyria forced the Arameans to return to Kir (</w:t>
       </w:r>
-      <w:hyperlink r:id="rId37">
-        <w:r>
-          <w:rPr>
-            <w:lang w:val="en_US" w:bidi="en_US"/>
-          </w:rPr>
-          <w:rPr>
-            <w:color w:val="0000EE"/>
-            <w:u w:val="single"/>
-          </w:rPr>
-          <w:t>2 Kings 16:9</w:t>
-        </w:r>
-      </w:hyperlink>
+      <w:r>
+        <w:rPr>
+          <w:lang w:val="en_US" w:bidi="en_US"/>
+        </w:rPr>
+        <w:t>2 Kings 16:9</w:t>
+      </w:r>
       <w:r>
         <w:rPr>
           <w:lang w:val="en_US" w:bidi="en_US"/>
         </w:rPr>
         <w:t xml:space="preserve">). Just as Egypt symbolized captivity for Israel (see </w:t>
       </w:r>
-      <w:hyperlink r:id="rId38">
-        <w:r>
-          <w:rPr>
-            <w:lang w:val="en_US" w:bidi="en_US"/>
-          </w:rPr>
-          <w:rPr>
-            <w:color w:val="0000EE"/>
-            <w:u w:val="single"/>
-          </w:rPr>
-          <w:t>Deuteronomy 28:68</w:t>
-        </w:r>
-      </w:hyperlink>
+      <w:r>
+        <w:rPr>
+          <w:lang w:val="en_US" w:bidi="en_US"/>
+        </w:rPr>
+        <w:t>Deuteronomy 28:68</w:t>
+      </w:r>
       <w:r>
         <w:rPr>
           <w:lang w:val="en_US" w:bidi="en_US"/>
@@ -1411,18 +1255,12 @@
         </w:rPr>
         <w:t>: Uzziah defeated Philistia (</w:t>
       </w:r>
-      <w:hyperlink r:id="rId39">
-        <w:r>
-          <w:rPr>
-            <w:lang w:val="en_US" w:bidi="en_US"/>
-          </w:rPr>
-          <w:rPr>
-            <w:color w:val="0000EE"/>
-            <w:u w:val="single"/>
-          </w:rPr>
-          <w:t>2 Chronicles 26:6</w:t>
-        </w:r>
-      </w:hyperlink>
+      <w:r>
+        <w:rPr>
+          <w:lang w:val="en_US" w:bidi="en_US"/>
+        </w:rPr>
+        <w:t>2 Chronicles 26:6</w:t>
+      </w:r>
       <w:r>
         <w:rPr>
           <w:lang w:val="en_US" w:bidi="en_US"/>
@@ -1481,36 +1319,24 @@
         </w:rPr>
         <w:t>The Philistine cities of Ashdod and Ashkelon were located on or near the coast, while Ekron was inland. Gath is not mentioned here because Hazael had conquered it earlier (</w:t>
       </w:r>
-      <w:hyperlink r:id="rId40">
-        <w:r>
-          <w:rPr>
-            <w:lang w:val="en_US" w:bidi="en_US"/>
-          </w:rPr>
-          <w:rPr>
-            <w:color w:val="0000EE"/>
-            <w:u w:val="single"/>
-          </w:rPr>
-          <w:t>2 Kings 12:17</w:t>
-        </w:r>
-      </w:hyperlink>
+      <w:r>
+        <w:rPr>
+          <w:lang w:val="en_US" w:bidi="en_US"/>
+        </w:rPr>
+        <w:t>2 Kings 12:17</w:t>
+      </w:r>
       <w:r>
         <w:rPr>
           <w:lang w:val="en_US" w:bidi="en_US"/>
         </w:rPr>
         <w:t>), followed by Uzziah (</w:t>
       </w:r>
-      <w:hyperlink r:id="rId39">
-        <w:r>
-          <w:rPr>
-            <w:lang w:val="en_US" w:bidi="en_US"/>
-          </w:rPr>
-          <w:rPr>
-            <w:color w:val="0000EE"/>
-            <w:u w:val="single"/>
-          </w:rPr>
-          <w:t>2 Chronicles 26:6</w:t>
-        </w:r>
-      </w:hyperlink>
+      <w:r>
+        <w:rPr>
+          <w:lang w:val="en_US" w:bidi="en_US"/>
+        </w:rPr>
+        <w:t>2 Chronicles 26:6</w:t>
+      </w:r>
       <w:r>
         <w:rPr>
           <w:lang w:val="en_US" w:bidi="en_US"/>
@@ -1548,18 +1374,12 @@
         </w:rPr>
         <w:t xml:space="preserve"> They kept their ethnic identity during the Assyrian period, but this distinction disappeared by the time of the Persians (</w:t>
       </w:r>
-      <w:hyperlink r:id="rId41">
-        <w:r>
-          <w:rPr>
-            <w:lang w:val="en_US" w:bidi="en_US"/>
-          </w:rPr>
-          <w:rPr>
-            <w:color w:val="0000EE"/>
-            <w:u w:val="single"/>
-          </w:rPr>
-          <w:t>Zechariah 9:5–7</w:t>
-        </w:r>
-      </w:hyperlink>
+      <w:r>
+        <w:rPr>
+          <w:lang w:val="en_US" w:bidi="en_US"/>
+        </w:rPr>
+        <w:t>Zechariah 9:5–7</w:t>
+      </w:r>
       <w:r>
         <w:rPr>
           <w:lang w:val="en_US" w:bidi="en_US"/>
@@ -1636,108 +1456,72 @@
         </w:rPr>
         <w:t>Tyre's crime, like Philistia's (</w:t>
       </w:r>
-      <w:hyperlink r:id="rId42">
-        <w:r>
-          <w:rPr>
-            <w:lang w:val="en_US" w:bidi="en_US"/>
-          </w:rPr>
-          <w:rPr>
-            <w:color w:val="0000EE"/>
-            <w:u w:val="single"/>
-          </w:rPr>
-          <w:t>Amos 1:6–8</w:t>
-        </w:r>
-      </w:hyperlink>
+      <w:r>
+        <w:rPr>
+          <w:lang w:val="en_US" w:bidi="en_US"/>
+        </w:rPr>
+        <w:t>Amos 1:6–8</w:t>
+      </w:r>
       <w:r>
         <w:rPr>
           <w:lang w:val="en_US" w:bidi="en_US"/>
         </w:rPr>
         <w:t xml:space="preserve">), was selling entire villages of Israelite captives to the Edomites as slaves. This captivity was more painful due to a sense of betrayal (see </w:t>
       </w:r>
-      <w:hyperlink r:id="rId43">
-        <w:r>
-          <w:rPr>
-            <w:lang w:val="en_US" w:bidi="en_US"/>
-          </w:rPr>
-          <w:rPr>
-            <w:color w:val="0000EE"/>
-            <w:u w:val="single"/>
-          </w:rPr>
-          <w:t>2 Samuel 5:11</w:t>
-        </w:r>
-      </w:hyperlink>
+      <w:r>
+        <w:rPr>
+          <w:lang w:val="en_US" w:bidi="en_US"/>
+        </w:rPr>
+        <w:t>2 Samuel 5:11</w:t>
+      </w:r>
       <w:r>
         <w:rPr>
           <w:lang w:val="en_US" w:bidi="en_US"/>
         </w:rPr>
         <w:t xml:space="preserve">; </w:t>
       </w:r>
-      <w:hyperlink r:id="rId44">
-        <w:r>
-          <w:rPr>
-            <w:lang w:val="en_US" w:bidi="en_US"/>
-          </w:rPr>
-          <w:rPr>
-            <w:color w:val="0000EE"/>
-            <w:u w:val="single"/>
-          </w:rPr>
-          <w:t>1 Kings 5:1</w:t>
-        </w:r>
-      </w:hyperlink>
+      <w:r>
+        <w:rPr>
+          <w:lang w:val="en_US" w:bidi="en_US"/>
+        </w:rPr>
+        <w:t>1 Kings 5:1</w:t>
+      </w:r>
       <w:r>
         <w:rPr>
           <w:lang w:val="en_US" w:bidi="en_US"/>
         </w:rPr>
         <w:t xml:space="preserve">, </w:t>
       </w:r>
-      <w:hyperlink r:id="rId45">
-        <w:r>
-          <w:rPr>
-            <w:lang w:val="en_US" w:bidi="en_US"/>
-          </w:rPr>
-          <w:rPr>
-            <w:color w:val="0000EE"/>
-            <w:u w:val="single"/>
-          </w:rPr>
-          <w:t>11</w:t>
-        </w:r>
-      </w:hyperlink>
+      <w:r>
+        <w:rPr>
+          <w:lang w:val="en_US" w:bidi="en_US"/>
+        </w:rPr>
+        <w:t>11</w:t>
+      </w:r>
       <w:r>
         <w:rPr>
           <w:lang w:val="en_US" w:bidi="en_US"/>
         </w:rPr>
         <w:t xml:space="preserve">; </w:t>
       </w:r>
-      <w:hyperlink r:id="rId46">
-        <w:r>
-          <w:rPr>
-            <w:lang w:val="en_US" w:bidi="en_US"/>
-          </w:rPr>
-          <w:rPr>
-            <w:color w:val="0000EE"/>
-            <w:u w:val="single"/>
-          </w:rPr>
-          <w:t>16:30–31</w:t>
-        </w:r>
-      </w:hyperlink>
+      <w:r>
+        <w:rPr>
+          <w:lang w:val="en_US" w:bidi="en_US"/>
+        </w:rPr>
+        <w:t>16:30–31</w:t>
+      </w:r>
       <w:r>
         <w:rPr>
           <w:lang w:val="en_US" w:bidi="en_US"/>
         </w:rPr>
         <w:t>). Tyre was known for its reputation of "anything is for sale." Isaiah described the city as a prostitute selling her goods (</w:t>
       </w:r>
-      <w:hyperlink r:id="rId47">
-        <w:r>
-          <w:rPr>
-            <w:lang w:val="en_US" w:bidi="en_US"/>
-          </w:rPr>
-          <w:rPr>
-            <w:color w:val="0000EE"/>
-            <w:u w:val="single"/>
-          </w:rPr>
-          <w:t>Isaiah 23:15–17</w:t>
-        </w:r>
-      </w:hyperlink>
+      <w:r>
+        <w:rPr>
+          <w:lang w:val="en_US" w:bidi="en_US"/>
+        </w:rPr>
+        <w:t>Isaiah 23:15–17</w:t>
+      </w:r>
       <w:r>
         <w:rPr>
           <w:lang w:val="en_US" w:bidi="en_US"/>
@@ -1805,18 +1589,12 @@
         </w:rPr>
         <w:t xml:space="preserve"> The main part of Tyre was built on an island, making it almost impossible to capture (see </w:t>
       </w:r>
-      <w:hyperlink r:id="rId48">
-        <w:r>
-          <w:rPr>
-            <w:lang w:val="en_US" w:bidi="en_US"/>
-          </w:rPr>
-          <w:rPr>
-            <w:color w:val="0000EE"/>
-            <w:u w:val="single"/>
-          </w:rPr>
-          <w:t>Ezekiel 26:1–28:19</w:t>
-        </w:r>
-      </w:hyperlink>
+      <w:r>
+        <w:rPr>
+          <w:lang w:val="en_US" w:bidi="en_US"/>
+        </w:rPr>
+        <w:t>Ezekiel 26:1–28:19</w:t>
+      </w:r>
       <w:r>
         <w:rPr>
           <w:lang w:val="en_US" w:bidi="en_US"/>
@@ -1875,72 +1653,48 @@
         </w:rPr>
         <w:t xml:space="preserve">Edom was another betrayer (see </w:t>
       </w:r>
-      <w:hyperlink r:id="rId49">
-        <w:r>
-          <w:rPr>
-            <w:lang w:val="en_US" w:bidi="en_US"/>
-          </w:rPr>
-          <w:rPr>
-            <w:color w:val="0000EE"/>
-            <w:u w:val="single"/>
-          </w:rPr>
-          <w:t>Amos 1:9</w:t>
-        </w:r>
-      </w:hyperlink>
+      <w:r>
+        <w:rPr>
+          <w:lang w:val="en_US" w:bidi="en_US"/>
+        </w:rPr>
+        <w:t>Amos 1:9</w:t>
+      </w:r>
       <w:r>
         <w:rPr>
           <w:lang w:val="en_US" w:bidi="en_US"/>
         </w:rPr>
         <w:t xml:space="preserve">; </w:t>
       </w:r>
-      <w:hyperlink r:id="rId50">
-        <w:r>
-          <w:rPr>
-            <w:lang w:val="en_US" w:bidi="en_US"/>
-          </w:rPr>
-          <w:rPr>
-            <w:color w:val="0000EE"/>
-            <w:u w:val="single"/>
-          </w:rPr>
-          <w:t>Genesis 36</w:t>
-        </w:r>
-      </w:hyperlink>
+      <w:r>
+        <w:rPr>
+          <w:lang w:val="en_US" w:bidi="en_US"/>
+        </w:rPr>
+        <w:t>Genesis 36</w:t>
+      </w:r>
       <w:r>
         <w:rPr>
           <w:lang w:val="en_US" w:bidi="en_US"/>
         </w:rPr>
         <w:t xml:space="preserve">; see also </w:t>
       </w:r>
-      <w:hyperlink r:id="rId51">
-        <w:r>
-          <w:rPr>
-            <w:lang w:val="en_US" w:bidi="en_US"/>
-          </w:rPr>
-          <w:rPr>
-            <w:color w:val="0000EE"/>
-            <w:u w:val="single"/>
-          </w:rPr>
-          <w:t>Genesis 25:23–30</w:t>
-        </w:r>
-      </w:hyperlink>
+      <w:r>
+        <w:rPr>
+          <w:lang w:val="en_US" w:bidi="en_US"/>
+        </w:rPr>
+        <w:t>Genesis 25:23–30</w:t>
+      </w:r>
       <w:r>
         <w:rPr>
           <w:lang w:val="en_US" w:bidi="en_US"/>
         </w:rPr>
         <w:t xml:space="preserve">; </w:t>
       </w:r>
-      <w:hyperlink r:id="rId52">
-        <w:r>
-          <w:rPr>
-            <w:lang w:val="en_US" w:bidi="en_US"/>
-          </w:rPr>
-          <w:rPr>
-            <w:color w:val="0000EE"/>
-            <w:u w:val="single"/>
-          </w:rPr>
-          <w:t>27:39–40</w:t>
-        </w:r>
-      </w:hyperlink>
+      <w:r>
+        <w:rPr>
+          <w:lang w:val="en_US" w:bidi="en_US"/>
+        </w:rPr>
+        <w:t>27:39–40</w:t>
+      </w:r>
       <w:r>
         <w:rPr>
           <w:lang w:val="en_US" w:bidi="en_US"/>
@@ -1978,18 +1732,12 @@
         </w:rPr>
         <w:t xml:space="preserve"> refers to Edom’s close family relationship with Israel, since both peoples came from Isaac’s sons (see </w:t>
       </w:r>
-      <w:hyperlink r:id="rId53">
-        <w:r>
-          <w:rPr>
-            <w:lang w:val="en_US" w:bidi="en_US"/>
-          </w:rPr>
-          <w:rPr>
-            <w:color w:val="0000EE"/>
-            <w:u w:val="single"/>
-          </w:rPr>
-          <w:t>Genesis 25:25–30</w:t>
-        </w:r>
-      </w:hyperlink>
+      <w:r>
+        <w:rPr>
+          <w:lang w:val="en_US" w:bidi="en_US"/>
+        </w:rPr>
+        <w:t>Genesis 25:25–30</w:t>
+      </w:r>
       <w:r>
         <w:rPr>
           <w:lang w:val="en_US" w:bidi="en_US"/>
@@ -2009,18 +1757,12 @@
         </w:rPr>
         <w:t xml:space="preserve"> can also describe groups that are bound together by a treaty (see </w:t>
       </w:r>
-      <w:hyperlink r:id="rId49">
-        <w:r>
-          <w:rPr>
-            <w:lang w:val="en_US" w:bidi="en_US"/>
-          </w:rPr>
-          <w:rPr>
-            <w:color w:val="0000EE"/>
-            <w:u w:val="single"/>
-          </w:rPr>
-          <w:t>Amos 1:9</w:t>
-        </w:r>
-      </w:hyperlink>
+      <w:r>
+        <w:rPr>
+          <w:lang w:val="en_US" w:bidi="en_US"/>
+        </w:rPr>
+        <w:t>Amos 1:9</w:t>
+      </w:r>
       <w:r>
         <w:rPr>
           <w:lang w:val="en_US" w:bidi="en_US"/>
@@ -2034,36 +1776,24 @@
         </w:rPr>
         <w:t>In this passage, Edom’s guilt lies in its ongoing hostility toward Israel and Judah. Edom repeatedly attacked Israel’s borders and took advantage of times of weakness by raiding and stealing (</w:t>
       </w:r>
-      <w:hyperlink r:id="rId54">
-        <w:r>
-          <w:rPr>
-            <w:lang w:val="en_US" w:bidi="en_US"/>
-          </w:rPr>
-          <w:rPr>
-            <w:color w:val="0000EE"/>
-            <w:u w:val="single"/>
-          </w:rPr>
-          <w:t>Jeremiah 49:7–22</w:t>
-        </w:r>
-      </w:hyperlink>
+      <w:r>
+        <w:rPr>
+          <w:lang w:val="en_US" w:bidi="en_US"/>
+        </w:rPr>
+        <w:t>Jeremiah 49:7–22</w:t>
+      </w:r>
       <w:r>
         <w:rPr>
           <w:lang w:val="en_US" w:bidi="en_US"/>
         </w:rPr>
         <w:t xml:space="preserve">; </w:t>
       </w:r>
-      <w:hyperlink r:id="rId55">
-        <w:r>
-          <w:rPr>
-            <w:lang w:val="en_US" w:bidi="en_US"/>
-          </w:rPr>
-          <w:rPr>
-            <w:color w:val="0000EE"/>
-            <w:u w:val="single"/>
-          </w:rPr>
-          <w:t>Obadiah 1:1–9</w:t>
-        </w:r>
-      </w:hyperlink>
+      <w:r>
+        <w:rPr>
+          <w:lang w:val="en_US" w:bidi="en_US"/>
+        </w:rPr>
+        <w:t>Obadiah 1:1–9</w:t>
+      </w:r>
       <w:r>
         <w:rPr>
           <w:lang w:val="en_US" w:bidi="en_US"/>
@@ -2118,36 +1848,24 @@
         </w:rPr>
         <w:t xml:space="preserve">When Babylon destroyed the major cities of Teman and Bozrah, Edom lost its ability to continue fighting. Babylon conquered Edom shortly after Judah in 553 BC (see </w:t>
       </w:r>
-      <w:hyperlink r:id="rId56">
-        <w:r>
-          <w:rPr>
-            <w:lang w:val="en_US" w:bidi="en_US"/>
-          </w:rPr>
-          <w:rPr>
-            <w:color w:val="0000EE"/>
-            <w:u w:val="single"/>
-          </w:rPr>
-          <w:t>Jeremiah 27</w:t>
-        </w:r>
-      </w:hyperlink>
+      <w:r>
+        <w:rPr>
+          <w:lang w:val="en_US" w:bidi="en_US"/>
+        </w:rPr>
+        <w:t>Jeremiah 27</w:t>
+      </w:r>
       <w:r>
         <w:rPr>
           <w:lang w:val="en_US" w:bidi="en_US"/>
         </w:rPr>
         <w:t xml:space="preserve">; </w:t>
       </w:r>
-      <w:hyperlink r:id="rId54">
-        <w:r>
-          <w:rPr>
-            <w:lang w:val="en_US" w:bidi="en_US"/>
-          </w:rPr>
-          <w:rPr>
-            <w:color w:val="0000EE"/>
-            <w:u w:val="single"/>
-          </w:rPr>
-          <w:t>49:7–22</w:t>
-        </w:r>
-      </w:hyperlink>
+      <w:r>
+        <w:rPr>
+          <w:lang w:val="en_US" w:bidi="en_US"/>
+        </w:rPr>
+        <w:t>49:7–22</w:t>
+      </w:r>
       <w:r>
         <w:rPr>
           <w:lang w:val="en_US" w:bidi="en_US"/>
@@ -2218,54 +1936,36 @@
         </w:rPr>
         <w:t>Israel saw the people of Ammon as relatives who betrayed them. The Ammonites, like the Moabites (</w:t>
       </w:r>
-      <w:hyperlink r:id="rId57">
-        <w:r>
-          <w:rPr>
-            <w:lang w:val="en_US" w:bidi="en_US"/>
-          </w:rPr>
-          <w:rPr>
-            <w:color w:val="0000EE"/>
-            <w:u w:val="single"/>
-          </w:rPr>
-          <w:t>Amos 2:1</w:t>
-        </w:r>
-      </w:hyperlink>
+      <w:r>
+        <w:rPr>
+          <w:lang w:val="en_US" w:bidi="en_US"/>
+        </w:rPr>
+        <w:t>Amos 2:1</w:t>
+      </w:r>
       <w:r>
         <w:rPr>
           <w:lang w:val="en_US" w:bidi="en_US"/>
         </w:rPr>
         <w:t>), were descendants of Lot, Abraham’s nephew (</w:t>
       </w:r>
-      <w:hyperlink r:id="rId58">
-        <w:r>
-          <w:rPr>
-            <w:lang w:val="en_US" w:bidi="en_US"/>
-          </w:rPr>
-          <w:rPr>
-            <w:color w:val="0000EE"/>
-            <w:u w:val="single"/>
-          </w:rPr>
-          <w:t>Genesis 19:37–38</w:t>
-        </w:r>
-      </w:hyperlink>
+      <w:r>
+        <w:rPr>
+          <w:lang w:val="en_US" w:bidi="en_US"/>
+        </w:rPr>
+        <w:t>Genesis 19:37–38</w:t>
+      </w:r>
       <w:r>
         <w:rPr>
           <w:lang w:val="en_US" w:bidi="en_US"/>
         </w:rPr>
         <w:t xml:space="preserve">). Ammon was a constant threat to Gilead (see </w:t>
       </w:r>
-      <w:hyperlink r:id="rId59">
-        <w:r>
-          <w:rPr>
-            <w:lang w:val="en_US" w:bidi="en_US"/>
-          </w:rPr>
-          <w:rPr>
-            <w:color w:val="0000EE"/>
-            <w:u w:val="single"/>
-          </w:rPr>
-          <w:t>Judges 10:7–9</w:t>
-        </w:r>
-      </w:hyperlink>
+      <w:r>
+        <w:rPr>
+          <w:lang w:val="en_US" w:bidi="en_US"/>
+        </w:rPr>
+        <w:t>Judges 10:7–9</w:t>
+      </w:r>
       <w:r>
         <w:rPr>
           <w:lang w:val="en_US" w:bidi="en_US"/>
@@ -2290,180 +1990,120 @@
         </w:rPr>
         <w:t>In ancient times, conquering armies often harmed pregnant women (</w:t>
       </w:r>
-      <w:hyperlink r:id="rId60">
-        <w:r>
-          <w:rPr>
-            <w:lang w:val="en_US" w:bidi="en_US"/>
-          </w:rPr>
-          <w:rPr>
-            <w:color w:val="0000EE"/>
-            <w:u w:val="single"/>
-          </w:rPr>
-          <w:t>2 Kings 8:12</w:t>
-        </w:r>
-      </w:hyperlink>
+      <w:r>
+        <w:rPr>
+          <w:lang w:val="en_US" w:bidi="en_US"/>
+        </w:rPr>
+        <w:t>2 Kings 8:12</w:t>
+      </w:r>
       <w:r>
         <w:rPr>
           <w:lang w:val="en_US" w:bidi="en_US"/>
         </w:rPr>
         <w:t xml:space="preserve">; </w:t>
       </w:r>
-      <w:hyperlink r:id="rId61">
-        <w:r>
-          <w:rPr>
-            <w:lang w:val="en_US" w:bidi="en_US"/>
-          </w:rPr>
-          <w:rPr>
-            <w:color w:val="0000EE"/>
-            <w:u w:val="single"/>
-          </w:rPr>
-          <w:t>15:16</w:t>
-        </w:r>
-      </w:hyperlink>
+      <w:r>
+        <w:rPr>
+          <w:lang w:val="en_US" w:bidi="en_US"/>
+        </w:rPr>
+        <w:t>15:16</w:t>
+      </w:r>
       <w:r>
         <w:rPr>
           <w:lang w:val="en_US" w:bidi="en_US"/>
         </w:rPr>
         <w:t xml:space="preserve">; </w:t>
       </w:r>
-      <w:hyperlink r:id="rId62">
-        <w:r>
-          <w:rPr>
-            <w:lang w:val="en_US" w:bidi="en_US"/>
-          </w:rPr>
-          <w:rPr>
-            <w:color w:val="0000EE"/>
-            <w:u w:val="single"/>
-          </w:rPr>
-          <w:t>Hosea 13:16</w:t>
-        </w:r>
-      </w:hyperlink>
+      <w:r>
+        <w:rPr>
+          <w:lang w:val="en_US" w:bidi="en_US"/>
+        </w:rPr>
+        <w:t>Hosea 13:16</w:t>
+      </w:r>
       <w:r>
         <w:rPr>
           <w:lang w:val="en_US" w:bidi="en_US"/>
         </w:rPr>
         <w:t>). They also raped women and killed children in the towns they captured (</w:t>
       </w:r>
-      <w:hyperlink r:id="rId63">
-        <w:r>
-          <w:rPr>
-            <w:lang w:val="en_US" w:bidi="en_US"/>
-          </w:rPr>
-          <w:rPr>
-            <w:color w:val="0000EE"/>
-            <w:u w:val="single"/>
-          </w:rPr>
-          <w:t>Isaiah 13:16</w:t>
-        </w:r>
-      </w:hyperlink>
+      <w:r>
+        <w:rPr>
+          <w:lang w:val="en_US" w:bidi="en_US"/>
+        </w:rPr>
+        <w:t>Isaiah 13:16</w:t>
+      </w:r>
       <w:r>
         <w:rPr>
           <w:lang w:val="en_US" w:bidi="en_US"/>
         </w:rPr>
         <w:t xml:space="preserve">, </w:t>
       </w:r>
-      <w:hyperlink r:id="rId64">
-        <w:r>
-          <w:rPr>
-            <w:lang w:val="en_US" w:bidi="en_US"/>
-          </w:rPr>
-          <w:rPr>
-            <w:color w:val="0000EE"/>
-            <w:u w:val="single"/>
-          </w:rPr>
-          <w:t>18</w:t>
-        </w:r>
-      </w:hyperlink>
+      <w:r>
+        <w:rPr>
+          <w:lang w:val="en_US" w:bidi="en_US"/>
+        </w:rPr>
+        <w:t>18</w:t>
+      </w:r>
       <w:r>
         <w:rPr>
           <w:lang w:val="en_US" w:bidi="en_US"/>
         </w:rPr>
         <w:t xml:space="preserve">; </w:t>
       </w:r>
-      <w:hyperlink r:id="rId65">
-        <w:r>
-          <w:rPr>
-            <w:lang w:val="en_US" w:bidi="en_US"/>
-          </w:rPr>
-          <w:rPr>
-            <w:color w:val="0000EE"/>
-            <w:u w:val="single"/>
-          </w:rPr>
-          <w:t>Lamentations 5:11</w:t>
-        </w:r>
-      </w:hyperlink>
+      <w:r>
+        <w:rPr>
+          <w:lang w:val="en_US" w:bidi="en_US"/>
+        </w:rPr>
+        <w:t>Lamentations 5:11</w:t>
+      </w:r>
       <w:r>
         <w:rPr>
           <w:lang w:val="en_US" w:bidi="en_US"/>
         </w:rPr>
         <w:t xml:space="preserve">; </w:t>
       </w:r>
-      <w:hyperlink r:id="rId66">
-        <w:r>
-          <w:rPr>
-            <w:lang w:val="en_US" w:bidi="en_US"/>
-          </w:rPr>
-          <w:rPr>
-            <w:color w:val="0000EE"/>
-            <w:u w:val="single"/>
-          </w:rPr>
-          <w:t>Hosea 10:14</w:t>
-        </w:r>
-      </w:hyperlink>
+      <w:r>
+        <w:rPr>
+          <w:lang w:val="en_US" w:bidi="en_US"/>
+        </w:rPr>
+        <w:t>Hosea 10:14</w:t>
+      </w:r>
       <w:r>
         <w:rPr>
           <w:lang w:val="en_US" w:bidi="en_US"/>
         </w:rPr>
         <w:t xml:space="preserve">; </w:t>
       </w:r>
-      <w:hyperlink r:id="rId62">
-        <w:r>
-          <w:rPr>
-            <w:lang w:val="en_US" w:bidi="en_US"/>
-          </w:rPr>
-          <w:rPr>
-            <w:color w:val="0000EE"/>
-            <w:u w:val="single"/>
-          </w:rPr>
-          <w:t>13:16</w:t>
-        </w:r>
-      </w:hyperlink>
+      <w:r>
+        <w:rPr>
+          <w:lang w:val="en_US" w:bidi="en_US"/>
+        </w:rPr>
+        <w:t>13:16</w:t>
+      </w:r>
       <w:r>
         <w:rPr>
           <w:lang w:val="en_US" w:bidi="en_US"/>
         </w:rPr>
         <w:t xml:space="preserve">; </w:t>
       </w:r>
-      <w:hyperlink r:id="rId67">
-        <w:r>
-          <w:rPr>
-            <w:lang w:val="en_US" w:bidi="en_US"/>
-          </w:rPr>
-          <w:rPr>
-            <w:color w:val="0000EE"/>
-            <w:u w:val="single"/>
-          </w:rPr>
-          <w:t>Nahum 3:10</w:t>
-        </w:r>
-      </w:hyperlink>
+      <w:r>
+        <w:rPr>
+          <w:lang w:val="en_US" w:bidi="en_US"/>
+        </w:rPr>
+        <w:t>Nahum 3:10</w:t>
+      </w:r>
       <w:r>
         <w:rPr>
           <w:lang w:val="en_US" w:bidi="en_US"/>
         </w:rPr>
         <w:t xml:space="preserve">; </w:t>
       </w:r>
-      <w:hyperlink r:id="rId68">
-        <w:r>
-          <w:rPr>
-            <w:lang w:val="en_US" w:bidi="en_US"/>
-          </w:rPr>
-          <w:rPr>
-            <w:color w:val="0000EE"/>
-            <w:u w:val="single"/>
-          </w:rPr>
-          <w:t>Zechariah 14:2</w:t>
-        </w:r>
-      </w:hyperlink>
+      <w:r>
+        <w:rPr>
+          <w:lang w:val="en_US" w:bidi="en_US"/>
+        </w:rPr>
+        <w:t>Zechariah 14:2</w:t>
+      </w:r>
       <w:r>
         <w:rPr>
           <w:lang w:val="en_US" w:bidi="en_US"/>
@@ -2522,18 +2162,12 @@
         </w:rPr>
         <w:t>Rabbah was the main city of the Ammonites (</w:t>
       </w:r>
-      <w:hyperlink r:id="rId69">
-        <w:r>
-          <w:rPr>
-            <w:lang w:val="en_US" w:bidi="en_US"/>
-          </w:rPr>
-          <w:rPr>
-            <w:color w:val="0000EE"/>
-            <w:u w:val="single"/>
-          </w:rPr>
-          <w:t>2 Samuel 12:26</w:t>
-        </w:r>
-      </w:hyperlink>
+      <w:r>
+        <w:rPr>
+          <w:lang w:val="en_US" w:bidi="en_US"/>
+        </w:rPr>
+        <w:t>2 Samuel 12:26</w:t>
+      </w:r>
       <w:r>
         <w:rPr>
           <w:lang w:val="en_US" w:bidi="en_US"/>
@@ -2558,18 +2192,12 @@
         </w:rPr>
         <w:t>The Assyrians defeated Ammon in the 800s BC (</w:t>
       </w:r>
-      <w:hyperlink r:id="rId70">
-        <w:r>
-          <w:rPr>
-            <w:lang w:val="en_US" w:bidi="en_US"/>
-          </w:rPr>
-          <w:rPr>
-            <w:color w:val="0000EE"/>
-            <w:u w:val="single"/>
-          </w:rPr>
-          <w:t>Amos 1:13</w:t>
-        </w:r>
-      </w:hyperlink>
+      <w:r>
+        <w:rPr>
+          <w:lang w:val="en_US" w:bidi="en_US"/>
+        </w:rPr>
+        <w:t>Amos 1:13</w:t>
+      </w:r>
       <w:r>
         <w:rPr>
           <w:lang w:val="en_US" w:bidi="en_US"/>
@@ -2644,54 +2272,36 @@
         </w:rPr>
         <w:t xml:space="preserve">might refer to the Ammonite god Molech. In ancient times, people believed that when a nation was conquered, its god or gods went into exile with them (see </w:t>
       </w:r>
-      <w:hyperlink r:id="rId71">
-        <w:r>
-          <w:rPr>
-            <w:lang w:val="en_US" w:bidi="en_US"/>
-          </w:rPr>
-          <w:rPr>
-            <w:color w:val="0000EE"/>
-            <w:u w:val="single"/>
-          </w:rPr>
-          <w:t>Amos 5:26–27</w:t>
-        </w:r>
-      </w:hyperlink>
+      <w:r>
+        <w:rPr>
+          <w:lang w:val="en_US" w:bidi="en_US"/>
+        </w:rPr>
+        <w:t>Amos 5:26–27</w:t>
+      </w:r>
       <w:r>
         <w:rPr>
           <w:lang w:val="en_US" w:bidi="en_US"/>
         </w:rPr>
         <w:t xml:space="preserve">; </w:t>
       </w:r>
-      <w:hyperlink r:id="rId72">
-        <w:r>
-          <w:rPr>
-            <w:lang w:val="en_US" w:bidi="en_US"/>
-          </w:rPr>
-          <w:rPr>
-            <w:color w:val="0000EE"/>
-            <w:u w:val="single"/>
-          </w:rPr>
-          <w:t>1 Samuel 5:1–2</w:t>
-        </w:r>
-      </w:hyperlink>
+      <w:r>
+        <w:rPr>
+          <w:lang w:val="en_US" w:bidi="en_US"/>
+        </w:rPr>
+        <w:t>1 Samuel 5:1–2</w:t>
+      </w:r>
       <w:r>
         <w:rPr>
           <w:lang w:val="en_US" w:bidi="en_US"/>
         </w:rPr>
         <w:t xml:space="preserve">; </w:t>
       </w:r>
-      <w:hyperlink r:id="rId73">
-        <w:r>
-          <w:rPr>
-            <w:lang w:val="en_US" w:bidi="en_US"/>
-          </w:rPr>
-          <w:rPr>
-            <w:color w:val="0000EE"/>
-            <w:u w:val="single"/>
-          </w:rPr>
-          <w:t>Isaiah 46:1</w:t>
-        </w:r>
-      </w:hyperlink>
+      <w:r>
+        <w:rPr>
+          <w:lang w:val="en_US" w:bidi="en_US"/>
+        </w:rPr>
+        <w:t>Isaiah 46:1</w:t>
+      </w:r>
       <w:r>
         <w:rPr>
           <w:lang w:val="en_US" w:bidi="en_US"/>
@@ -2814,36 +2424,24 @@
         </w:rPr>
         <w:t>Kerioth, a major town (</w:t>
       </w:r>
-      <w:hyperlink r:id="rId74">
-        <w:r>
-          <w:rPr>
-            <w:lang w:val="en_US" w:bidi="en_US"/>
-          </w:rPr>
-          <w:rPr>
-            <w:color w:val="0000EE"/>
-            <w:u w:val="single"/>
-          </w:rPr>
-          <w:t>Jeremiah 48:20–24</w:t>
-        </w:r>
-      </w:hyperlink>
+      <w:r>
+        <w:rPr>
+          <w:lang w:val="en_US" w:bidi="en_US"/>
+        </w:rPr>
+        <w:t>Jeremiah 48:20–24</w:t>
+      </w:r>
       <w:r>
         <w:rPr>
           <w:lang w:val="en_US" w:bidi="en_US"/>
         </w:rPr>
         <w:t xml:space="preserve">), is mentioned on the Moabite Stone as a shrine to Chemosh, the god of Moab. The Moabites may have burned the remains of Edom's king or offered him as a human sacrifice at this site. Because of this act, God would destroy the king of Moab and his officers. This likely happened through an invasion by Sargon II of Assyria around 715 to 713 BC (compare </w:t>
       </w:r>
-      <w:hyperlink r:id="rId75">
-        <w:r>
-          <w:rPr>
-            <w:lang w:val="en_US" w:bidi="en_US"/>
-          </w:rPr>
-          <w:rPr>
-            <w:color w:val="0000EE"/>
-            <w:u w:val="single"/>
-          </w:rPr>
-          <w:t>Isaiah 15–16</w:t>
-        </w:r>
-      </w:hyperlink>
+      <w:r>
+        <w:rPr>
+          <w:lang w:val="en_US" w:bidi="en_US"/>
+        </w:rPr>
+        <w:t>Isaiah 15–16</w:t>
+      </w:r>
       <w:r>
         <w:rPr>
           <w:lang w:val="en_US" w:bidi="en_US"/>
@@ -2863,54 +2461,36 @@
         </w:rPr>
         <w:t xml:space="preserve"> 10.9.7, suggests further destruction in 582 BC (see also </w:t>
       </w:r>
-      <w:hyperlink r:id="rId76">
-        <w:r>
-          <w:rPr>
-            <w:lang w:val="en_US" w:bidi="en_US"/>
-          </w:rPr>
-          <w:rPr>
-            <w:color w:val="0000EE"/>
-            <w:u w:val="single"/>
-          </w:rPr>
-          <w:t>Jeremiah 48</w:t>
-        </w:r>
-      </w:hyperlink>
+      <w:r>
+        <w:rPr>
+          <w:lang w:val="en_US" w:bidi="en_US"/>
+        </w:rPr>
+        <w:t>Jeremiah 48</w:t>
+      </w:r>
       <w:r>
         <w:rPr>
           <w:lang w:val="en_US" w:bidi="en_US"/>
         </w:rPr>
         <w:t xml:space="preserve">; </w:t>
       </w:r>
-      <w:hyperlink r:id="rId77">
-        <w:r>
-          <w:rPr>
-            <w:lang w:val="en_US" w:bidi="en_US"/>
-          </w:rPr>
-          <w:rPr>
-            <w:color w:val="0000EE"/>
-            <w:u w:val="single"/>
-          </w:rPr>
-          <w:t>Ezekiel 25:8–11</w:t>
-        </w:r>
-      </w:hyperlink>
+      <w:r>
+        <w:rPr>
+          <w:lang w:val="en_US" w:bidi="en_US"/>
+        </w:rPr>
+        <w:t>Ezekiel 25:8–11</w:t>
+      </w:r>
       <w:r>
         <w:rPr>
           <w:lang w:val="en_US" w:bidi="en_US"/>
         </w:rPr>
         <w:t xml:space="preserve">; </w:t>
       </w:r>
-      <w:hyperlink r:id="rId78">
-        <w:r>
-          <w:rPr>
-            <w:lang w:val="en_US" w:bidi="en_US"/>
-          </w:rPr>
-          <w:rPr>
-            <w:color w:val="0000EE"/>
-            <w:u w:val="single"/>
-          </w:rPr>
-          <w:t>Zephaniah 2:8–11</w:t>
-        </w:r>
-      </w:hyperlink>
+      <w:r>
+        <w:rPr>
+          <w:lang w:val="en_US" w:bidi="en_US"/>
+        </w:rPr>
+        <w:t>Zephaniah 2:8–11</w:t>
+      </w:r>
       <w:r>
         <w:rPr>
           <w:lang w:val="en_US" w:bidi="en_US"/>
@@ -3002,54 +2582,36 @@
         </w:rPr>
         <w:t xml:space="preserve">: The pagan nations mentioned earlier committed acts against basic human decency. However, Judah went further; they had God's word but rejected its teachings (see </w:t>
       </w:r>
-      <w:hyperlink r:id="rId79">
-        <w:r>
-          <w:rPr>
-            <w:lang w:val="en_US" w:bidi="en_US"/>
-          </w:rPr>
-          <w:rPr>
-            <w:color w:val="0000EE"/>
-            <w:u w:val="single"/>
-          </w:rPr>
-          <w:t>Hosea 4:6</w:t>
-        </w:r>
-      </w:hyperlink>
+      <w:r>
+        <w:rPr>
+          <w:lang w:val="en_US" w:bidi="en_US"/>
+        </w:rPr>
+        <w:t>Hosea 4:6</w:t>
+      </w:r>
       <w:r>
         <w:rPr>
           <w:lang w:val="en_US" w:bidi="en_US"/>
         </w:rPr>
         <w:t xml:space="preserve">; </w:t>
       </w:r>
-      <w:hyperlink r:id="rId80">
-        <w:r>
-          <w:rPr>
-            <w:lang w:val="en_US" w:bidi="en_US"/>
-          </w:rPr>
-          <w:rPr>
-            <w:color w:val="0000EE"/>
-            <w:u w:val="single"/>
-          </w:rPr>
-          <w:t>8:1</w:t>
-        </w:r>
-      </w:hyperlink>
+      <w:r>
+        <w:rPr>
+          <w:lang w:val="en_US" w:bidi="en_US"/>
+        </w:rPr>
+        <w:t>8:1</w:t>
+      </w:r>
       <w:r>
         <w:rPr>
           <w:lang w:val="en_US" w:bidi="en_US"/>
         </w:rPr>
         <w:t xml:space="preserve">). God holds people accountable based on the privileges they have received (see </w:t>
       </w:r>
-      <w:hyperlink r:id="rId81">
-        <w:r>
-          <w:rPr>
-            <w:lang w:val="en_US" w:bidi="en_US"/>
-          </w:rPr>
-          <w:rPr>
-            <w:color w:val="0000EE"/>
-            <w:u w:val="single"/>
-          </w:rPr>
-          <w:t>Amos 3:2</w:t>
-        </w:r>
-      </w:hyperlink>
+      <w:r>
+        <w:rPr>
+          <w:lang w:val="en_US" w:bidi="en_US"/>
+        </w:rPr>
+        <w:t>Amos 3:2</w:t>
+      </w:r>
       <w:r>
         <w:rPr>
           <w:lang w:val="en_US" w:bidi="en_US"/>
@@ -3081,18 +2643,12 @@
         </w:rPr>
         <w:t xml:space="preserve">: After discarding God's true instruction, Judah turned to a substitute found in pagan syncretism (the mixing of different belief systems) and idolatry (see </w:t>
       </w:r>
-      <w:hyperlink r:id="rId82">
-        <w:r>
-          <w:rPr>
-            <w:lang w:val="en_US" w:bidi="en_US"/>
-          </w:rPr>
-          <w:rPr>
-            <w:color w:val="0000EE"/>
-            <w:u w:val="single"/>
-          </w:rPr>
-          <w:t>1 Kings 14:22–24</w:t>
-        </w:r>
-      </w:hyperlink>
+      <w:r>
+        <w:rPr>
+          <w:lang w:val="en_US" w:bidi="en_US"/>
+        </w:rPr>
+        <w:t>1 Kings 14:22–24</w:t>
+      </w:r>
       <w:r>
         <w:rPr>
           <w:lang w:val="en_US" w:bidi="en_US"/>
@@ -3209,108 +2765,72 @@
         </w:rPr>
         <w:t>The pagan worship practiced in Judah brought the same punishment as the sins of its pagan neighbors. That punishment was fire, a sign of God’s judgment, which would destroy Jerusalem (</w:t>
       </w:r>
-      <w:hyperlink r:id="rId83">
-        <w:r>
-          <w:rPr>
-            <w:lang w:val="en_US" w:bidi="en_US"/>
-          </w:rPr>
-          <w:rPr>
-            <w:color w:val="0000EE"/>
-            <w:u w:val="single"/>
-          </w:rPr>
-          <w:t>Amos 1:4</w:t>
-        </w:r>
-      </w:hyperlink>
+      <w:r>
+        <w:rPr>
+          <w:lang w:val="en_US" w:bidi="en_US"/>
+        </w:rPr>
+        <w:t>Amos 1:4</w:t>
+      </w:r>
       <w:r>
         <w:rPr>
           <w:lang w:val="en_US" w:bidi="en_US"/>
         </w:rPr>
         <w:t xml:space="preserve">, </w:t>
       </w:r>
-      <w:hyperlink r:id="rId28">
-        <w:r>
-          <w:rPr>
-            <w:lang w:val="en_US" w:bidi="en_US"/>
-          </w:rPr>
-          <w:rPr>
-            <w:color w:val="0000EE"/>
-            <w:u w:val="single"/>
-          </w:rPr>
-          <w:t>7</w:t>
-        </w:r>
-      </w:hyperlink>
+      <w:r>
+        <w:rPr>
+          <w:lang w:val="en_US" w:bidi="en_US"/>
+        </w:rPr>
+        <w:t>7</w:t>
+      </w:r>
       <w:r>
         <w:rPr>
           <w:lang w:val="en_US" w:bidi="en_US"/>
         </w:rPr>
         <w:t xml:space="preserve">, </w:t>
       </w:r>
-      <w:hyperlink r:id="rId29">
-        <w:r>
-          <w:rPr>
-            <w:lang w:val="en_US" w:bidi="en_US"/>
-          </w:rPr>
-          <w:rPr>
-            <w:color w:val="0000EE"/>
-            <w:u w:val="single"/>
-          </w:rPr>
-          <w:t>10</w:t>
-        </w:r>
-      </w:hyperlink>
+      <w:r>
+        <w:rPr>
+          <w:lang w:val="en_US" w:bidi="en_US"/>
+        </w:rPr>
+        <w:t>10</w:t>
+      </w:r>
       <w:r>
         <w:rPr>
           <w:lang w:val="en_US" w:bidi="en_US"/>
         </w:rPr>
         <w:t xml:space="preserve">, </w:t>
       </w:r>
-      <w:hyperlink r:id="rId30">
-        <w:r>
-          <w:rPr>
-            <w:lang w:val="en_US" w:bidi="en_US"/>
-          </w:rPr>
-          <w:rPr>
-            <w:color w:val="0000EE"/>
-            <w:u w:val="single"/>
-          </w:rPr>
-          <w:t>12</w:t>
-        </w:r>
-      </w:hyperlink>
+      <w:r>
+        <w:rPr>
+          <w:lang w:val="en_US" w:bidi="en_US"/>
+        </w:rPr>
+        <w:t>12</w:t>
+      </w:r>
       <w:r>
         <w:rPr>
           <w:lang w:val="en_US" w:bidi="en_US"/>
         </w:rPr>
         <w:t xml:space="preserve">, </w:t>
       </w:r>
-      <w:hyperlink r:id="rId31">
-        <w:r>
-          <w:rPr>
-            <w:lang w:val="en_US" w:bidi="en_US"/>
-          </w:rPr>
-          <w:rPr>
-            <w:color w:val="0000EE"/>
-            <w:u w:val="single"/>
-          </w:rPr>
-          <w:t>14</w:t>
-        </w:r>
-      </w:hyperlink>
+      <w:r>
+        <w:rPr>
+          <w:lang w:val="en_US" w:bidi="en_US"/>
+        </w:rPr>
+        <w:t>14</w:t>
+      </w:r>
       <w:r>
         <w:rPr>
           <w:lang w:val="en_US" w:bidi="en_US"/>
         </w:rPr>
         <w:t xml:space="preserve">; </w:t>
       </w:r>
-      <w:hyperlink r:id="rId32">
-        <w:r>
-          <w:rPr>
-            <w:lang w:val="en_US" w:bidi="en_US"/>
-          </w:rPr>
-          <w:rPr>
-            <w:color w:val="0000EE"/>
-            <w:u w:val="single"/>
-          </w:rPr>
-          <w:t>2:2</w:t>
-        </w:r>
-      </w:hyperlink>
+      <w:r>
+        <w:rPr>
+          <w:lang w:val="en_US" w:bidi="en_US"/>
+        </w:rPr>
+        <w:t>2:2</w:t>
+      </w:r>
       <w:r>
         <w:rPr>
           <w:lang w:val="en_US" w:bidi="en_US"/>
@@ -3331,54 +2851,36 @@
         </w:rPr>
         <w:t xml:space="preserve">This judgment came to pass in 586 BC, when the Babylonians burned Jerusalem after capturing the city (see </w:t>
       </w:r>
-      <w:hyperlink r:id="rId84">
-        <w:r>
-          <w:rPr>
-            <w:lang w:val="en_US" w:bidi="en_US"/>
-          </w:rPr>
-          <w:rPr>
-            <w:color w:val="0000EE"/>
-            <w:u w:val="single"/>
-          </w:rPr>
-          <w:t>2 Kings 25:9</w:t>
-        </w:r>
-      </w:hyperlink>
+      <w:r>
+        <w:rPr>
+          <w:lang w:val="en_US" w:bidi="en_US"/>
+        </w:rPr>
+        <w:t>2 Kings 25:9</w:t>
+      </w:r>
       <w:r>
         <w:rPr>
           <w:lang w:val="en_US" w:bidi="en_US"/>
         </w:rPr>
         <w:t xml:space="preserve">; </w:t>
       </w:r>
-      <w:hyperlink r:id="rId85">
-        <w:r>
-          <w:rPr>
-            <w:lang w:val="en_US" w:bidi="en_US"/>
-          </w:rPr>
-          <w:rPr>
-            <w:color w:val="0000EE"/>
-            <w:u w:val="single"/>
-          </w:rPr>
-          <w:t>Nehemiah 2:17</w:t>
-        </w:r>
-      </w:hyperlink>
+      <w:r>
+        <w:rPr>
+          <w:lang w:val="en_US" w:bidi="en_US"/>
+        </w:rPr>
+        <w:t>Nehemiah 2:17</w:t>
+      </w:r>
       <w:r>
         <w:rPr>
           <w:lang w:val="en_US" w:bidi="en_US"/>
         </w:rPr>
         <w:t xml:space="preserve">; </w:t>
       </w:r>
-      <w:hyperlink r:id="rId86">
-        <w:r>
-          <w:rPr>
-            <w:lang w:val="en_US" w:bidi="en_US"/>
-          </w:rPr>
-          <w:rPr>
-            <w:color w:val="0000EE"/>
-            <w:u w:val="single"/>
-          </w:rPr>
-          <w:t>4:2</w:t>
-        </w:r>
-      </w:hyperlink>
+      <w:r>
+        <w:rPr>
+          <w:lang w:val="en_US" w:bidi="en_US"/>
+        </w:rPr>
+        <w:t>4:2</w:t>
+      </w:r>
       <w:r>
         <w:rPr>
           <w:lang w:val="en_US" w:bidi="en_US"/>
@@ -3486,36 +2988,24 @@
         </w:rPr>
         <w:t>The law given through Moses urged those who had enough to help those in need by lending freely (</w:t>
       </w:r>
-      <w:hyperlink r:id="rId87">
-        <w:r>
-          <w:rPr>
-            <w:lang w:val="en_US" w:bidi="en_US"/>
-          </w:rPr>
-          <w:rPr>
-            <w:color w:val="0000EE"/>
-            <w:u w:val="single"/>
-          </w:rPr>
-          <w:t>Deuteronomy 15:7–11</w:t>
-        </w:r>
-      </w:hyperlink>
+      <w:r>
+        <w:rPr>
+          <w:lang w:val="en_US" w:bidi="en_US"/>
+        </w:rPr>
+        <w:t>Deuteronomy 15:7–11</w:t>
+      </w:r>
       <w:r>
         <w:rPr>
           <w:lang w:val="en_US" w:bidi="en_US"/>
         </w:rPr>
         <w:t>). As a last option, people who could not repay their debts could become bond servants. They would repay what they owed through their work (</w:t>
       </w:r>
-      <w:hyperlink r:id="rId88">
-        <w:r>
-          <w:rPr>
-            <w:lang w:val="en_US" w:bidi="en_US"/>
-          </w:rPr>
-          <w:rPr>
-            <w:color w:val="0000EE"/>
-            <w:u w:val="single"/>
-          </w:rPr>
-          <w:t>Leviticus 25:39–43</w:t>
-        </w:r>
-      </w:hyperlink>
+      <w:r>
+        <w:rPr>
+          <w:lang w:val="en_US" w:bidi="en_US"/>
+        </w:rPr>
+        <w:t>Leviticus 25:39–43</w:t>
+      </w:r>
       <w:r>
         <w:rPr>
           <w:lang w:val="en_US" w:bidi="en_US"/>
@@ -3536,36 +3026,24 @@
         </w:rPr>
         <w:t xml:space="preserve">In Amos’s time, these righteous needy were sold into bond service for a pair of sandals. This phrase is an exaggeration that shows how small the debt was (see </w:t>
       </w:r>
-      <w:hyperlink r:id="rId89">
-        <w:r>
-          <w:rPr>
-            <w:lang w:val="en_US" w:bidi="en_US"/>
-          </w:rPr>
-          <w:rPr>
-            <w:color w:val="0000EE"/>
-            <w:u w:val="single"/>
-          </w:rPr>
-          <w:t>Amos 8:6</w:t>
-        </w:r>
-      </w:hyperlink>
+      <w:r>
+        <w:rPr>
+          <w:lang w:val="en_US" w:bidi="en_US"/>
+        </w:rPr>
+        <w:t>Amos 8:6</w:t>
+      </w:r>
       <w:r>
         <w:rPr>
           <w:lang w:val="en_US" w:bidi="en_US"/>
         </w:rPr>
         <w:t xml:space="preserve">). The sandals may have been given as a pledge for the debt or used as a sign to confirm the agreement (see </w:t>
       </w:r>
-      <w:hyperlink r:id="rId90">
-        <w:r>
-          <w:rPr>
-            <w:lang w:val="en_US" w:bidi="en_US"/>
-          </w:rPr>
-          <w:rPr>
-            <w:color w:val="0000EE"/>
-            <w:u w:val="single"/>
-          </w:rPr>
-          <w:t>Ruth 4:7</w:t>
-        </w:r>
-      </w:hyperlink>
+      <w:r>
+        <w:rPr>
+          <w:lang w:val="en_US" w:bidi="en_US"/>
+        </w:rPr>
+        <w:t>Ruth 4:7</w:t>
+      </w:r>
       <w:r>
         <w:rPr>
           <w:lang w:val="en_US" w:bidi="en_US"/>
@@ -3627,18 +3105,12 @@
         </w:rPr>
         <w:t xml:space="preserve">: Amos listed the sins of Israel's neighbors, then revealed his main point: The Israelites would face the same consequences (similar to Nathan's use of prophetic speech to prompt self-judgment, </w:t>
       </w:r>
-      <w:hyperlink r:id="rId91">
-        <w:r>
-          <w:rPr>
-            <w:lang w:val="en_US" w:bidi="en_US"/>
-          </w:rPr>
-          <w:rPr>
-            <w:color w:val="0000EE"/>
-            <w:u w:val="single"/>
-          </w:rPr>
-          <w:t>2 Samuel 12:1–13</w:t>
-        </w:r>
-      </w:hyperlink>
+      <w:r>
+        <w:rPr>
+          <w:lang w:val="en_US" w:bidi="en_US"/>
+        </w:rPr>
+        <w:t>2 Samuel 12:1–13</w:t>
+      </w:r>
       <w:r>
         <w:rPr>
           <w:lang w:val="en_US" w:bidi="en_US"/>
@@ -3710,18 +3182,12 @@
         </w:rPr>
         <w:t xml:space="preserve"> on people means to treat them in a harsh and cruel way (see also </w:t>
       </w:r>
-      <w:hyperlink r:id="rId92">
-        <w:r>
-          <w:rPr>
-            <w:lang w:val="en_US" w:bidi="en_US"/>
-          </w:rPr>
-          <w:rPr>
-            <w:color w:val="0000EE"/>
-            <w:u w:val="single"/>
-          </w:rPr>
-          <w:t>Amos 8:4</w:t>
-        </w:r>
-      </w:hyperlink>
+      <w:r>
+        <w:rPr>
+          <w:lang w:val="en_US" w:bidi="en_US"/>
+        </w:rPr>
+        <w:t>Amos 8:4</w:t>
+      </w:r>
       <w:r>
         <w:rPr>
           <w:lang w:val="en_US" w:bidi="en_US"/>
@@ -3746,18 +3212,12 @@
         </w:rPr>
         <w:t>The helpless and oppressed suffered under a system that refused to give them the justice the law required (</w:t>
       </w:r>
-      <w:hyperlink r:id="rId93">
-        <w:r>
-          <w:rPr>
-            <w:lang w:val="en_US" w:bidi="en_US"/>
-          </w:rPr>
-          <w:rPr>
-            <w:color w:val="0000EE"/>
-            <w:u w:val="single"/>
-          </w:rPr>
-          <w:t>Exodus 23:6–8</w:t>
-        </w:r>
-      </w:hyperlink>
+      <w:r>
+        <w:rPr>
+          <w:lang w:val="en_US" w:bidi="en_US"/>
+        </w:rPr>
+        <w:t>Exodus 23:6–8</w:t>
+      </w:r>
       <w:r>
         <w:rPr>
           <w:lang w:val="en_US" w:bidi="en_US"/>
@@ -3782,54 +3242,36 @@
         </w:rPr>
         <w:t>When a father and son slept with the same woman, it showed how morally broken the people of Israel had become. The law given through Moses clearly forbade this behavior (</w:t>
       </w:r>
-      <w:hyperlink r:id="rId94">
-        <w:r>
-          <w:rPr>
-            <w:lang w:val="en_US" w:bidi="en_US"/>
-          </w:rPr>
-          <w:rPr>
-            <w:color w:val="0000EE"/>
-            <w:u w:val="single"/>
-          </w:rPr>
-          <w:t>Leviticus 18:7–8</w:t>
-        </w:r>
-      </w:hyperlink>
+      <w:r>
+        <w:rPr>
+          <w:lang w:val="en_US" w:bidi="en_US"/>
+        </w:rPr>
+        <w:t>Leviticus 18:7–8</w:t>
+      </w:r>
       <w:r>
         <w:rPr>
           <w:lang w:val="en_US" w:bidi="en_US"/>
         </w:rPr>
         <w:t xml:space="preserve">, </w:t>
       </w:r>
-      <w:hyperlink r:id="rId95">
-        <w:r>
-          <w:rPr>
-            <w:lang w:val="en_US" w:bidi="en_US"/>
-          </w:rPr>
-          <w:rPr>
-            <w:color w:val="0000EE"/>
-            <w:u w:val="single"/>
-          </w:rPr>
-          <w:t>15</w:t>
-        </w:r>
-      </w:hyperlink>
+      <w:r>
+        <w:rPr>
+          <w:lang w:val="en_US" w:bidi="en_US"/>
+        </w:rPr>
+        <w:t>15</w:t>
+      </w:r>
       <w:r>
         <w:rPr>
           <w:lang w:val="en_US" w:bidi="en_US"/>
         </w:rPr>
         <w:t xml:space="preserve">; </w:t>
       </w:r>
-      <w:hyperlink r:id="rId96">
-        <w:r>
-          <w:rPr>
-            <w:lang w:val="en_US" w:bidi="en_US"/>
-          </w:rPr>
-          <w:rPr>
-            <w:color w:val="0000EE"/>
-            <w:u w:val="single"/>
-          </w:rPr>
-          <w:t>20:11–12</w:t>
-        </w:r>
-      </w:hyperlink>
+      <w:r>
+        <w:rPr>
+          <w:lang w:val="en_US" w:bidi="en_US"/>
+        </w:rPr>
+        <w:t>20:11–12</w:t>
+      </w:r>
       <w:r>
         <w:rPr>
           <w:lang w:val="en_US" w:bidi="en_US"/>
@@ -3861,18 +3303,12 @@
         </w:rPr>
         <w:t xml:space="preserve">: By worshiping fertility gods, Israel and nearby nations practiced “sacred prostitution” (see </w:t>
       </w:r>
-      <w:hyperlink r:id="rId97">
-        <w:r>
-          <w:rPr>
-            <w:lang w:val="en_US" w:bidi="en_US"/>
-          </w:rPr>
-          <w:rPr>
-            <w:color w:val="0000EE"/>
-            <w:u w:val="single"/>
-          </w:rPr>
-          <w:t>Hosea 4:10–14</w:t>
-        </w:r>
-      </w:hyperlink>
+      <w:r>
+        <w:rPr>
+          <w:lang w:val="en_US" w:bidi="en_US"/>
+        </w:rPr>
+        <w:t>Hosea 4:10–14</w:t>
+      </w:r>
       <w:r>
         <w:rPr>
           <w:lang w:val="en_US" w:bidi="en_US"/>
@@ -3949,54 +3385,36 @@
         </w:rPr>
         <w:t>The law of Moses allowed a lender to take a poor man’s cloak as security for a debt. However, the cloak had to be returned before nightfall, because nights were cold (</w:t>
       </w:r>
-      <w:hyperlink r:id="rId98">
-        <w:r>
-          <w:rPr>
-            <w:lang w:val="en_US" w:bidi="en_US"/>
-          </w:rPr>
-          <w:rPr>
-            <w:color w:val="0000EE"/>
-            <w:u w:val="single"/>
-          </w:rPr>
-          <w:t>Exodus 22:26–27</w:t>
-        </w:r>
-      </w:hyperlink>
+      <w:r>
+        <w:rPr>
+          <w:lang w:val="en_US" w:bidi="en_US"/>
+        </w:rPr>
+        <w:t>Exodus 22:26–27</w:t>
+      </w:r>
       <w:r>
         <w:rPr>
           <w:lang w:val="en_US" w:bidi="en_US"/>
         </w:rPr>
         <w:t xml:space="preserve">; </w:t>
       </w:r>
-      <w:hyperlink r:id="rId99">
-        <w:r>
-          <w:rPr>
-            <w:lang w:val="en_US" w:bidi="en_US"/>
-          </w:rPr>
-          <w:rPr>
-            <w:color w:val="0000EE"/>
-            <w:u w:val="single"/>
-          </w:rPr>
-          <w:t>Deuteronomy 24:12–13</w:t>
-        </w:r>
-      </w:hyperlink>
+      <w:r>
+        <w:rPr>
+          <w:lang w:val="en_US" w:bidi="en_US"/>
+        </w:rPr>
+        <w:t>Deuteronomy 24:12–13</w:t>
+      </w:r>
       <w:r>
         <w:rPr>
           <w:lang w:val="en_US" w:bidi="en_US"/>
         </w:rPr>
         <w:t>). The law also said that a widow’s clothing must never be taken as security for a debt (</w:t>
       </w:r>
-      <w:hyperlink r:id="rId100">
-        <w:r>
-          <w:rPr>
-            <w:lang w:val="en_US" w:bidi="en_US"/>
-          </w:rPr>
-          <w:rPr>
-            <w:color w:val="0000EE"/>
-            <w:u w:val="single"/>
-          </w:rPr>
-          <w:t>Deuteronomy 24:17</w:t>
-        </w:r>
-      </w:hyperlink>
+      <w:r>
+        <w:rPr>
+          <w:lang w:val="en_US" w:bidi="en_US"/>
+        </w:rPr>
+        <w:t>Deuteronomy 24:17</w:t>
+      </w:r>
       <w:r>
         <w:rPr>
           <w:lang w:val="en_US" w:bidi="en_US"/>
@@ -4028,18 +3446,12 @@
         </w:rPr>
         <w:t>: The wealthy also imposed unjust fines. They bribed judges and used their power to prevent the poor, who could not defend themselves, from receiving a fair hearing (</w:t>
       </w:r>
-      <w:hyperlink r:id="rId101">
-        <w:r>
-          <w:rPr>
-            <w:lang w:val="en_US" w:bidi="en_US"/>
-          </w:rPr>
-          <w:rPr>
-            <w:color w:val="0000EE"/>
-            <w:u w:val="single"/>
-          </w:rPr>
-          <w:t>Amos 5:12</w:t>
-        </w:r>
-      </w:hyperlink>
+      <w:r>
+        <w:rPr>
+          <w:lang w:val="en_US" w:bidi="en_US"/>
+        </w:rPr>
+        <w:t>Amos 5:12</w:t>
+      </w:r>
       <w:r>
         <w:rPr>
           <w:lang w:val="en_US" w:bidi="en_US"/>
@@ -4107,36 +3519,24 @@
         </w:rPr>
         <w:t xml:space="preserve"> generally refers to the people living in Canaan (see </w:t>
       </w:r>
-      <w:hyperlink r:id="rId102">
-        <w:r>
-          <w:rPr>
-            <w:lang w:val="en_US" w:bidi="en_US"/>
-          </w:rPr>
-          <w:rPr>
-            <w:color w:val="0000EE"/>
-            <w:u w:val="single"/>
-          </w:rPr>
-          <w:t>Genesis 15:16</w:t>
-        </w:r>
-      </w:hyperlink>
+      <w:r>
+        <w:rPr>
+          <w:lang w:val="en_US" w:bidi="en_US"/>
+        </w:rPr>
+        <w:t>Genesis 15:16</w:t>
+      </w:r>
       <w:r>
         <w:rPr>
           <w:lang w:val="en_US" w:bidi="en_US"/>
         </w:rPr>
         <w:t xml:space="preserve">; </w:t>
       </w:r>
-      <w:hyperlink r:id="rId103">
-        <w:r>
-          <w:rPr>
-            <w:lang w:val="en_US" w:bidi="en_US"/>
-          </w:rPr>
-          <w:rPr>
-            <w:color w:val="0000EE"/>
-            <w:u w:val="single"/>
-          </w:rPr>
-          <w:t>Judges 6:10</w:t>
-        </w:r>
-      </w:hyperlink>
+      <w:r>
+        <w:rPr>
+          <w:lang w:val="en_US" w:bidi="en_US"/>
+        </w:rPr>
+        <w:t>Judges 6:10</w:t>
+      </w:r>
       <w:r>
         <w:rPr>
           <w:lang w:val="en_US" w:bidi="en_US"/>
@@ -4191,54 +3591,36 @@
         </w:rPr>
         <w:t>Besides priests, God gave prophets to share his word and will (</w:t>
       </w:r>
-      <w:hyperlink r:id="rId104">
-        <w:r>
-          <w:rPr>
-            <w:lang w:val="en_US" w:bidi="en_US"/>
-          </w:rPr>
-          <w:rPr>
-            <w:color w:val="0000EE"/>
-            <w:u w:val="single"/>
-          </w:rPr>
-          <w:t>Deuteronomy 18:15–19</w:t>
-        </w:r>
-      </w:hyperlink>
+      <w:r>
+        <w:rPr>
+          <w:lang w:val="en_US" w:bidi="en_US"/>
+        </w:rPr>
+        <w:t>Deuteronomy 18:15–19</w:t>
+      </w:r>
       <w:r>
         <w:rPr>
           <w:lang w:val="en_US" w:bidi="en_US"/>
         </w:rPr>
         <w:t>) and holy men called Nazirites, who were dedicated to the Lord by vows that included avoiding fermented drinks (</w:t>
       </w:r>
-      <w:hyperlink r:id="rId105">
-        <w:r>
-          <w:rPr>
-            <w:lang w:val="en_US" w:bidi="en_US"/>
-          </w:rPr>
-          <w:rPr>
-            <w:color w:val="0000EE"/>
-            <w:u w:val="single"/>
-          </w:rPr>
-          <w:t>Numbers 6:1–21</w:t>
-        </w:r>
-      </w:hyperlink>
+      <w:r>
+        <w:rPr>
+          <w:lang w:val="en_US" w:bidi="en_US"/>
+        </w:rPr>
+        <w:t>Numbers 6:1–21</w:t>
+      </w:r>
       <w:r>
         <w:rPr>
           <w:lang w:val="en_US" w:bidi="en_US"/>
         </w:rPr>
         <w:t xml:space="preserve">). Israel showed disrespect for God by telling both the Nazirites and the prophets to ignore and violate God’s calling (see </w:t>
       </w:r>
-      <w:hyperlink r:id="rId106">
-        <w:r>
-          <w:rPr>
-            <w:lang w:val="en_US" w:bidi="en_US"/>
-          </w:rPr>
-          <w:rPr>
-            <w:color w:val="0000EE"/>
-            <w:u w:val="single"/>
-          </w:rPr>
-          <w:t>Amos 7:12–13</w:t>
-        </w:r>
-      </w:hyperlink>
+      <w:r>
+        <w:rPr>
+          <w:lang w:val="en_US" w:bidi="en_US"/>
+        </w:rPr>
+        <w:t>Amos 7:12–13</w:t>
+      </w:r>
       <w:r>
         <w:rPr>
           <w:lang w:val="en_US" w:bidi="en_US"/>
@@ -4293,18 +3675,12 @@
         </w:rPr>
         <w:t xml:space="preserve">The chapter ends by describing a battle where Israel loses and runs away (see </w:t>
       </w:r>
-      <w:hyperlink r:id="rId107">
-        <w:r>
-          <w:rPr>
-            <w:lang w:val="en_US" w:bidi="en_US"/>
-          </w:rPr>
-          <w:rPr>
-            <w:color w:val="0000EE"/>
-            <w:u w:val="single"/>
-          </w:rPr>
-          <w:t>Psalm 33:16–17</w:t>
-        </w:r>
-      </w:hyperlink>
+      <w:r>
+        <w:rPr>
+          <w:lang w:val="en_US" w:bidi="en_US"/>
+        </w:rPr>
+        <w:t>Psalm 33:16–17</w:t>
+      </w:r>
       <w:r>
         <w:rPr>
           <w:lang w:val="en_US" w:bidi="en_US"/>
@@ -4407,36 +3783,24 @@
         </w:rPr>
         <w:t>Amos later refers to that day as the "Day of the LORD" (</w:t>
       </w:r>
-      <w:hyperlink r:id="rId108">
-        <w:r>
-          <w:rPr>
-            <w:lang w:val="en_US" w:bidi="en_US"/>
-          </w:rPr>
-          <w:rPr>
-            <w:color w:val="0000EE"/>
-            <w:u w:val="single"/>
-          </w:rPr>
-          <w:t>Amos 5:18</w:t>
-        </w:r>
-      </w:hyperlink>
+      <w:r>
+        <w:rPr>
+          <w:lang w:val="en_US" w:bidi="en_US"/>
+        </w:rPr>
+        <w:t>Amos 5:18</w:t>
+      </w:r>
       <w:r>
         <w:rPr>
           <w:lang w:val="en_US" w:bidi="en_US"/>
         </w:rPr>
         <w:t xml:space="preserve">). Both expressions mean the time when God will judge Israel (see also </w:t>
       </w:r>
-      <w:hyperlink r:id="rId109">
-        <w:r>
-          <w:rPr>
-            <w:lang w:val="en_US" w:bidi="en_US"/>
-          </w:rPr>
-          <w:rPr>
-            <w:color w:val="0000EE"/>
-            <w:u w:val="single"/>
-          </w:rPr>
-          <w:t>Amos 8:3</w:t>
-        </w:r>
-      </w:hyperlink>
+      <w:r>
+        <w:rPr>
+          <w:lang w:val="en_US" w:bidi="en_US"/>
+        </w:rPr>
+        <w:t>Amos 8:3</w:t>
+      </w:r>
       <w:r>
         <w:rPr>
           <w:lang w:val="en_US" w:bidi="en_US"/>
@@ -4491,18 +3855,12 @@
         </w:rPr>
         <w:t xml:space="preserve">Amos begins with a reference to God’s goodness to Israel when he rescued them from Egypt (see </w:t>
       </w:r>
-      <w:hyperlink r:id="rId110">
-        <w:r>
-          <w:rPr>
-            <w:lang w:val="en_US" w:bidi="en_US"/>
-          </w:rPr>
-          <w:rPr>
-            <w:color w:val="0000EE"/>
-            <w:u w:val="single"/>
-          </w:rPr>
-          <w:t>Amos 2:10</w:t>
-        </w:r>
-      </w:hyperlink>
+      <w:r>
+        <w:rPr>
+          <w:lang w:val="en_US" w:bidi="en_US"/>
+        </w:rPr>
+        <w:t>Amos 2:10</w:t>
+      </w:r>
       <w:r>
         <w:rPr>
           <w:lang w:val="en_US" w:bidi="en_US"/>
@@ -4666,126 +4024,84 @@
         </w:rPr>
         <w:t xml:space="preserve"> suggests a deep, personal understanding that goes beyond just knowing facts. It can mean formal recognition (</w:t>
       </w:r>
-      <w:hyperlink r:id="rId111">
-        <w:r>
-          <w:rPr>
-            <w:lang w:val="en_US" w:bidi="en_US"/>
-          </w:rPr>
-          <w:rPr>
-            <w:color w:val="0000EE"/>
-            <w:u w:val="single"/>
-          </w:rPr>
-          <w:t>Exodus 1:8</w:t>
-        </w:r>
-      </w:hyperlink>
+      <w:r>
+        <w:rPr>
+          <w:lang w:val="en_US" w:bidi="en_US"/>
+        </w:rPr>
+        <w:t>Exodus 1:8</w:t>
+      </w:r>
       <w:r>
         <w:rPr>
           <w:lang w:val="en_US" w:bidi="en_US"/>
         </w:rPr>
         <w:t xml:space="preserve">; </w:t>
       </w:r>
-      <w:hyperlink r:id="rId112">
-        <w:r>
-          <w:rPr>
-            <w:lang w:val="en_US" w:bidi="en_US"/>
-          </w:rPr>
-          <w:rPr>
-            <w:color w:val="0000EE"/>
-            <w:u w:val="single"/>
-          </w:rPr>
-          <w:t>5:2</w:t>
-        </w:r>
-      </w:hyperlink>
+      <w:r>
+        <w:rPr>
+          <w:lang w:val="en_US" w:bidi="en_US"/>
+        </w:rPr>
+        <w:t>5:2</w:t>
+      </w:r>
       <w:r>
         <w:rPr>
           <w:lang w:val="en_US" w:bidi="en_US"/>
         </w:rPr>
         <w:t>), personal experience (</w:t>
       </w:r>
-      <w:hyperlink r:id="rId113">
-        <w:r>
-          <w:rPr>
-            <w:lang w:val="en_US" w:bidi="en_US"/>
-          </w:rPr>
-          <w:rPr>
-            <w:color w:val="0000EE"/>
-            <w:u w:val="single"/>
-          </w:rPr>
-          <w:t>Genesis 2:17</w:t>
-        </w:r>
-      </w:hyperlink>
+      <w:r>
+        <w:rPr>
+          <w:lang w:val="en_US" w:bidi="en_US"/>
+        </w:rPr>
+        <w:t>Genesis 2:17</w:t>
+      </w:r>
       <w:r>
         <w:rPr>
           <w:lang w:val="en_US" w:bidi="en_US"/>
         </w:rPr>
         <w:t>), or sexual relations (</w:t>
       </w:r>
-      <w:hyperlink r:id="rId114">
-        <w:r>
-          <w:rPr>
-            <w:lang w:val="en_US" w:bidi="en_US"/>
-          </w:rPr>
-          <w:rPr>
-            <w:color w:val="0000EE"/>
-            <w:u w:val="single"/>
-          </w:rPr>
-          <w:t>Genesis 4:1</w:t>
-        </w:r>
-      </w:hyperlink>
+      <w:r>
+        <w:rPr>
+          <w:lang w:val="en_US" w:bidi="en_US"/>
+        </w:rPr>
+        <w:t>Genesis 4:1</w:t>
+      </w:r>
       <w:r>
         <w:rPr>
           <w:lang w:val="en_US" w:bidi="en_US"/>
         </w:rPr>
         <w:t>). This word often describes God's relationship with Israel (</w:t>
       </w:r>
-      <w:hyperlink r:id="rId115">
-        <w:r>
-          <w:rPr>
-            <w:lang w:val="en_US" w:bidi="en_US"/>
-          </w:rPr>
-          <w:rPr>
-            <w:color w:val="0000EE"/>
-            <w:u w:val="single"/>
-          </w:rPr>
-          <w:t>Hosea 5:3</w:t>
-        </w:r>
-      </w:hyperlink>
+      <w:r>
+        <w:rPr>
+          <w:lang w:val="en_US" w:bidi="en_US"/>
+        </w:rPr>
+        <w:t>Hosea 5:3</w:t>
+      </w:r>
       <w:r>
         <w:rPr>
           <w:lang w:val="en_US" w:bidi="en_US"/>
         </w:rPr>
         <w:t>) and the ideal relationship Israel should have with God (</w:t>
       </w:r>
-      <w:hyperlink r:id="rId116">
-        <w:r>
-          <w:rPr>
-            <w:lang w:val="en_US" w:bidi="en_US"/>
-          </w:rPr>
-          <w:rPr>
-            <w:color w:val="0000EE"/>
-            <w:u w:val="single"/>
-          </w:rPr>
-          <w:t>Hosea 2:20</w:t>
-        </w:r>
-      </w:hyperlink>
+      <w:r>
+        <w:rPr>
+          <w:lang w:val="en_US" w:bidi="en_US"/>
+        </w:rPr>
+        <w:t>Hosea 2:20</w:t>
+      </w:r>
       <w:r>
         <w:rPr>
           <w:lang w:val="en_US" w:bidi="en_US"/>
         </w:rPr>
         <w:t>). Because of Israel's special status, God would hold them accountable for all their sins. God holds people accountable based on what they have been given (</w:t>
       </w:r>
-      <w:hyperlink r:id="rId117">
-        <w:r>
-          <w:rPr>
-            <w:lang w:val="en_US" w:bidi="en_US"/>
-          </w:rPr>
-          <w:rPr>
-            <w:color w:val="0000EE"/>
-            <w:u w:val="single"/>
-          </w:rPr>
-          <w:t>Luke 12:47–48</w:t>
-        </w:r>
-      </w:hyperlink>
+      <w:r>
+        <w:rPr>
+          <w:lang w:val="en_US" w:bidi="en_US"/>
+        </w:rPr>
+        <w:t>Luke 12:47–48</w:t>
+      </w:r>
       <w:r>
         <w:rPr>
           <w:lang w:val="en_US" w:bidi="en_US"/>
@@ -5039,72 +4355,48 @@
         </w:rPr>
         <w:t>: God sends both the good and pleasant, as well as the harmful and painful (</w:t>
       </w:r>
-      <w:hyperlink r:id="rId118">
-        <w:r>
-          <w:rPr>
-            <w:lang w:val="en_US" w:bidi="en_US"/>
-          </w:rPr>
-          <w:rPr>
-            <w:color w:val="0000EE"/>
-            <w:u w:val="single"/>
-          </w:rPr>
-          <w:t>Isaiah 45:7</w:t>
-        </w:r>
-      </w:hyperlink>
+      <w:r>
+        <w:rPr>
+          <w:lang w:val="en_US" w:bidi="en_US"/>
+        </w:rPr>
+        <w:t>Isaiah 45:7</w:t>
+      </w:r>
       <w:r>
         <w:rPr>
           <w:lang w:val="en_US" w:bidi="en_US"/>
         </w:rPr>
         <w:t xml:space="preserve">; </w:t>
       </w:r>
-      <w:hyperlink r:id="rId119">
-        <w:r>
-          <w:rPr>
-            <w:lang w:val="en_US" w:bidi="en_US"/>
-          </w:rPr>
-          <w:rPr>
-            <w:color w:val="0000EE"/>
-            <w:u w:val="single"/>
-          </w:rPr>
-          <w:t>Lamentations 3:38</w:t>
-        </w:r>
-      </w:hyperlink>
+      <w:r>
+        <w:rPr>
+          <w:lang w:val="en_US" w:bidi="en_US"/>
+        </w:rPr>
+        <w:t>Lamentations 3:38</w:t>
+      </w:r>
       <w:r>
         <w:rPr>
           <w:lang w:val="en_US" w:bidi="en_US"/>
         </w:rPr>
         <w:t xml:space="preserve">; see </w:t>
       </w:r>
-      <w:hyperlink r:id="rId120">
-        <w:r>
-          <w:rPr>
-            <w:lang w:val="en_US" w:bidi="en_US"/>
-          </w:rPr>
-          <w:rPr>
-            <w:color w:val="0000EE"/>
-            <w:u w:val="single"/>
-          </w:rPr>
-          <w:t>Deuteronomy 28</w:t>
-        </w:r>
-      </w:hyperlink>
+      <w:r>
+        <w:rPr>
+          <w:lang w:val="en_US" w:bidi="en_US"/>
+        </w:rPr>
+        <w:t>Deuteronomy 28</w:t>
+      </w:r>
       <w:r>
         <w:rPr>
           <w:lang w:val="en_US" w:bidi="en_US"/>
         </w:rPr>
         <w:t xml:space="preserve">; </w:t>
       </w:r>
-      <w:hyperlink r:id="rId121">
-        <w:r>
-          <w:rPr>
-            <w:lang w:val="en_US" w:bidi="en_US"/>
-          </w:rPr>
-          <w:rPr>
-            <w:color w:val="0000EE"/>
-            <w:u w:val="single"/>
-          </w:rPr>
-          <w:t>Job 2:10</w:t>
-        </w:r>
-      </w:hyperlink>
+      <w:r>
+        <w:rPr>
+          <w:lang w:val="en_US" w:bidi="en_US"/>
+        </w:rPr>
+        <w:t>Job 2:10</w:t>
+      </w:r>
       <w:r>
         <w:rPr>
           <w:lang w:val="en_US" w:bidi="en_US"/>
@@ -5159,36 +4451,24 @@
         </w:rPr>
         <w:t>God, like a lion, has roared from Mount Zion (</w:t>
       </w:r>
-      <w:hyperlink r:id="rId122">
-        <w:r>
-          <w:rPr>
-            <w:lang w:val="en_US" w:bidi="en_US"/>
-          </w:rPr>
-          <w:rPr>
-            <w:color w:val="0000EE"/>
-            <w:u w:val="single"/>
-          </w:rPr>
-          <w:t>Amos 1:2</w:t>
-        </w:r>
-      </w:hyperlink>
+      <w:r>
+        <w:rPr>
+          <w:lang w:val="en_US" w:bidi="en_US"/>
+        </w:rPr>
+        <w:t>Amos 1:2</w:t>
+      </w:r>
       <w:r>
         <w:rPr>
           <w:lang w:val="en_US" w:bidi="en_US"/>
         </w:rPr>
         <w:t xml:space="preserve">) and urged Amos to prophesy (see </w:t>
       </w:r>
-      <w:hyperlink r:id="rId123">
-        <w:r>
-          <w:rPr>
-            <w:lang w:val="en_US" w:bidi="en_US"/>
-          </w:rPr>
-          <w:rPr>
-            <w:color w:val="0000EE"/>
-            <w:u w:val="single"/>
-          </w:rPr>
-          <w:t>7:14–16</w:t>
-        </w:r>
-      </w:hyperlink>
+      <w:r>
+        <w:rPr>
+          <w:lang w:val="en_US" w:bidi="en_US"/>
+        </w:rPr>
+        <w:t>7:14–16</w:t>
+      </w:r>
       <w:r>
         <w:rPr>
           <w:lang w:val="en_US" w:bidi="en_US"/>
@@ -5257,18 +4537,12 @@
         </w:rPr>
         <w:t xml:space="preserve">From the outside, Israel appeared strong. Inside, however, the nation was corrupt and divided by conflict between social groups. Because of this inner weakness, Israel’s enemies would be able to take advantage of it (see </w:t>
       </w:r>
-      <w:hyperlink r:id="rId124">
-        <w:r>
-          <w:rPr>
-            <w:lang w:val="en_US" w:bidi="en_US"/>
-          </w:rPr>
-          <w:rPr>
-            <w:color w:val="0000EE"/>
-            <w:u w:val="single"/>
-          </w:rPr>
-          <w:t>Amos 3:11</w:t>
-        </w:r>
-      </w:hyperlink>
+      <w:r>
+        <w:rPr>
+          <w:lang w:val="en_US" w:bidi="en_US"/>
+        </w:rPr>
+        <w:t>Amos 3:11</w:t>
+      </w:r>
       <w:r>
         <w:rPr>
           <w:lang w:val="en_US" w:bidi="en_US"/>
@@ -5323,18 +4597,12 @@
         </w:rPr>
         <w:t xml:space="preserve">Israel’s wealthy people gained their riches by neglecting the poor and by treating the helpless with cruelty (see </w:t>
       </w:r>
-      <w:hyperlink r:id="rId125">
-        <w:r>
-          <w:rPr>
-            <w:lang w:val="en_US" w:bidi="en_US"/>
-          </w:rPr>
-          <w:rPr>
-            <w:color w:val="0000EE"/>
-            <w:u w:val="single"/>
-          </w:rPr>
-          <w:t>Amos 2:6–8</w:t>
-        </w:r>
-      </w:hyperlink>
+      <w:r>
+        <w:rPr>
+          <w:lang w:val="en_US" w:bidi="en_US"/>
+        </w:rPr>
+        <w:t>Amos 2:6–8</w:t>
+      </w:r>
       <w:r>
         <w:rPr>
           <w:lang w:val="en_US" w:bidi="en_US"/>
@@ -5569,18 +4837,12 @@
         </w:rPr>
         <w:t xml:space="preserve">The witnesses who are told to listen could be the nations mentioned in </w:t>
       </w:r>
-      <w:hyperlink r:id="rId126">
-        <w:r>
-          <w:rPr>
-            <w:lang w:val="en_US" w:bidi="en_US"/>
-          </w:rPr>
-          <w:rPr>
-            <w:color w:val="0000EE"/>
-            <w:u w:val="single"/>
-          </w:rPr>
-          <w:t>Amos 3:9</w:t>
-        </w:r>
-      </w:hyperlink>
+      <w:r>
+        <w:rPr>
+          <w:lang w:val="en_US" w:bidi="en_US"/>
+        </w:rPr>
+        <w:t>Amos 3:9</w:t>
+      </w:r>
       <w:r>
         <w:rPr>
           <w:lang w:val="en_US" w:bidi="en_US"/>
@@ -5612,90 +4874,60 @@
         </w:rPr>
         <w:t xml:space="preserve">: This title (also in </w:t>
       </w:r>
-      <w:hyperlink r:id="rId127">
-        <w:r>
-          <w:rPr>
-            <w:lang w:val="en_US" w:bidi="en_US"/>
-          </w:rPr>
-          <w:rPr>
-            <w:color w:val="0000EE"/>
-            <w:u w:val="single"/>
-          </w:rPr>
-          <w:t>Amos 4:13</w:t>
-        </w:r>
-      </w:hyperlink>
+      <w:r>
+        <w:rPr>
+          <w:lang w:val="en_US" w:bidi="en_US"/>
+        </w:rPr>
+        <w:t>Amos 4:13</w:t>
+      </w:r>
       <w:r>
         <w:rPr>
           <w:lang w:val="en_US" w:bidi="en_US"/>
         </w:rPr>
         <w:t xml:space="preserve">; </w:t>
       </w:r>
-      <w:hyperlink r:id="rId128">
-        <w:r>
-          <w:rPr>
-            <w:lang w:val="en_US" w:bidi="en_US"/>
-          </w:rPr>
-          <w:rPr>
-            <w:color w:val="0000EE"/>
-            <w:u w:val="single"/>
-          </w:rPr>
-          <w:t>5:14–16</w:t>
-        </w:r>
-      </w:hyperlink>
+      <w:r>
+        <w:rPr>
+          <w:lang w:val="en_US" w:bidi="en_US"/>
+        </w:rPr>
+        <w:t>5:14–16</w:t>
+      </w:r>
       <w:r>
         <w:rPr>
           <w:lang w:val="en_US" w:bidi="en_US"/>
         </w:rPr>
         <w:t xml:space="preserve">, </w:t>
       </w:r>
-      <w:hyperlink r:id="rId129">
-        <w:r>
-          <w:rPr>
-            <w:lang w:val="en_US" w:bidi="en_US"/>
-          </w:rPr>
-          <w:rPr>
-            <w:color w:val="0000EE"/>
-            <w:u w:val="single"/>
-          </w:rPr>
-          <w:t>27</w:t>
-        </w:r>
-      </w:hyperlink>
+      <w:r>
+        <w:rPr>
+          <w:lang w:val="en_US" w:bidi="en_US"/>
+        </w:rPr>
+        <w:t>27</w:t>
+      </w:r>
       <w:r>
         <w:rPr>
           <w:lang w:val="en_US" w:bidi="en_US"/>
         </w:rPr>
         <w:t xml:space="preserve">; </w:t>
       </w:r>
-      <w:hyperlink r:id="rId130">
-        <w:r>
-          <w:rPr>
-            <w:lang w:val="en_US" w:bidi="en_US"/>
-          </w:rPr>
-          <w:rPr>
-            <w:color w:val="0000EE"/>
-            <w:u w:val="single"/>
-          </w:rPr>
-          <w:t>6:8</w:t>
-        </w:r>
-      </w:hyperlink>
+      <w:r>
+        <w:rPr>
+          <w:lang w:val="en_US" w:bidi="en_US"/>
+        </w:rPr>
+        <w:t>6:8</w:t>
+      </w:r>
       <w:r>
         <w:rPr>
           <w:lang w:val="en_US" w:bidi="en_US"/>
         </w:rPr>
         <w:t xml:space="preserve">) shows God as the leader of the heavenly armies. This is the true God of the universe, not a local deity (see also </w:t>
       </w:r>
-      <w:hyperlink r:id="rId131">
-        <w:r>
-          <w:rPr>
-            <w:lang w:val="en_US" w:bidi="en_US"/>
-          </w:rPr>
-          <w:rPr>
-            <w:color w:val="0000EE"/>
-            <w:u w:val="single"/>
-          </w:rPr>
-          <w:t>Exodus 15:3</w:t>
-        </w:r>
-      </w:hyperlink>
+      <w:r>
+        <w:rPr>
+          <w:lang w:val="en_US" w:bidi="en_US"/>
+        </w:rPr>
+        <w:t>Exodus 15:3</w:t>
+      </w:r>
       <w:r>
         <w:rPr>
           <w:lang w:val="en_US" w:bidi="en_US"/>
@@ -5757,54 +4989,36 @@
         </w:rPr>
         <w:t>: Jeroboam I built the shrine at Bethel soon after he became king (</w:t>
       </w:r>
-      <w:hyperlink r:id="rId132">
-        <w:r>
-          <w:rPr>
-            <w:lang w:val="en_US" w:bidi="en_US"/>
-          </w:rPr>
-          <w:rPr>
-            <w:color w:val="0000EE"/>
-            <w:u w:val="single"/>
-          </w:rPr>
-          <w:t>1 Kings 12:26–33</w:t>
-        </w:r>
-      </w:hyperlink>
+      <w:r>
+        <w:rPr>
+          <w:lang w:val="en_US" w:bidi="en_US"/>
+        </w:rPr>
+        <w:t>1 Kings 12:26–33</w:t>
+      </w:r>
       <w:r>
         <w:rPr>
           <w:lang w:val="en_US" w:bidi="en_US"/>
         </w:rPr>
         <w:t>). It lasted through the Jehu's family line of kings (</w:t>
       </w:r>
-      <w:hyperlink r:id="rId133">
-        <w:r>
-          <w:rPr>
-            <w:lang w:val="en_US" w:bidi="en_US"/>
-          </w:rPr>
-          <w:rPr>
-            <w:color w:val="0000EE"/>
-            <w:u w:val="single"/>
-          </w:rPr>
-          <w:t>2 Kings 10:29</w:t>
-        </w:r>
-      </w:hyperlink>
+      <w:r>
+        <w:rPr>
+          <w:lang w:val="en_US" w:bidi="en_US"/>
+        </w:rPr>
+        <w:t>2 Kings 10:29</w:t>
+      </w:r>
       <w:r>
         <w:rPr>
           <w:lang w:val="en_US" w:bidi="en_US"/>
         </w:rPr>
         <w:t>), from whom Jeroboam II descended. This shrine combined worship of Yahweh (the Lord) with a bull, a pagan symbol. When the altars were destroyed, the Bethel shrine, the king’s official sanctuary (</w:t>
       </w:r>
-      <w:hyperlink r:id="rId134">
-        <w:r>
-          <w:rPr>
-            <w:lang w:val="en_US" w:bidi="en_US"/>
-          </w:rPr>
-          <w:rPr>
-            <w:color w:val="0000EE"/>
-            <w:u w:val="single"/>
-          </w:rPr>
-          <w:t>Amos 7:13</w:t>
-        </w:r>
-      </w:hyperlink>
+      <w:r>
+        <w:rPr>
+          <w:lang w:val="en_US" w:bidi="en_US"/>
+        </w:rPr>
+        <w:t>Amos 7:13</w:t>
+      </w:r>
       <w:r>
         <w:rPr>
           <w:lang w:val="en_US" w:bidi="en_US"/>
@@ -5914,36 +5128,24 @@
         </w:rPr>
         <w:t>: Bashan was famous for its fierce, fat bulls (</w:t>
       </w:r>
-      <w:hyperlink r:id="rId135">
-        <w:r>
-          <w:rPr>
-            <w:lang w:val="en_US" w:bidi="en_US"/>
-          </w:rPr>
-          <w:rPr>
-            <w:color w:val="0000EE"/>
-            <w:u w:val="single"/>
-          </w:rPr>
-          <w:t>Psalm 22:12</w:t>
-        </w:r>
-      </w:hyperlink>
+      <w:r>
+        <w:rPr>
+          <w:lang w:val="en_US" w:bidi="en_US"/>
+        </w:rPr>
+        <w:t>Psalm 22:12</w:t>
+      </w:r>
       <w:r>
         <w:rPr>
           <w:lang w:val="en_US" w:bidi="en_US"/>
         </w:rPr>
         <w:t xml:space="preserve">; </w:t>
       </w:r>
-      <w:hyperlink r:id="rId136">
-        <w:r>
-          <w:rPr>
-            <w:lang w:val="en_US" w:bidi="en_US"/>
-          </w:rPr>
-          <w:rPr>
-            <w:color w:val="0000EE"/>
-            <w:u w:val="single"/>
-          </w:rPr>
-          <w:t>Ezekiel 39:18</w:t>
-        </w:r>
-      </w:hyperlink>
+      <w:r>
+        <w:rPr>
+          <w:lang w:val="en_US" w:bidi="en_US"/>
+        </w:rPr>
+        <w:t>Ezekiel 39:18</w:t>
+      </w:r>
       <w:r>
         <w:rPr>
           <w:lang w:val="en_US" w:bidi="en_US"/>
@@ -6070,36 +5272,24 @@
         </w:rPr>
         <w:t xml:space="preserve">: Holiness means God exists outside and independent of creation; his nature is entirely different from what he has created. The oath is similar to </w:t>
       </w:r>
-      <w:hyperlink r:id="rId130">
-        <w:r>
-          <w:rPr>
-            <w:lang w:val="en_US" w:bidi="en_US"/>
-          </w:rPr>
-          <w:rPr>
-            <w:color w:val="0000EE"/>
-            <w:u w:val="single"/>
-          </w:rPr>
-          <w:t>Amos 6:8</w:t>
-        </w:r>
-      </w:hyperlink>
+      <w:r>
+        <w:rPr>
+          <w:lang w:val="en_US" w:bidi="en_US"/>
+        </w:rPr>
+        <w:t>Amos 6:8</w:t>
+      </w:r>
       <w:r>
         <w:rPr>
           <w:lang w:val="en_US" w:bidi="en_US"/>
         </w:rPr>
         <w:t xml:space="preserve">; </w:t>
       </w:r>
-      <w:hyperlink r:id="rId137">
-        <w:r>
-          <w:rPr>
-            <w:lang w:val="en_US" w:bidi="en_US"/>
-          </w:rPr>
-          <w:rPr>
-            <w:color w:val="0000EE"/>
-            <w:u w:val="single"/>
-          </w:rPr>
-          <w:t>8:7</w:t>
-        </w:r>
-      </w:hyperlink>
+      <w:r>
+        <w:rPr>
+          <w:lang w:val="en_US" w:bidi="en_US"/>
+        </w:rPr>
+        <w:t>8:7</w:t>
+      </w:r>
       <w:r>
         <w:rPr>
           <w:lang w:val="en_US" w:bidi="en_US"/>
@@ -6131,36 +5321,24 @@
         </w:rPr>
         <w:t xml:space="preserve">: The Assyrians were known for their cruel treatment of war captives (see </w:t>
       </w:r>
-      <w:hyperlink r:id="rId138">
-        <w:r>
-          <w:rPr>
-            <w:lang w:val="en_US" w:bidi="en_US"/>
-          </w:rPr>
-          <w:rPr>
-            <w:color w:val="0000EE"/>
-            <w:u w:val="single"/>
-          </w:rPr>
-          <w:t>2 Chronicles 33:11</w:t>
-        </w:r>
-      </w:hyperlink>
+      <w:r>
+        <w:rPr>
+          <w:lang w:val="en_US" w:bidi="en_US"/>
+        </w:rPr>
+        <w:t>2 Chronicles 33:11</w:t>
+      </w:r>
       <w:r>
         <w:rPr>
           <w:lang w:val="en_US" w:bidi="en_US"/>
         </w:rPr>
         <w:t xml:space="preserve">; compare </w:t>
       </w:r>
-      <w:hyperlink r:id="rId139">
-        <w:r>
-          <w:rPr>
-            <w:lang w:val="en_US" w:bidi="en_US"/>
-          </w:rPr>
-          <w:rPr>
-            <w:color w:val="0000EE"/>
-            <w:u w:val="single"/>
-          </w:rPr>
-          <w:t>2 Kings 19:28</w:t>
-        </w:r>
-      </w:hyperlink>
+      <w:r>
+        <w:rPr>
+          <w:lang w:val="en_US" w:bidi="en_US"/>
+        </w:rPr>
+        <w:t>2 Kings 19:28</w:t>
+      </w:r>
       <w:r>
         <w:rPr>
           <w:lang w:val="en_US" w:bidi="en_US"/>
@@ -6298,126 +5476,84 @@
         </w:rPr>
         <w:t>Bethel, where Jacob saw his vision of a ladder with angels going up and down (</w:t>
       </w:r>
-      <w:hyperlink r:id="rId140">
-        <w:r>
-          <w:rPr>
-            <w:lang w:val="en_US" w:bidi="en_US"/>
-          </w:rPr>
-          <w:rPr>
-            <w:color w:val="0000EE"/>
-            <w:u w:val="single"/>
-          </w:rPr>
-          <w:t>Genesis 28:11–22</w:t>
-        </w:r>
-      </w:hyperlink>
+      <w:r>
+        <w:rPr>
+          <w:lang w:val="en_US" w:bidi="en_US"/>
+        </w:rPr>
+        <w:t>Genesis 28:11–22</w:t>
+      </w:r>
       <w:r>
         <w:rPr>
           <w:lang w:val="en_US" w:bidi="en_US"/>
         </w:rPr>
         <w:t xml:space="preserve">), was the southern center of the religion started by Jeroboam I (see </w:t>
       </w:r>
-      <w:hyperlink r:id="rId141">
-        <w:r>
-          <w:rPr>
-            <w:lang w:val="en_US" w:bidi="en_US"/>
-          </w:rPr>
-          <w:rPr>
-            <w:color w:val="0000EE"/>
-            <w:u w:val="single"/>
-          </w:rPr>
-          <w:t>Amos 3:14</w:t>
-        </w:r>
-      </w:hyperlink>
+      <w:r>
+        <w:rPr>
+          <w:lang w:val="en_US" w:bidi="en_US"/>
+        </w:rPr>
+        <w:t>Amos 3:14</w:t>
+      </w:r>
       <w:r>
         <w:rPr>
           <w:lang w:val="en_US" w:bidi="en_US"/>
         </w:rPr>
         <w:t xml:space="preserve">; </w:t>
       </w:r>
-      <w:hyperlink r:id="rId142">
-        <w:r>
-          <w:rPr>
-            <w:lang w:val="en_US" w:bidi="en_US"/>
-          </w:rPr>
-          <w:rPr>
-            <w:color w:val="0000EE"/>
-            <w:u w:val="single"/>
-          </w:rPr>
-          <w:t>1 Kings 12:28–29</w:t>
-        </w:r>
-      </w:hyperlink>
+      <w:r>
+        <w:rPr>
+          <w:lang w:val="en_US" w:bidi="en_US"/>
+        </w:rPr>
+        <w:t>1 Kings 12:28–29</w:t>
+      </w:r>
       <w:r>
         <w:rPr>
           <w:lang w:val="en_US" w:bidi="en_US"/>
         </w:rPr>
         <w:t>). Gilgal, Israel's campsite after crossing the Jordan River (</w:t>
       </w:r>
-      <w:hyperlink r:id="rId143">
-        <w:r>
-          <w:rPr>
-            <w:lang w:val="en_US" w:bidi="en_US"/>
-          </w:rPr>
-          <w:rPr>
-            <w:color w:val="0000EE"/>
-            <w:u w:val="single"/>
-          </w:rPr>
-          <w:t>Joshua 4:19–5:9</w:t>
-        </w:r>
-      </w:hyperlink>
+      <w:r>
+        <w:rPr>
+          <w:lang w:val="en_US" w:bidi="en_US"/>
+        </w:rPr>
+        <w:t>Joshua 4:19–5:9</w:t>
+      </w:r>
       <w:r>
         <w:rPr>
           <w:lang w:val="en_US" w:bidi="en_US"/>
         </w:rPr>
         <w:t>), had become a popular shrine by the time of Amos and Hosea (</w:t>
       </w:r>
-      <w:hyperlink r:id="rId144">
-        <w:r>
-          <w:rPr>
-            <w:lang w:val="en_US" w:bidi="en_US"/>
-          </w:rPr>
-          <w:rPr>
-            <w:color w:val="0000EE"/>
-            <w:u w:val="single"/>
-          </w:rPr>
-          <w:t>Hosea 4:15</w:t>
-        </w:r>
-      </w:hyperlink>
+      <w:r>
+        <w:rPr>
+          <w:lang w:val="en_US" w:bidi="en_US"/>
+        </w:rPr>
+        <w:t>Hosea 4:15</w:t>
+      </w:r>
       <w:r>
         <w:rPr>
           <w:lang w:val="en_US" w:bidi="en_US"/>
         </w:rPr>
         <w:t xml:space="preserve">; </w:t>
       </w:r>
-      <w:hyperlink r:id="rId145">
-        <w:r>
-          <w:rPr>
-            <w:lang w:val="en_US" w:bidi="en_US"/>
-          </w:rPr>
-          <w:rPr>
-            <w:color w:val="0000EE"/>
-            <w:u w:val="single"/>
-          </w:rPr>
-          <w:t>9:15</w:t>
-        </w:r>
-      </w:hyperlink>
+      <w:r>
+        <w:rPr>
+          <w:lang w:val="en_US" w:bidi="en_US"/>
+        </w:rPr>
+        <w:t>9:15</w:t>
+      </w:r>
       <w:r>
         <w:rPr>
           <w:lang w:val="en_US" w:bidi="en_US"/>
         </w:rPr>
         <w:t xml:space="preserve">; </w:t>
       </w:r>
-      <w:hyperlink r:id="rId146">
-        <w:r>
-          <w:rPr>
-            <w:lang w:val="en_US" w:bidi="en_US"/>
-          </w:rPr>
-          <w:rPr>
-            <w:color w:val="0000EE"/>
-            <w:u w:val="single"/>
-          </w:rPr>
-          <w:t>12:11</w:t>
-        </w:r>
-      </w:hyperlink>
+      <w:r>
+        <w:rPr>
+          <w:lang w:val="en_US" w:bidi="en_US"/>
+        </w:rPr>
+        <w:t>12:11</w:t>
+      </w:r>
       <w:r>
         <w:rPr>
           <w:lang w:val="en_US" w:bidi="en_US"/>
@@ -6449,180 +5585,120 @@
         </w:rPr>
         <w:t>: Israelite males were required to appear before the Lord at the sanctuary three times a year (</w:t>
       </w:r>
-      <w:hyperlink r:id="rId147">
-        <w:r>
-          <w:rPr>
-            <w:lang w:val="en_US" w:bidi="en_US"/>
-          </w:rPr>
-          <w:rPr>
-            <w:color w:val="0000EE"/>
-            <w:u w:val="single"/>
-          </w:rPr>
-          <w:t>Exodus 23:14–19</w:t>
-        </w:r>
-      </w:hyperlink>
+      <w:r>
+        <w:rPr>
+          <w:lang w:val="en_US" w:bidi="en_US"/>
+        </w:rPr>
+        <w:t>Exodus 23:14–19</w:t>
+      </w:r>
       <w:r>
         <w:rPr>
           <w:lang w:val="en_US" w:bidi="en_US"/>
         </w:rPr>
         <w:t xml:space="preserve">; </w:t>
       </w:r>
-      <w:hyperlink r:id="rId148">
-        <w:r>
-          <w:rPr>
-            <w:lang w:val="en_US" w:bidi="en_US"/>
-          </w:rPr>
-          <w:rPr>
-            <w:color w:val="0000EE"/>
-            <w:u w:val="single"/>
-          </w:rPr>
-          <w:t>34:23</w:t>
-        </w:r>
-      </w:hyperlink>
+      <w:r>
+        <w:rPr>
+          <w:lang w:val="en_US" w:bidi="en_US"/>
+        </w:rPr>
+        <w:t>34:23</w:t>
+      </w:r>
       <w:r>
         <w:rPr>
           <w:lang w:val="en_US" w:bidi="en_US"/>
         </w:rPr>
         <w:t xml:space="preserve">; </w:t>
       </w:r>
-      <w:hyperlink r:id="rId149">
-        <w:r>
-          <w:rPr>
-            <w:lang w:val="en_US" w:bidi="en_US"/>
-          </w:rPr>
-          <w:rPr>
-            <w:color w:val="0000EE"/>
-            <w:u w:val="single"/>
-          </w:rPr>
-          <w:t>Deuteronomy 16:16–17</w:t>
-        </w:r>
-      </w:hyperlink>
+      <w:r>
+        <w:rPr>
+          <w:lang w:val="en_US" w:bidi="en_US"/>
+        </w:rPr>
+        <w:t>Deuteronomy 16:16–17</w:t>
+      </w:r>
       <w:r>
         <w:rPr>
           <w:lang w:val="en_US" w:bidi="en_US"/>
         </w:rPr>
         <w:t>). Tithes were usually paid annually (</w:t>
       </w:r>
-      <w:hyperlink r:id="rId150">
-        <w:r>
-          <w:rPr>
-            <w:lang w:val="en_US" w:bidi="en_US"/>
-          </w:rPr>
-          <w:rPr>
-            <w:color w:val="0000EE"/>
-            <w:u w:val="single"/>
-          </w:rPr>
-          <w:t>Deuteronomy 14:22–29</w:t>
-        </w:r>
-      </w:hyperlink>
+      <w:r>
+        <w:rPr>
+          <w:lang w:val="en_US" w:bidi="en_US"/>
+        </w:rPr>
+        <w:t>Deuteronomy 14:22–29</w:t>
+      </w:r>
       <w:r>
         <w:rPr>
           <w:lang w:val="en_US" w:bidi="en_US"/>
         </w:rPr>
         <w:t xml:space="preserve">), with a special tithe every three years (see </w:t>
       </w:r>
-      <w:hyperlink r:id="rId151">
-        <w:r>
-          <w:rPr>
-            <w:lang w:val="en_US" w:bidi="en_US"/>
-          </w:rPr>
-          <w:rPr>
-            <w:color w:val="0000EE"/>
-            <w:u w:val="single"/>
-          </w:rPr>
-          <w:t>Deuteronomy 14:28</w:t>
-        </w:r>
-      </w:hyperlink>
+      <w:r>
+        <w:rPr>
+          <w:lang w:val="en_US" w:bidi="en_US"/>
+        </w:rPr>
+        <w:t>Deuteronomy 14:28</w:t>
+      </w:r>
       <w:r>
         <w:rPr>
           <w:lang w:val="en_US" w:bidi="en_US"/>
         </w:rPr>
         <w:t xml:space="preserve">; </w:t>
       </w:r>
-      <w:hyperlink r:id="rId152">
-        <w:r>
-          <w:rPr>
-            <w:lang w:val="en_US" w:bidi="en_US"/>
-          </w:rPr>
-          <w:rPr>
-            <w:color w:val="0000EE"/>
-            <w:u w:val="single"/>
-          </w:rPr>
-          <w:t>26:12</w:t>
-        </w:r>
-      </w:hyperlink>
+      <w:r>
+        <w:rPr>
+          <w:lang w:val="en_US" w:bidi="en_US"/>
+        </w:rPr>
+        <w:t>26:12</w:t>
+      </w:r>
       <w:r>
         <w:rPr>
           <w:lang w:val="en_US" w:bidi="en_US"/>
         </w:rPr>
         <w:t>). Amos points out that the Israelites were excessively religious, but they resisted true godliness (</w:t>
       </w:r>
-      <w:hyperlink r:id="rId153">
-        <w:r>
-          <w:rPr>
-            <w:lang w:val="en_US" w:bidi="en_US"/>
-          </w:rPr>
-          <w:rPr>
-            <w:color w:val="0000EE"/>
-            <w:u w:val="single"/>
-          </w:rPr>
-          <w:t>Amos 5:15</w:t>
-        </w:r>
-      </w:hyperlink>
+      <w:r>
+        <w:rPr>
+          <w:lang w:val="en_US" w:bidi="en_US"/>
+        </w:rPr>
+        <w:t>Amos 5:15</w:t>
+      </w:r>
       <w:r>
         <w:rPr>
           <w:lang w:val="en_US" w:bidi="en_US"/>
         </w:rPr>
         <w:t xml:space="preserve">; </w:t>
       </w:r>
-      <w:hyperlink r:id="rId154">
-        <w:r>
-          <w:rPr>
-            <w:lang w:val="en_US" w:bidi="en_US"/>
-          </w:rPr>
-          <w:rPr>
-            <w:color w:val="0000EE"/>
-            <w:u w:val="single"/>
-          </w:rPr>
-          <w:t>Hosea 6:6</w:t>
-        </w:r>
-      </w:hyperlink>
+      <w:r>
+        <w:rPr>
+          <w:lang w:val="en_US" w:bidi="en_US"/>
+        </w:rPr>
+        <w:t>Hosea 6:6</w:t>
+      </w:r>
       <w:r>
         <w:rPr>
           <w:lang w:val="en_US" w:bidi="en_US"/>
         </w:rPr>
         <w:t xml:space="preserve">; </w:t>
       </w:r>
-      <w:hyperlink r:id="rId155">
-        <w:r>
-          <w:rPr>
-            <w:lang w:val="en_US" w:bidi="en_US"/>
-          </w:rPr>
-          <w:rPr>
-            <w:color w:val="0000EE"/>
-            <w:u w:val="single"/>
-          </w:rPr>
-          <w:t>Micah 6:8</w:t>
-        </w:r>
-      </w:hyperlink>
+      <w:r>
+        <w:rPr>
+          <w:lang w:val="en_US" w:bidi="en_US"/>
+        </w:rPr>
+        <w:t>Micah 6:8</w:t>
+      </w:r>
       <w:r>
         <w:rPr>
           <w:lang w:val="en_US" w:bidi="en_US"/>
         </w:rPr>
         <w:t xml:space="preserve">; see </w:t>
       </w:r>
-      <w:hyperlink r:id="rId156">
-        <w:r>
-          <w:rPr>
-            <w:lang w:val="en_US" w:bidi="en_US"/>
-          </w:rPr>
-          <w:rPr>
-            <w:color w:val="0000EE"/>
-            <w:u w:val="single"/>
-          </w:rPr>
-          <w:t>Luke 11:42</w:t>
-        </w:r>
-      </w:hyperlink>
+      <w:r>
+        <w:rPr>
+          <w:lang w:val="en_US" w:bidi="en_US"/>
+        </w:rPr>
+        <w:t>Luke 11:42</w:t>
+      </w:r>
       <w:r>
         <w:rPr>
           <w:lang w:val="en_US" w:bidi="en_US"/>
@@ -6743,18 +5819,12 @@
         </w:rPr>
         <w:t>their suffering as slaves in Egypt (</w:t>
       </w:r>
-      <w:hyperlink r:id="rId157">
-        <w:r>
-          <w:rPr>
-            <w:lang w:val="en_US" w:bidi="en_US"/>
-          </w:rPr>
-          <w:rPr>
-            <w:color w:val="0000EE"/>
-            <w:u w:val="single"/>
-          </w:rPr>
-          <w:t>Deuteronomy 16:3</w:t>
-        </w:r>
-      </w:hyperlink>
+      <w:r>
+        <w:rPr>
+          <w:lang w:val="en_US" w:bidi="en_US"/>
+        </w:rPr>
+        <w:t>Deuteronomy 16:3</w:t>
+      </w:r>
       <w:r>
         <w:rPr>
           <w:lang w:val="en_US" w:bidi="en_US"/>
@@ -6779,18 +5849,12 @@
         </w:rPr>
         <w:t>the Passover (</w:t>
       </w:r>
-      <w:hyperlink r:id="rId158">
-        <w:r>
-          <w:rPr>
-            <w:lang w:val="en_US" w:bidi="en_US"/>
-          </w:rPr>
-          <w:rPr>
-            <w:color w:val="0000EE"/>
-            <w:u w:val="single"/>
-          </w:rPr>
-          <w:t>Exodus 12:17–20</w:t>
-        </w:r>
-      </w:hyperlink>
+      <w:r>
+        <w:rPr>
+          <w:lang w:val="en_US" w:bidi="en_US"/>
+        </w:rPr>
+        <w:t>Exodus 12:17–20</w:t>
+      </w:r>
       <w:r>
         <w:rPr>
           <w:lang w:val="en_US" w:bidi="en_US"/>
@@ -6815,36 +5879,24 @@
         </w:rPr>
         <w:t>their quick departure from that land (</w:t>
       </w:r>
-      <w:hyperlink r:id="rId159">
-        <w:r>
-          <w:rPr>
-            <w:lang w:val="en_US" w:bidi="en_US"/>
-          </w:rPr>
-          <w:rPr>
-            <w:color w:val="0000EE"/>
-            <w:u w:val="single"/>
-          </w:rPr>
-          <w:t>Exodus 12:34</w:t>
-        </w:r>
-      </w:hyperlink>
+      <w:r>
+        <w:rPr>
+          <w:lang w:val="en_US" w:bidi="en_US"/>
+        </w:rPr>
+        <w:t>Exodus 12:34</w:t>
+      </w:r>
       <w:r>
         <w:rPr>
           <w:lang w:val="en_US" w:bidi="en_US"/>
         </w:rPr>
         <w:t xml:space="preserve">, </w:t>
       </w:r>
-      <w:hyperlink r:id="rId160">
-        <w:r>
-          <w:rPr>
-            <w:lang w:val="en_US" w:bidi="en_US"/>
-          </w:rPr>
-          <w:rPr>
-            <w:color w:val="0000EE"/>
-            <w:u w:val="single"/>
-          </w:rPr>
-          <w:t>39</w:t>
-        </w:r>
-      </w:hyperlink>
+      <w:r>
+        <w:rPr>
+          <w:lang w:val="en_US" w:bidi="en_US"/>
+        </w:rPr>
+        <w:t>39</w:t>
+      </w:r>
       <w:r>
         <w:rPr>
           <w:lang w:val="en_US" w:bidi="en_US"/>
@@ -6865,54 +5917,36 @@
         </w:rPr>
         <w:t>Because of this meaning, unleavened bread became the bread used on the altar (</w:t>
       </w:r>
-      <w:hyperlink r:id="rId161">
-        <w:r>
-          <w:rPr>
-            <w:lang w:val="en_US" w:bidi="en_US"/>
-          </w:rPr>
-          <w:rPr>
-            <w:color w:val="0000EE"/>
-            <w:u w:val="single"/>
-          </w:rPr>
-          <w:t>Leviticus 6:17</w:t>
-        </w:r>
-      </w:hyperlink>
+      <w:r>
+        <w:rPr>
+          <w:lang w:val="en_US" w:bidi="en_US"/>
+        </w:rPr>
+        <w:t>Leviticus 6:17</w:t>
+      </w:r>
       <w:r>
         <w:rPr>
           <w:lang w:val="en_US" w:bidi="en_US"/>
         </w:rPr>
         <w:t xml:space="preserve">; </w:t>
       </w:r>
-      <w:hyperlink r:id="rId162">
-        <w:r>
-          <w:rPr>
-            <w:lang w:val="en_US" w:bidi="en_US"/>
-          </w:rPr>
-          <w:rPr>
-            <w:color w:val="0000EE"/>
-            <w:u w:val="single"/>
-          </w:rPr>
-          <w:t>7:12</w:t>
-        </w:r>
-      </w:hyperlink>
+      <w:r>
+        <w:rPr>
+          <w:lang w:val="en_US" w:bidi="en_US"/>
+        </w:rPr>
+        <w:t>7:12</w:t>
+      </w:r>
       <w:r>
         <w:rPr>
           <w:lang w:val="en_US" w:bidi="en_US"/>
         </w:rPr>
         <w:t>). However, bread made with yeast could still be offered with a thanksgiving peace offering (</w:t>
       </w:r>
-      <w:hyperlink r:id="rId163">
-        <w:r>
-          <w:rPr>
-            <w:lang w:val="en_US" w:bidi="en_US"/>
-          </w:rPr>
-          <w:rPr>
-            <w:color w:val="0000EE"/>
-            <w:u w:val="single"/>
-          </w:rPr>
-          <w:t>Leviticus 7:13</w:t>
-        </w:r>
-      </w:hyperlink>
+      <w:r>
+        <w:rPr>
+          <w:lang w:val="en_US" w:bidi="en_US"/>
+        </w:rPr>
+        <w:t>Leviticus 7:13</w:t>
+      </w:r>
       <w:r>
         <w:rPr>
           <w:lang w:val="en_US" w:bidi="en_US"/>
@@ -7021,108 +6055,72 @@
         </w:rPr>
         <w:t>God used plagues to convince Egypt to release Israel (</w:t>
       </w:r>
-      <w:hyperlink r:id="rId164">
-        <w:r>
-          <w:rPr>
-            <w:lang w:val="en_US" w:bidi="en_US"/>
-          </w:rPr>
-          <w:rPr>
-            <w:color w:val="0000EE"/>
-            <w:u w:val="single"/>
-          </w:rPr>
-          <w:t>Exodus 7:14–12:30</w:t>
-        </w:r>
-      </w:hyperlink>
+      <w:r>
+        <w:rPr>
+          <w:lang w:val="en_US" w:bidi="en_US"/>
+        </w:rPr>
+        <w:t>Exodus 7:14–12:30</w:t>
+      </w:r>
       <w:r>
         <w:rPr>
           <w:lang w:val="en_US" w:bidi="en_US"/>
         </w:rPr>
         <w:t xml:space="preserve">; </w:t>
       </w:r>
-      <w:hyperlink r:id="rId165">
-        <w:r>
-          <w:rPr>
-            <w:lang w:val="en_US" w:bidi="en_US"/>
-          </w:rPr>
-          <w:rPr>
-            <w:color w:val="0000EE"/>
-            <w:u w:val="single"/>
-          </w:rPr>
-          <w:t>9:2–3</w:t>
-        </w:r>
-      </w:hyperlink>
+      <w:r>
+        <w:rPr>
+          <w:lang w:val="en_US" w:bidi="en_US"/>
+        </w:rPr>
+        <w:t>9:2–3</w:t>
+      </w:r>
       <w:r>
         <w:rPr>
           <w:lang w:val="en_US" w:bidi="en_US"/>
         </w:rPr>
         <w:t xml:space="preserve">; </w:t>
       </w:r>
-      <w:hyperlink r:id="rId166">
-        <w:r>
-          <w:rPr>
-            <w:lang w:val="en_US" w:bidi="en_US"/>
-          </w:rPr>
-          <w:rPr>
-            <w:color w:val="0000EE"/>
-            <w:u w:val="single"/>
-          </w:rPr>
-          <w:t>Psalm 91:6</w:t>
-        </w:r>
-      </w:hyperlink>
+      <w:r>
+        <w:rPr>
+          <w:lang w:val="en_US" w:bidi="en_US"/>
+        </w:rPr>
+        <w:t>Psalm 91:6</w:t>
+      </w:r>
       <w:r>
         <w:rPr>
           <w:lang w:val="en_US" w:bidi="en_US"/>
         </w:rPr>
         <w:t xml:space="preserve">; </w:t>
       </w:r>
-      <w:hyperlink r:id="rId167">
-        <w:r>
-          <w:rPr>
-            <w:lang w:val="en_US" w:bidi="en_US"/>
-          </w:rPr>
-          <w:rPr>
-            <w:color w:val="0000EE"/>
-            <w:u w:val="single"/>
-          </w:rPr>
-          <w:t>Habakkuk 3:5</w:t>
-        </w:r>
-      </w:hyperlink>
+      <w:r>
+        <w:rPr>
+          <w:lang w:val="en_US" w:bidi="en_US"/>
+        </w:rPr>
+        <w:t>Habakkuk 3:5</w:t>
+      </w:r>
       <w:r>
         <w:rPr>
           <w:lang w:val="en_US" w:bidi="en_US"/>
         </w:rPr>
         <w:t>). He warned that if Israel continued to worship pagan gods, he would bring the plagues of Egypt upon them (</w:t>
       </w:r>
-      <w:hyperlink r:id="rId168">
-        <w:r>
-          <w:rPr>
-            <w:lang w:val="en_US" w:bidi="en_US"/>
-          </w:rPr>
-          <w:rPr>
-            <w:color w:val="0000EE"/>
-            <w:u w:val="single"/>
-          </w:rPr>
-          <w:t>Deuteronomy 28:27</w:t>
-        </w:r>
-      </w:hyperlink>
+      <w:r>
+        <w:rPr>
+          <w:lang w:val="en_US" w:bidi="en_US"/>
+        </w:rPr>
+        <w:t>Deuteronomy 28:27</w:t>
+      </w:r>
       <w:r>
         <w:rPr>
           <w:lang w:val="en_US" w:bidi="en_US"/>
         </w:rPr>
         <w:t xml:space="preserve">, </w:t>
       </w:r>
-      <w:hyperlink r:id="rId169">
-        <w:r>
-          <w:rPr>
-            <w:lang w:val="en_US" w:bidi="en_US"/>
-          </w:rPr>
-          <w:rPr>
-            <w:color w:val="0000EE"/>
-            <w:u w:val="single"/>
-          </w:rPr>
-          <w:t>60</w:t>
-        </w:r>
-      </w:hyperlink>
+      <w:r>
+        <w:rPr>
+          <w:lang w:val="en_US" w:bidi="en_US"/>
+        </w:rPr>
+        <w:t>60</w:t>
+      </w:r>
       <w:r>
         <w:rPr>
           <w:lang w:val="en_US" w:bidi="en_US"/>
@@ -7181,36 +6179,24 @@
         </w:rPr>
         <w:t>Like the plagues on Egypt (</w:t>
       </w:r>
-      <w:hyperlink r:id="rId170">
-        <w:r>
-          <w:rPr>
-            <w:lang w:val="en_US" w:bidi="en_US"/>
-          </w:rPr>
-          <w:rPr>
-            <w:color w:val="0000EE"/>
-            <w:u w:val="single"/>
-          </w:rPr>
-          <w:t>Amos 4:10</w:t>
-        </w:r>
-      </w:hyperlink>
+      <w:r>
+        <w:rPr>
+          <w:lang w:val="en_US" w:bidi="en_US"/>
+        </w:rPr>
+        <w:t>Amos 4:10</w:t>
+      </w:r>
       <w:r>
         <w:rPr>
           <w:lang w:val="en_US" w:bidi="en_US"/>
         </w:rPr>
         <w:t xml:space="preserve">), the plagues on Israel grew stronger and more intense (compare </w:t>
       </w:r>
-      <w:hyperlink r:id="rId171">
-        <w:r>
-          <w:rPr>
-            <w:lang w:val="en_US" w:bidi="en_US"/>
-          </w:rPr>
-          <w:rPr>
-            <w:color w:val="0000EE"/>
-            <w:u w:val="single"/>
-          </w:rPr>
-          <w:t>4:12</w:t>
-        </w:r>
-      </w:hyperlink>
+      <w:r>
+        <w:rPr>
+          <w:lang w:val="en_US" w:bidi="en_US"/>
+        </w:rPr>
+        <w:t>4:12</w:t>
+      </w:r>
       <w:r>
         <w:rPr>
           <w:lang w:val="en_US" w:bidi="en_US"/>
@@ -7242,18 +6228,12 @@
         </w:rPr>
         <w:t>: The idea that God would treat his own people in the same way he treated Sodom and Gomorrah was very difficult for them to believe, based on what they thought about God (</w:t>
       </w:r>
-      <w:hyperlink r:id="rId172">
-        <w:r>
-          <w:rPr>
-            <w:lang w:val="en_US" w:bidi="en_US"/>
-          </w:rPr>
-          <w:rPr>
-            <w:color w:val="0000EE"/>
-            <w:u w:val="single"/>
-          </w:rPr>
-          <w:t>Genesis 19:24–25</w:t>
-        </w:r>
-      </w:hyperlink>
+      <w:r>
+        <w:rPr>
+          <w:lang w:val="en_US" w:bidi="en_US"/>
+        </w:rPr>
+        <w:t>Genesis 19:24–25</w:t>
+      </w:r>
       <w:r>
         <w:rPr>
           <w:lang w:val="en_US" w:bidi="en_US"/>
@@ -7308,18 +6288,12 @@
         </w:rPr>
         <w:t xml:space="preserve">This is one of the two important themes in Amos (the second is </w:t>
       </w:r>
-      <w:hyperlink r:id="rId173">
-        <w:r>
-          <w:rPr>
-            <w:lang w:val="en_US" w:bidi="en_US"/>
-          </w:rPr>
-          <w:rPr>
-            <w:color w:val="0000EE"/>
-            <w:u w:val="single"/>
-          </w:rPr>
-          <w:t>Amos 5:24</w:t>
-        </w:r>
-      </w:hyperlink>
+      <w:r>
+        <w:rPr>
+          <w:lang w:val="en_US" w:bidi="en_US"/>
+        </w:rPr>
+        <w:t>Amos 5:24</w:t>
+      </w:r>
       <w:r>
         <w:rPr>
           <w:lang w:val="en_US" w:bidi="en_US"/>
@@ -7374,36 +6348,24 @@
         </w:rPr>
         <w:t xml:space="preserve">This verse seems to be a hymn fragment, likely sung by worshipers at Bethel (for other hymn fragments, see </w:t>
       </w:r>
-      <w:hyperlink r:id="rId174">
-        <w:r>
-          <w:rPr>
-            <w:lang w:val="en_US" w:bidi="en_US"/>
-          </w:rPr>
-          <w:rPr>
-            <w:color w:val="0000EE"/>
-            <w:u w:val="single"/>
-          </w:rPr>
-          <w:t>Amos 5:8–9</w:t>
-        </w:r>
-      </w:hyperlink>
+      <w:r>
+        <w:rPr>
+          <w:lang w:val="en_US" w:bidi="en_US"/>
+        </w:rPr>
+        <w:t>Amos 5:8–9</w:t>
+      </w:r>
       <w:r>
         <w:rPr>
           <w:lang w:val="en_US" w:bidi="en_US"/>
         </w:rPr>
         <w:t xml:space="preserve">; </w:t>
       </w:r>
-      <w:hyperlink r:id="rId175">
-        <w:r>
-          <w:rPr>
-            <w:lang w:val="en_US" w:bidi="en_US"/>
-          </w:rPr>
-          <w:rPr>
-            <w:color w:val="0000EE"/>
-            <w:u w:val="single"/>
-          </w:rPr>
-          <w:t>9:5–6</w:t>
-        </w:r>
-      </w:hyperlink>
+      <w:r>
+        <w:rPr>
+          <w:lang w:val="en_US" w:bidi="en_US"/>
+        </w:rPr>
+        <w:t>9:5–6</w:t>
+      </w:r>
       <w:r>
         <w:rPr>
           <w:lang w:val="en_US" w:bidi="en_US"/>
@@ -7580,36 +6542,24 @@
         </w:rPr>
         <w:t>The charges against Israel had already been presented (</w:t>
       </w:r>
-      <w:hyperlink r:id="rId176">
-        <w:r>
-          <w:rPr>
-            <w:lang w:val="en_US" w:bidi="en_US"/>
-          </w:rPr>
-          <w:rPr>
-            <w:color w:val="0000EE"/>
-            <w:u w:val="single"/>
-          </w:rPr>
-          <w:t>Amos 3:1–2</w:t>
-        </w:r>
-      </w:hyperlink>
+      <w:r>
+        <w:rPr>
+          <w:lang w:val="en_US" w:bidi="en_US"/>
+        </w:rPr>
+        <w:t>Amos 3:1–2</w:t>
+      </w:r>
       <w:r>
         <w:rPr>
           <w:lang w:val="en_US" w:bidi="en_US"/>
         </w:rPr>
         <w:t xml:space="preserve">; </w:t>
       </w:r>
-      <w:hyperlink r:id="rId177">
-        <w:r>
-          <w:rPr>
-            <w:lang w:val="en_US" w:bidi="en_US"/>
-          </w:rPr>
-          <w:rPr>
-            <w:color w:val="0000EE"/>
-            <w:u w:val="single"/>
-          </w:rPr>
-          <w:t>4:1–3</w:t>
-        </w:r>
-      </w:hyperlink>
+      <w:r>
+        <w:rPr>
+          <w:lang w:val="en_US" w:bidi="en_US"/>
+        </w:rPr>
+        <w:t>4:1–3</w:t>
+      </w:r>
       <w:r>
         <w:rPr>
           <w:lang w:val="en_US" w:bidi="en_US"/>
@@ -7695,18 +6645,12 @@
         </w:rPr>
         <w:t>Babylon (</w:t>
       </w:r>
-      <w:hyperlink r:id="rId178">
-        <w:r>
-          <w:rPr>
-            <w:lang w:val="en_US" w:bidi="en_US"/>
-          </w:rPr>
-          <w:rPr>
-            <w:color w:val="0000EE"/>
-            <w:u w:val="single"/>
-          </w:rPr>
-          <w:t>Isaiah 47:1</w:t>
-        </w:r>
-      </w:hyperlink>
+      <w:r>
+        <w:rPr>
+          <w:lang w:val="en_US" w:bidi="en_US"/>
+        </w:rPr>
+        <w:t>Isaiah 47:1</w:t>
+      </w:r>
       <w:r>
         <w:rPr>
           <w:lang w:val="en_US" w:bidi="en_US"/>
@@ -7731,36 +6675,24 @@
         </w:rPr>
         <w:t>Jerusalem (</w:t>
       </w:r>
-      <w:hyperlink r:id="rId179">
-        <w:r>
-          <w:rPr>
-            <w:lang w:val="en_US" w:bidi="en_US"/>
-          </w:rPr>
-          <w:rPr>
-            <w:color w:val="0000EE"/>
-            <w:u w:val="single"/>
-          </w:rPr>
-          <w:t>Lamentations 2:13</w:t>
-        </w:r>
-      </w:hyperlink>
+      <w:r>
+        <w:rPr>
+          <w:lang w:val="en_US" w:bidi="en_US"/>
+        </w:rPr>
+        <w:t>Lamentations 2:13</w:t>
+      </w:r>
       <w:r>
         <w:rPr>
           <w:lang w:val="en_US" w:bidi="en_US"/>
         </w:rPr>
         <w:t xml:space="preserve">; compare </w:t>
       </w:r>
-      <w:hyperlink r:id="rId180">
-        <w:r>
-          <w:rPr>
-            <w:lang w:val="en_US" w:bidi="en_US"/>
-          </w:rPr>
-          <w:rPr>
-            <w:color w:val="0000EE"/>
-            <w:u w:val="single"/>
-          </w:rPr>
-          <w:t>Lamentations 1:1</w:t>
-        </w:r>
-      </w:hyperlink>
+      <w:r>
+        <w:rPr>
+          <w:lang w:val="en_US" w:bidi="en_US"/>
+        </w:rPr>
+        <w:t>Lamentations 1:1</w:t>
+      </w:r>
       <w:r>
         <w:rPr>
           <w:lang w:val="en_US" w:bidi="en_US"/>
@@ -7815,18 +6747,12 @@
         </w:rPr>
         <w:t xml:space="preserve">This verse is a reversal of the promises made in </w:t>
       </w:r>
-      <w:hyperlink r:id="rId181">
-        <w:r>
-          <w:rPr>
-            <w:lang w:val="en_US" w:bidi="en_US"/>
-          </w:rPr>
-          <w:rPr>
-            <w:color w:val="0000EE"/>
-            <w:u w:val="single"/>
-          </w:rPr>
-          <w:t>Leviticus 26:8</w:t>
-        </w:r>
-      </w:hyperlink>
+      <w:r>
+        <w:rPr>
+          <w:lang w:val="en_US" w:bidi="en_US"/>
+        </w:rPr>
+        <w:t>Leviticus 26:8</w:t>
+      </w:r>
       <w:r>
         <w:rPr>
           <w:lang w:val="en_US" w:bidi="en_US"/>
@@ -7888,36 +6814,24 @@
         </w:rPr>
         <w:t xml:space="preserve"> implies a condition: To live, Israel must seek the Lord (also in </w:t>
       </w:r>
-      <w:hyperlink r:id="rId182">
-        <w:r>
-          <w:rPr>
-            <w:lang w:val="en_US" w:bidi="en_US"/>
-          </w:rPr>
-          <w:rPr>
-            <w:color w:val="0000EE"/>
-            <w:u w:val="single"/>
-          </w:rPr>
-          <w:t>Amos 5:6</w:t>
-        </w:r>
-      </w:hyperlink>
+      <w:r>
+        <w:rPr>
+          <w:lang w:val="en_US" w:bidi="en_US"/>
+        </w:rPr>
+        <w:t>Amos 5:6</w:t>
+      </w:r>
       <w:r>
         <w:rPr>
           <w:lang w:val="en_US" w:bidi="en_US"/>
         </w:rPr>
         <w:t>). Otherwise, the funeral song (</w:t>
       </w:r>
-      <w:hyperlink r:id="rId183">
-        <w:r>
-          <w:rPr>
-            <w:lang w:val="en_US" w:bidi="en_US"/>
-          </w:rPr>
-          <w:rPr>
-            <w:color w:val="0000EE"/>
-            <w:u w:val="single"/>
-          </w:rPr>
-          <w:t>Amos 5:1–2</w:t>
-        </w:r>
-      </w:hyperlink>
+      <w:r>
+        <w:rPr>
+          <w:lang w:val="en_US" w:bidi="en_US"/>
+        </w:rPr>
+        <w:t>Amos 5:1–2</w:t>
+      </w:r>
       <w:r>
         <w:rPr>
           <w:lang w:val="en_US" w:bidi="en_US"/>
@@ -7988,36 +6902,24 @@
         </w:rPr>
         <w:t xml:space="preserve">) with connections to the patriarchal era (for example, Abraham, </w:t>
       </w:r>
-      <w:hyperlink r:id="rId184">
-        <w:r>
-          <w:rPr>
-            <w:lang w:val="en_US" w:bidi="en_US"/>
-          </w:rPr>
-          <w:rPr>
-            <w:color w:val="0000EE"/>
-            <w:u w:val="single"/>
-          </w:rPr>
-          <w:t>Genesis 21:33</w:t>
-        </w:r>
-      </w:hyperlink>
+      <w:r>
+        <w:rPr>
+          <w:lang w:val="en_US" w:bidi="en_US"/>
+        </w:rPr>
+        <w:t>Genesis 21:33</w:t>
+      </w:r>
       <w:r>
         <w:rPr>
           <w:lang w:val="en_US" w:bidi="en_US"/>
         </w:rPr>
         <w:t xml:space="preserve">; </w:t>
       </w:r>
-      <w:hyperlink r:id="rId185">
-        <w:r>
-          <w:rPr>
-            <w:lang w:val="en_US" w:bidi="en_US"/>
-          </w:rPr>
-          <w:rPr>
-            <w:color w:val="0000EE"/>
-            <w:u w:val="single"/>
-          </w:rPr>
-          <w:t>22:19</w:t>
-        </w:r>
-      </w:hyperlink>
+      <w:r>
+        <w:rPr>
+          <w:lang w:val="en_US" w:bidi="en_US"/>
+        </w:rPr>
+        <w:t>22:19</w:t>
+      </w:r>
       <w:r>
         <w:rPr>
           <w:lang w:val="en_US" w:bidi="en_US"/>
@@ -8135,36 +7037,24 @@
         </w:rPr>
         <w:t xml:space="preserve">; see </w:t>
       </w:r>
-      <w:hyperlink r:id="rId115">
-        <w:r>
-          <w:rPr>
-            <w:lang w:val="en_US" w:bidi="en_US"/>
-          </w:rPr>
-          <w:rPr>
-            <w:color w:val="0000EE"/>
-            <w:u w:val="single"/>
-          </w:rPr>
-          <w:t>Hosea 5:3</w:t>
-        </w:r>
-      </w:hyperlink>
+      <w:r>
+        <w:rPr>
+          <w:lang w:val="en_US" w:bidi="en_US"/>
+        </w:rPr>
+        <w:t>Hosea 5:3</w:t>
+      </w:r>
       <w:r>
         <w:rPr>
           <w:lang w:val="en_US" w:bidi="en_US"/>
         </w:rPr>
         <w:t xml:space="preserve">, </w:t>
       </w:r>
-      <w:hyperlink r:id="rId186">
-        <w:r>
-          <w:rPr>
-            <w:lang w:val="en_US" w:bidi="en_US"/>
-          </w:rPr>
-          <w:rPr>
-            <w:color w:val="0000EE"/>
-            <w:u w:val="single"/>
-          </w:rPr>
-          <w:t>5</w:t>
-        </w:r>
-      </w:hyperlink>
+      <w:r>
+        <w:rPr>
+          <w:lang w:val="en_US" w:bidi="en_US"/>
+        </w:rPr>
+        <w:t>5</w:t>
+      </w:r>
       <w:r>
         <w:rPr>
           <w:lang w:val="en_US" w:bidi="en_US"/>
@@ -8223,36 +7113,24 @@
         </w:rPr>
         <w:t xml:space="preserve">Amos quotes another hymn fragment (see </w:t>
       </w:r>
-      <w:hyperlink r:id="rId127">
-        <w:r>
-          <w:rPr>
-            <w:lang w:val="en_US" w:bidi="en_US"/>
-          </w:rPr>
-          <w:rPr>
-            <w:color w:val="0000EE"/>
-            <w:u w:val="single"/>
-          </w:rPr>
-          <w:t>Amos 4:13</w:t>
-        </w:r>
-      </w:hyperlink>
+      <w:r>
+        <w:rPr>
+          <w:lang w:val="en_US" w:bidi="en_US"/>
+        </w:rPr>
+        <w:t>Amos 4:13</w:t>
+      </w:r>
       <w:r>
         <w:rPr>
           <w:lang w:val="en_US" w:bidi="en_US"/>
         </w:rPr>
         <w:t xml:space="preserve">; </w:t>
       </w:r>
-      <w:hyperlink r:id="rId175">
-        <w:r>
-          <w:rPr>
-            <w:lang w:val="en_US" w:bidi="en_US"/>
-          </w:rPr>
-          <w:rPr>
-            <w:color w:val="0000EE"/>
-            <w:u w:val="single"/>
-          </w:rPr>
-          <w:t>9:5–6</w:t>
-        </w:r>
-      </w:hyperlink>
+      <w:r>
+        <w:rPr>
+          <w:lang w:val="en_US" w:bidi="en_US"/>
+        </w:rPr>
+        <w:t>9:5–6</w:t>
+      </w:r>
       <w:r>
         <w:rPr>
           <w:lang w:val="en_US" w:bidi="en_US"/>
@@ -8350,36 +7228,24 @@
         </w:rPr>
         <w:t xml:space="preserve">Amos continues the idea started in </w:t>
       </w:r>
-      <w:hyperlink r:id="rId187">
-        <w:r>
-          <w:rPr>
-            <w:lang w:val="en_US" w:bidi="en_US"/>
-          </w:rPr>
-          <w:rPr>
-            <w:color w:val="0000EE"/>
-            <w:u w:val="single"/>
-          </w:rPr>
-          <w:t>Amos 5:7</w:t>
-        </w:r>
-      </w:hyperlink>
+      <w:r>
+        <w:rPr>
+          <w:lang w:val="en_US" w:bidi="en_US"/>
+        </w:rPr>
+        <w:t>Amos 5:7</w:t>
+      </w:r>
       <w:r>
         <w:rPr>
           <w:lang w:val="en_US" w:bidi="en_US"/>
         </w:rPr>
         <w:t>. Wealthy people controlled Israel's courts, which relied on corrupt judges and paid witnesses. They ignored the truth and focused only on what benefited them (</w:t>
       </w:r>
-      <w:hyperlink r:id="rId101">
-        <w:r>
-          <w:rPr>
-            <w:lang w:val="en_US" w:bidi="en_US"/>
-          </w:rPr>
-          <w:rPr>
-            <w:color w:val="0000EE"/>
-            <w:u w:val="single"/>
-          </w:rPr>
-          <w:t>Amos 5:12</w:t>
-        </w:r>
-      </w:hyperlink>
+      <w:r>
+        <w:rPr>
+          <w:lang w:val="en_US" w:bidi="en_US"/>
+        </w:rPr>
+        <w:t>Amos 5:12</w:t>
+      </w:r>
       <w:r>
         <w:rPr>
           <w:lang w:val="en_US" w:bidi="en_US"/>
@@ -8489,18 +7355,12 @@
         </w:rPr>
         <w:t>Witnesses insisted they saw and heard nothing. Being truthful had become risky (</w:t>
       </w:r>
-      <w:hyperlink r:id="rId188">
-        <w:r>
-          <w:rPr>
-            <w:lang w:val="en_US" w:bidi="en_US"/>
-          </w:rPr>
-          <w:rPr>
-            <w:color w:val="0000EE"/>
-            <w:u w:val="single"/>
-          </w:rPr>
-          <w:t>Amos 5:10</w:t>
-        </w:r>
-      </w:hyperlink>
+      <w:r>
+        <w:rPr>
+          <w:lang w:val="en_US" w:bidi="en_US"/>
+        </w:rPr>
+        <w:t>Amos 5:10</w:t>
+      </w:r>
       <w:r>
         <w:rPr>
           <w:lang w:val="en_US" w:bidi="en_US"/>
@@ -8555,36 +7415,24 @@
         </w:rPr>
         <w:t>Amos clarifies his earlier hints (</w:t>
       </w:r>
-      <w:hyperlink r:id="rId189">
-        <w:r>
-          <w:rPr>
-            <w:lang w:val="en_US" w:bidi="en_US"/>
-          </w:rPr>
-          <w:rPr>
-            <w:color w:val="0000EE"/>
-            <w:u w:val="single"/>
-          </w:rPr>
-          <w:t>Amos 5:4</w:t>
-        </w:r>
-      </w:hyperlink>
+      <w:r>
+        <w:rPr>
+          <w:lang w:val="en_US" w:bidi="en_US"/>
+        </w:rPr>
+        <w:t>Amos 5:4</w:t>
+      </w:r>
       <w:r>
         <w:rPr>
           <w:lang w:val="en_US" w:bidi="en_US"/>
         </w:rPr>
         <w:t xml:space="preserve">, </w:t>
       </w:r>
-      <w:hyperlink r:id="rId182">
-        <w:r>
-          <w:rPr>
-            <w:lang w:val="en_US" w:bidi="en_US"/>
-          </w:rPr>
-          <w:rPr>
-            <w:color w:val="0000EE"/>
-            <w:u w:val="single"/>
-          </w:rPr>
-          <w:t>6</w:t>
-        </w:r>
-      </w:hyperlink>
+      <w:r>
+        <w:rPr>
+          <w:lang w:val="en_US" w:bidi="en_US"/>
+        </w:rPr>
+        <w:t>6</w:t>
+      </w:r>
       <w:r>
         <w:rPr>
           <w:lang w:val="en_US" w:bidi="en_US"/>
@@ -8775,18 +7623,12 @@
         </w:rPr>
         <w:t>: People would grieve because of the widespread and certain destruction ahead (</w:t>
       </w:r>
-      <w:hyperlink r:id="rId183">
-        <w:r>
-          <w:rPr>
-            <w:lang w:val="en_US" w:bidi="en_US"/>
-          </w:rPr>
-          <w:rPr>
-            <w:color w:val="0000EE"/>
-            <w:u w:val="single"/>
-          </w:rPr>
-          <w:t>Amos 5:1–2</w:t>
-        </w:r>
-      </w:hyperlink>
+      <w:r>
+        <w:rPr>
+          <w:lang w:val="en_US" w:bidi="en_US"/>
+        </w:rPr>
+        <w:t>Amos 5:1–2</w:t>
+      </w:r>
       <w:r>
         <w:rPr>
           <w:lang w:val="en_US" w:bidi="en_US"/>
@@ -8845,18 +7687,12 @@
         </w:rPr>
         <w:t xml:space="preserve">Amos again challenges the Israelites' mistaken belief about their chosen status (see </w:t>
       </w:r>
-      <w:hyperlink r:id="rId81">
-        <w:r>
-          <w:rPr>
-            <w:lang w:val="en_US" w:bidi="en_US"/>
-          </w:rPr>
-          <w:rPr>
-            <w:color w:val="0000EE"/>
-            <w:u w:val="single"/>
-          </w:rPr>
-          <w:t>Amos 3:2</w:t>
-        </w:r>
-      </w:hyperlink>
+      <w:r>
+        <w:rPr>
+          <w:lang w:val="en_US" w:bidi="en_US"/>
+        </w:rPr>
+        <w:t>Amos 3:2</w:t>
+      </w:r>
       <w:r>
         <w:rPr>
           <w:lang w:val="en_US" w:bidi="en_US"/>
@@ -8912,108 +7748,72 @@
         </w:rPr>
         <w:t xml:space="preserve">In the Old Testament, the day of the Lord (see </w:t>
       </w:r>
-      <w:hyperlink r:id="rId190">
-        <w:r>
-          <w:rPr>
-            <w:lang w:val="en_US" w:bidi="en_US"/>
-          </w:rPr>
-          <w:rPr>
-            <w:color w:val="0000EE"/>
-            <w:u w:val="single"/>
-          </w:rPr>
-          <w:t>Isaiah 13:6</w:t>
-        </w:r>
-      </w:hyperlink>
+      <w:r>
+        <w:rPr>
+          <w:lang w:val="en_US" w:bidi="en_US"/>
+        </w:rPr>
+        <w:t>Isaiah 13:6</w:t>
+      </w:r>
       <w:r>
         <w:rPr>
           <w:lang w:val="en_US" w:bidi="en_US"/>
         </w:rPr>
         <w:t xml:space="preserve">, </w:t>
       </w:r>
-      <w:hyperlink r:id="rId191">
-        <w:r>
-          <w:rPr>
-            <w:lang w:val="en_US" w:bidi="en_US"/>
-          </w:rPr>
-          <w:rPr>
-            <w:color w:val="0000EE"/>
-            <w:u w:val="single"/>
-          </w:rPr>
-          <w:t>9</w:t>
-        </w:r>
-      </w:hyperlink>
+      <w:r>
+        <w:rPr>
+          <w:lang w:val="en_US" w:bidi="en_US"/>
+        </w:rPr>
+        <w:t>9</w:t>
+      </w:r>
       <w:r>
         <w:rPr>
           <w:lang w:val="en_US" w:bidi="en_US"/>
         </w:rPr>
         <w:t xml:space="preserve">) was when God would intervene to fix what was wrong. God's intervention would mean vindication for the righteous and judgment for the wicked. Israel believed that on that day (see also </w:t>
       </w:r>
-      <w:hyperlink r:id="rId109">
-        <w:r>
-          <w:rPr>
-            <w:lang w:val="en_US" w:bidi="en_US"/>
-          </w:rPr>
-          <w:rPr>
-            <w:color w:val="0000EE"/>
-            <w:u w:val="single"/>
-          </w:rPr>
-          <w:t>Amos 8:3</w:t>
-        </w:r>
-      </w:hyperlink>
+      <w:r>
+        <w:rPr>
+          <w:lang w:val="en_US" w:bidi="en_US"/>
+        </w:rPr>
+        <w:t>Amos 8:3</w:t>
+      </w:r>
       <w:r>
         <w:rPr>
           <w:lang w:val="en_US" w:bidi="en_US"/>
         </w:rPr>
         <w:t xml:space="preserve">, </w:t>
       </w:r>
-      <w:hyperlink r:id="rId192">
-        <w:r>
-          <w:rPr>
-            <w:lang w:val="en_US" w:bidi="en_US"/>
-          </w:rPr>
-          <w:rPr>
-            <w:color w:val="0000EE"/>
-            <w:u w:val="single"/>
-          </w:rPr>
-          <w:t>9</w:t>
-        </w:r>
-      </w:hyperlink>
+      <w:r>
+        <w:rPr>
+          <w:lang w:val="en_US" w:bidi="en_US"/>
+        </w:rPr>
+        <w:t>9</w:t>
+      </w:r>
       <w:r>
         <w:rPr>
           <w:lang w:val="en_US" w:bidi="en_US"/>
         </w:rPr>
         <w:t xml:space="preserve">, </w:t>
       </w:r>
-      <w:hyperlink r:id="rId193">
-        <w:r>
-          <w:rPr>
-            <w:lang w:val="en_US" w:bidi="en_US"/>
-          </w:rPr>
-          <w:rPr>
-            <w:color w:val="0000EE"/>
-            <w:u w:val="single"/>
-          </w:rPr>
-          <w:t>13</w:t>
-        </w:r>
-      </w:hyperlink>
+      <w:r>
+        <w:rPr>
+          <w:lang w:val="en_US" w:bidi="en_US"/>
+        </w:rPr>
+        <w:t>13</w:t>
+      </w:r>
       <w:r>
         <w:rPr>
           <w:lang w:val="en_US" w:bidi="en_US"/>
         </w:rPr>
         <w:t xml:space="preserve">; </w:t>
       </w:r>
-      <w:hyperlink r:id="rId194">
-        <w:r>
-          <w:rPr>
-            <w:lang w:val="en_US" w:bidi="en_US"/>
-          </w:rPr>
-          <w:rPr>
-            <w:color w:val="0000EE"/>
-            <w:u w:val="single"/>
-          </w:rPr>
-          <w:t>9:11</w:t>
-        </w:r>
-      </w:hyperlink>
+      <w:r>
+        <w:rPr>
+          <w:lang w:val="en_US" w:bidi="en_US"/>
+        </w:rPr>
+        <w:t>9:11</w:t>
+      </w:r>
       <w:r>
         <w:rPr>
           <w:lang w:val="en_US" w:bidi="en_US"/>
@@ -9027,18 +7827,12 @@
         </w:rPr>
         <w:t>However, because the Israelites had been wicked, the day of the Lord would bring darkness, not light. Assyria conquered the northern kingdom in 722 BC (</w:t>
       </w:r>
-      <w:hyperlink r:id="rId195">
-        <w:r>
-          <w:rPr>
-            <w:lang w:val="en_US" w:bidi="en_US"/>
-          </w:rPr>
-          <w:rPr>
-            <w:color w:val="0000EE"/>
-            <w:u w:val="single"/>
-          </w:rPr>
-          <w:t>2 Kings 17:7–23</w:t>
-        </w:r>
-      </w:hyperlink>
+      <w:r>
+        <w:rPr>
+          <w:lang w:val="en_US" w:bidi="en_US"/>
+        </w:rPr>
+        <w:t>2 Kings 17:7–23</w:t>
+      </w:r>
       <w:r>
         <w:rPr>
           <w:lang w:val="en_US" w:bidi="en_US"/>
@@ -9181,36 +7975,24 @@
         </w:rPr>
         <w:t xml:space="preserve">Amos again confronts the religious hypocrisy and spiritual unfaithfulness of the Israelites. They practiced worship outwardly, but their lives did not match faithfulness to God (see </w:t>
       </w:r>
-      <w:hyperlink r:id="rId196">
-        <w:r>
-          <w:rPr>
-            <w:lang w:val="en_US" w:bidi="en_US"/>
-          </w:rPr>
-          <w:rPr>
-            <w:color w:val="0000EE"/>
-            <w:u w:val="single"/>
-          </w:rPr>
-          <w:t>Amos 4:4–5</w:t>
-        </w:r>
-      </w:hyperlink>
+      <w:r>
+        <w:rPr>
+          <w:lang w:val="en_US" w:bidi="en_US"/>
+        </w:rPr>
+        <w:t>Amos 4:4–5</w:t>
+      </w:r>
       <w:r>
         <w:rPr>
           <w:lang w:val="en_US" w:bidi="en_US"/>
         </w:rPr>
         <w:t xml:space="preserve">; </w:t>
       </w:r>
-      <w:hyperlink r:id="rId197">
-        <w:r>
-          <w:rPr>
-            <w:lang w:val="en_US" w:bidi="en_US"/>
-          </w:rPr>
-          <w:rPr>
-            <w:color w:val="0000EE"/>
-            <w:u w:val="single"/>
-          </w:rPr>
-          <w:t>Isaiah 1:10–20</w:t>
-        </w:r>
-      </w:hyperlink>
+      <w:r>
+        <w:rPr>
+          <w:lang w:val="en_US" w:bidi="en_US"/>
+        </w:rPr>
+        <w:t>Isaiah 1:10–20</w:t>
+      </w:r>
       <w:r>
         <w:rPr>
           <w:lang w:val="en_US" w:bidi="en_US"/>
@@ -9265,18 +8047,12 @@
         </w:rPr>
         <w:t xml:space="preserve">God would not accept the Israelites’ offerings. These offerings were attempts to control God through ritual actions, rather than true signs of repentance and faith (see </w:t>
       </w:r>
-      <w:hyperlink r:id="rId198">
-        <w:r>
-          <w:rPr>
-            <w:lang w:val="en_US" w:bidi="en_US"/>
-          </w:rPr>
-          <w:rPr>
-            <w:color w:val="0000EE"/>
-            <w:u w:val="single"/>
-          </w:rPr>
-          <w:t>Leviticus 1–6</w:t>
-        </w:r>
-      </w:hyperlink>
+      <w:r>
+        <w:rPr>
+          <w:lang w:val="en_US" w:bidi="en_US"/>
+        </w:rPr>
+        <w:t>Leviticus 1–6</w:t>
+      </w:r>
       <w:r>
         <w:rPr>
           <w:lang w:val="en_US" w:bidi="en_US"/>
@@ -9335,18 +8111,12 @@
         </w:rPr>
         <w:t xml:space="preserve">This is the second of the major thematic verses in Amos (see </w:t>
       </w:r>
-      <w:hyperlink r:id="rId171">
-        <w:r>
-          <w:rPr>
-            <w:lang w:val="en_US" w:bidi="en_US"/>
-          </w:rPr>
-          <w:rPr>
-            <w:color w:val="0000EE"/>
-            <w:u w:val="single"/>
-          </w:rPr>
-          <w:t>Amos 4:12</w:t>
-        </w:r>
-      </w:hyperlink>
+      <w:r>
+        <w:rPr>
+          <w:lang w:val="en_US" w:bidi="en_US"/>
+        </w:rPr>
+        <w:t>Amos 4:12</w:t>
+      </w:r>
       <w:r>
         <w:rPr>
           <w:lang w:val="en_US" w:bidi="en_US"/>
@@ -9430,18 +8200,12 @@
         </w:rPr>
         <w:t>Israel’s relationship with God was based on true devotion, which led to obedience (</w:t>
       </w:r>
-      <w:hyperlink r:id="rId199">
-        <w:r>
-          <w:rPr>
-            <w:lang w:val="en_US" w:bidi="en_US"/>
-          </w:rPr>
-          <w:rPr>
-            <w:color w:val="0000EE"/>
-            <w:u w:val="single"/>
-          </w:rPr>
-          <w:t>1 Samuel 15:22–23</w:t>
-        </w:r>
-      </w:hyperlink>
+      <w:r>
+        <w:rPr>
+          <w:lang w:val="en_US" w:bidi="en_US"/>
+        </w:rPr>
+        <w:t>1 Samuel 15:22–23</w:t>
+      </w:r>
       <w:r>
         <w:rPr>
           <w:lang w:val="en_US" w:bidi="en_US"/>
@@ -9466,18 +8230,12 @@
         </w:rPr>
         <w:t xml:space="preserve">Israel wandered for 40 years in the wilderness after the rebellion at Kadesh-barnea (see </w:t>
       </w:r>
-      <w:hyperlink r:id="rId200">
-        <w:r>
-          <w:rPr>
-            <w:lang w:val="en_US" w:bidi="en_US"/>
-          </w:rPr>
-          <w:rPr>
-            <w:color w:val="0000EE"/>
-            <w:u w:val="single"/>
-          </w:rPr>
-          <w:t>Numbers 14:32–35</w:t>
-        </w:r>
-      </w:hyperlink>
+      <w:r>
+        <w:rPr>
+          <w:lang w:val="en_US" w:bidi="en_US"/>
+        </w:rPr>
+        <w:t>Numbers 14:32–35</w:t>
+      </w:r>
       <w:r>
         <w:rPr>
           <w:lang w:val="en_US" w:bidi="en_US"/>
@@ -9580,36 +8338,24 @@
         </w:rPr>
         <w:t xml:space="preserve">The names in </w:t>
       </w:r>
-      <w:hyperlink r:id="rId201">
-        <w:r>
-          <w:rPr>
-            <w:lang w:val="en_US" w:bidi="en_US"/>
-          </w:rPr>
-          <w:rPr>
-            <w:color w:val="0000EE"/>
-            <w:u w:val="single"/>
-          </w:rPr>
-          <w:t>Amos 5:26</w:t>
-        </w:r>
-      </w:hyperlink>
+      <w:r>
+        <w:rPr>
+          <w:lang w:val="en_US" w:bidi="en_US"/>
+        </w:rPr>
+        <w:t>Amos 5:26</w:t>
+      </w:r>
       <w:r>
         <w:rPr>
           <w:lang w:val="en_US" w:bidi="en_US"/>
         </w:rPr>
         <w:t xml:space="preserve"> have led to several explanations. However, many interpreters think these names refer to pagan gods whose identities are no longer clear. The “king god” may be Molech, the god worshiped by the Ammonites (see </w:t>
       </w:r>
-      <w:hyperlink r:id="rId202">
-        <w:r>
-          <w:rPr>
-            <w:lang w:val="en_US" w:bidi="en_US"/>
-          </w:rPr>
-          <w:rPr>
-            <w:color w:val="0000EE"/>
-            <w:u w:val="single"/>
-          </w:rPr>
-          <w:t>Amos 1:15</w:t>
-        </w:r>
-      </w:hyperlink>
+      <w:r>
+        <w:rPr>
+          <w:lang w:val="en_US" w:bidi="en_US"/>
+        </w:rPr>
+        <w:t>Amos 1:15</w:t>
+      </w:r>
       <w:r>
         <w:rPr>
           <w:lang w:val="en_US" w:bidi="en_US"/>
@@ -9629,18 +8375,12 @@
         </w:rPr>
         <w:t xml:space="preserve"> might mean "you will lift up." In this case, the prophet contrasts Israel or Judah, who carried their idols, with God, who carries his people (see </w:t>
       </w:r>
-      <w:hyperlink r:id="rId203">
-        <w:r>
-          <w:rPr>
-            <w:lang w:val="en_US" w:bidi="en_US"/>
-          </w:rPr>
-          <w:rPr>
-            <w:color w:val="0000EE"/>
-            <w:u w:val="single"/>
-          </w:rPr>
-          <w:t>Isaiah 46:1–7</w:t>
-        </w:r>
-      </w:hyperlink>
+      <w:r>
+        <w:rPr>
+          <w:lang w:val="en_US" w:bidi="en_US"/>
+        </w:rPr>
+        <w:t>Isaiah 46:1–7</w:t>
+      </w:r>
       <w:r>
         <w:rPr>
           <w:lang w:val="en_US" w:bidi="en_US"/>
@@ -9728,18 +8468,12 @@
         </w:rPr>
         <w:t xml:space="preserve">, referring to the strongholds of the two cities. The people of both Judea and Israel were arrogant, thinking the fortresses of Jerusalem and Samaria could not be defeated (see also </w:t>
       </w:r>
-      <w:hyperlink r:id="rId204">
-        <w:r>
-          <w:rPr>
-            <w:lang w:val="en_US" w:bidi="en_US"/>
-          </w:rPr>
-          <w:rPr>
-            <w:color w:val="0000EE"/>
-            <w:u w:val="single"/>
-          </w:rPr>
-          <w:t>Amos 4:3</w:t>
-        </w:r>
-      </w:hyperlink>
+      <w:r>
+        <w:rPr>
+          <w:lang w:val="en_US" w:bidi="en_US"/>
+        </w:rPr>
+        <w:t>Amos 4:3</w:t>
+      </w:r>
       <w:r>
         <w:rPr>
           <w:lang w:val="en_US" w:bidi="en_US"/>
@@ -9798,36 +8532,24 @@
         </w:rPr>
         <w:t xml:space="preserve">Calneh and Hamath were Aramean city-states influenced by Israel (see </w:t>
       </w:r>
-      <w:hyperlink r:id="rId205">
-        <w:r>
-          <w:rPr>
-            <w:lang w:val="en_US" w:bidi="en_US"/>
-          </w:rPr>
-          <w:rPr>
-            <w:color w:val="0000EE"/>
-            <w:u w:val="single"/>
-          </w:rPr>
-          <w:t>2 Kings 14:28</w:t>
-        </w:r>
-      </w:hyperlink>
+      <w:r>
+        <w:rPr>
+          <w:lang w:val="en_US" w:bidi="en_US"/>
+        </w:rPr>
+        <w:t>2 Kings 14:28</w:t>
+      </w:r>
       <w:r>
         <w:rPr>
           <w:lang w:val="en_US" w:bidi="en_US"/>
         </w:rPr>
         <w:t>). Calneh fell to Assyria in 738 BC, and Hamath had to pay tribute soon after. Uzziah had destroyed the wall of Gath (</w:t>
       </w:r>
-      <w:hyperlink r:id="rId39">
-        <w:r>
-          <w:rPr>
-            <w:lang w:val="en_US" w:bidi="en_US"/>
-          </w:rPr>
-          <w:rPr>
-            <w:color w:val="0000EE"/>
-            <w:u w:val="single"/>
-          </w:rPr>
-          <w:t>2 Chronicles 26:6</w:t>
-        </w:r>
-      </w:hyperlink>
+      <w:r>
+        <w:rPr>
+          <w:lang w:val="en_US" w:bidi="en_US"/>
+        </w:rPr>
+        <w:t>2 Chronicles 26:6</w:t>
+      </w:r>
       <w:r>
         <w:rPr>
           <w:lang w:val="en_US" w:bidi="en_US"/>
@@ -10157,54 +8879,36 @@
         </w:rPr>
         <w:t xml:space="preserve">; see </w:t>
       </w:r>
-      <w:hyperlink r:id="rId206">
-        <w:r>
-          <w:rPr>
-            <w:lang w:val="en_US" w:bidi="en_US"/>
-          </w:rPr>
-          <w:rPr>
-            <w:color w:val="0000EE"/>
-            <w:u w:val="single"/>
-          </w:rPr>
-          <w:t>Exodus 24:6</w:t>
-        </w:r>
-      </w:hyperlink>
+      <w:r>
+        <w:rPr>
+          <w:lang w:val="en_US" w:bidi="en_US"/>
+        </w:rPr>
+        <w:t>Exodus 24:6</w:t>
+      </w:r>
       <w:r>
         <w:rPr>
           <w:lang w:val="en_US" w:bidi="en_US"/>
         </w:rPr>
         <w:t xml:space="preserve">). The same word describes the basins used for sprinkling blood or water in religious ceremonies (see </w:t>
       </w:r>
-      <w:hyperlink r:id="rId207">
-        <w:r>
-          <w:rPr>
-            <w:lang w:val="en_US" w:bidi="en_US"/>
-          </w:rPr>
-          <w:rPr>
-            <w:color w:val="0000EE"/>
-            <w:u w:val="single"/>
-          </w:rPr>
-          <w:t>2 Kings 12:13</w:t>
-        </w:r>
-      </w:hyperlink>
+      <w:r>
+        <w:rPr>
+          <w:lang w:val="en_US" w:bidi="en_US"/>
+        </w:rPr>
+        <w:t>2 Kings 12:13</w:t>
+      </w:r>
       <w:r>
         <w:rPr>
           <w:lang w:val="en_US" w:bidi="en_US"/>
         </w:rPr>
         <w:t xml:space="preserve">; </w:t>
       </w:r>
-      <w:hyperlink r:id="rId208">
-        <w:r>
-          <w:rPr>
-            <w:lang w:val="en_US" w:bidi="en_US"/>
-          </w:rPr>
-          <w:rPr>
-            <w:color w:val="0000EE"/>
-            <w:u w:val="single"/>
-          </w:rPr>
-          <w:t>25:15</w:t>
-        </w:r>
-      </w:hyperlink>
+      <w:r>
+        <w:rPr>
+          <w:lang w:val="en_US" w:bidi="en_US"/>
+        </w:rPr>
+        <w:t>25:15</w:t>
+      </w:r>
       <w:r>
         <w:rPr>
           <w:lang w:val="en_US" w:bidi="en_US"/>
@@ -10313,90 +9017,60 @@
         </w:rPr>
         <w:t xml:space="preserve">The most solemn oath the Lord could make was by his own name (see also </w:t>
       </w:r>
-      <w:hyperlink r:id="rId209">
-        <w:r>
-          <w:rPr>
-            <w:lang w:val="en_US" w:bidi="en_US"/>
-          </w:rPr>
-          <w:rPr>
-            <w:color w:val="0000EE"/>
-            <w:u w:val="single"/>
-          </w:rPr>
-          <w:t>Genesis 22:16</w:t>
-        </w:r>
-      </w:hyperlink>
+      <w:r>
+        <w:rPr>
+          <w:lang w:val="en_US" w:bidi="en_US"/>
+        </w:rPr>
+        <w:t>Genesis 22:16</w:t>
+      </w:r>
       <w:r>
         <w:rPr>
           <w:lang w:val="en_US" w:bidi="en_US"/>
         </w:rPr>
         <w:t xml:space="preserve">; </w:t>
       </w:r>
-      <w:hyperlink r:id="rId210">
-        <w:r>
-          <w:rPr>
-            <w:lang w:val="en_US" w:bidi="en_US"/>
-          </w:rPr>
-          <w:rPr>
-            <w:color w:val="0000EE"/>
-            <w:u w:val="single"/>
-          </w:rPr>
-          <w:t>Jeremiah 51:14</w:t>
-        </w:r>
-      </w:hyperlink>
+      <w:r>
+        <w:rPr>
+          <w:lang w:val="en_US" w:bidi="en_US"/>
+        </w:rPr>
+        <w:t>Jeremiah 51:14</w:t>
+      </w:r>
       <w:r>
         <w:rPr>
           <w:lang w:val="en_US" w:bidi="en_US"/>
         </w:rPr>
         <w:t xml:space="preserve">; compare </w:t>
       </w:r>
-      <w:hyperlink r:id="rId211">
-        <w:r>
-          <w:rPr>
-            <w:lang w:val="en_US" w:bidi="en_US"/>
-          </w:rPr>
-          <w:rPr>
-            <w:color w:val="0000EE"/>
-            <w:u w:val="single"/>
-          </w:rPr>
-          <w:t>Amos 4:2</w:t>
-        </w:r>
-      </w:hyperlink>
+      <w:r>
+        <w:rPr>
+          <w:lang w:val="en_US" w:bidi="en_US"/>
+        </w:rPr>
+        <w:t>Amos 4:2</w:t>
+      </w:r>
       <w:r>
         <w:rPr>
           <w:lang w:val="en_US" w:bidi="en_US"/>
         </w:rPr>
         <w:t xml:space="preserve">; </w:t>
       </w:r>
-      <w:hyperlink r:id="rId212">
-        <w:r>
-          <w:rPr>
-            <w:lang w:val="en_US" w:bidi="en_US"/>
-          </w:rPr>
-          <w:rPr>
-            <w:color w:val="0000EE"/>
-            <w:u w:val="single"/>
-          </w:rPr>
-          <w:t>Psalm 110:4</w:t>
-        </w:r>
-      </w:hyperlink>
+      <w:r>
+        <w:rPr>
+          <w:lang w:val="en_US" w:bidi="en_US"/>
+        </w:rPr>
+        <w:t>Psalm 110:4</w:t>
+      </w:r>
       <w:r>
         <w:rPr>
           <w:lang w:val="en_US" w:bidi="en_US"/>
         </w:rPr>
         <w:t xml:space="preserve">; </w:t>
       </w:r>
-      <w:hyperlink r:id="rId213">
-        <w:r>
-          <w:rPr>
-            <w:lang w:val="en_US" w:bidi="en_US"/>
-          </w:rPr>
-          <w:rPr>
-            <w:color w:val="0000EE"/>
-            <w:u w:val="single"/>
-          </w:rPr>
-          <w:t>Hebrews 6:13–14</w:t>
-        </w:r>
-      </w:hyperlink>
+      <w:r>
+        <w:rPr>
+          <w:lang w:val="en_US" w:bidi="en_US"/>
+        </w:rPr>
+        <w:t>Hebrews 6:13–14</w:t>
+      </w:r>
       <w:r>
         <w:rPr>
           <w:lang w:val="en_US" w:bidi="en_US"/>
@@ -10453,18 +9127,12 @@
         </w:rPr>
         <w:t xml:space="preserve"> can mean "cheat" (</w:t>
       </w:r>
-      <w:hyperlink r:id="rId214">
-        <w:r>
-          <w:rPr>
-            <w:lang w:val="en_US" w:bidi="en_US"/>
-          </w:rPr>
-          <w:rPr>
-            <w:color w:val="0000EE"/>
-            <w:u w:val="single"/>
-          </w:rPr>
-          <w:t>Genesis 27:36</w:t>
-        </w:r>
-      </w:hyperlink>
+      <w:r>
+        <w:rPr>
+          <w:lang w:val="en_US" w:bidi="en_US"/>
+        </w:rPr>
+        <w:t>Genesis 27:36</w:t>
+      </w:r>
       <w:r>
         <w:rPr>
           <w:lang w:val="en_US" w:bidi="en_US"/>
@@ -10484,18 +9152,12 @@
         </w:rPr>
         <w:t xml:space="preserve"> means "he struggles with God" (</w:t>
       </w:r>
-      <w:hyperlink r:id="rId215">
-        <w:r>
-          <w:rPr>
-            <w:lang w:val="en_US" w:bidi="en_US"/>
-          </w:rPr>
-          <w:rPr>
-            <w:color w:val="0000EE"/>
-            <w:u w:val="single"/>
-          </w:rPr>
-          <w:t>Genesis 32:28</w:t>
-        </w:r>
-      </w:hyperlink>
+      <w:r>
+        <w:rPr>
+          <w:lang w:val="en_US" w:bidi="en_US"/>
+        </w:rPr>
+        <w:t>Genesis 32:28</w:t>
+      </w:r>
       <w:r>
         <w:rPr>
           <w:lang w:val="en_US" w:bidi="en_US"/>
@@ -10563,18 +9225,12 @@
         </w:rPr>
         <w:t xml:space="preserve">These verses vividly describe the widespread killing due to military conquest as promised in </w:t>
       </w:r>
-      <w:hyperlink r:id="rId130">
-        <w:r>
-          <w:rPr>
-            <w:lang w:val="en_US" w:bidi="en_US"/>
-          </w:rPr>
-          <w:rPr>
-            <w:color w:val="0000EE"/>
-            <w:u w:val="single"/>
-          </w:rPr>
-          <w:t>Amos 6:8</w:t>
-        </w:r>
-      </w:hyperlink>
+      <w:r>
+        <w:rPr>
+          <w:lang w:val="en_US" w:bidi="en_US"/>
+        </w:rPr>
+        <w:t>Amos 6:8</w:t>
+      </w:r>
       <w:r>
         <w:rPr>
           <w:lang w:val="en_US" w:bidi="en_US"/>
@@ -10648,54 +9304,36 @@
         </w:rPr>
         <w:t xml:space="preserve">). Because of this, some interpret this phrase to mean "burn a memorial fire" (see </w:t>
       </w:r>
-      <w:hyperlink r:id="rId216">
-        <w:r>
-          <w:rPr>
-            <w:lang w:val="en_US" w:bidi="en_US"/>
-          </w:rPr>
-          <w:rPr>
-            <w:color w:val="0000EE"/>
-            <w:u w:val="single"/>
-          </w:rPr>
-          <w:t>Jeremiah 34:5</w:t>
-        </w:r>
-      </w:hyperlink>
+      <w:r>
+        <w:rPr>
+          <w:lang w:val="en_US" w:bidi="en_US"/>
+        </w:rPr>
+        <w:t>Jeremiah 34:5</w:t>
+      </w:r>
       <w:r>
         <w:rPr>
           <w:lang w:val="en_US" w:bidi="en_US"/>
         </w:rPr>
         <w:t xml:space="preserve">). Others believe it means "dispose of the remains" without cremation. However, the context (the need to dispose of many bodies to prevent decay and disease; </w:t>
       </w:r>
-      <w:hyperlink r:id="rId217">
-        <w:r>
-          <w:rPr>
-            <w:lang w:val="en_US" w:bidi="en_US"/>
-          </w:rPr>
-          <w:rPr>
-            <w:color w:val="0000EE"/>
-            <w:u w:val="single"/>
-          </w:rPr>
-          <w:t>Amos 6:9</w:t>
-        </w:r>
-      </w:hyperlink>
+      <w:r>
+        <w:rPr>
+          <w:lang w:val="en_US" w:bidi="en_US"/>
+        </w:rPr>
+        <w:t>Amos 6:9</w:t>
+      </w:r>
       <w:r>
         <w:rPr>
           <w:lang w:val="en_US" w:bidi="en_US"/>
         </w:rPr>
         <w:t xml:space="preserve">; see </w:t>
       </w:r>
-      <w:hyperlink r:id="rId109">
-        <w:r>
-          <w:rPr>
-            <w:lang w:val="en_US" w:bidi="en_US"/>
-          </w:rPr>
-          <w:rPr>
-            <w:color w:val="0000EE"/>
-            <w:u w:val="single"/>
-          </w:rPr>
-          <w:t>8:3</w:t>
-        </w:r>
-      </w:hyperlink>
+      <w:r>
+        <w:rPr>
+          <w:lang w:val="en_US" w:bidi="en_US"/>
+        </w:rPr>
+        <w:t>8:3</w:t>
+      </w:r>
       <w:r>
         <w:rPr>
           <w:lang w:val="en_US" w:bidi="en_US"/>
@@ -10849,18 +9487,12 @@
         </w:rPr>
         <w:t xml:space="preserve">: The people twisted what is just and right, making it toxic and bitter (see also </w:t>
       </w:r>
-      <w:hyperlink r:id="rId187">
-        <w:r>
-          <w:rPr>
-            <w:lang w:val="en_US" w:bidi="en_US"/>
-          </w:rPr>
-          <w:rPr>
-            <w:color w:val="0000EE"/>
-            <w:u w:val="single"/>
-          </w:rPr>
-          <w:t>Amos 5:7</w:t>
-        </w:r>
-      </w:hyperlink>
+      <w:r>
+        <w:rPr>
+          <w:lang w:val="en_US" w:bidi="en_US"/>
+        </w:rPr>
+        <w:t>Amos 5:7</w:t>
+      </w:r>
       <w:r>
         <w:rPr>
           <w:lang w:val="en_US" w:bidi="en_US"/>
@@ -10915,18 +9547,12 @@
         </w:rPr>
         <w:t xml:space="preserve">Lo-debar and Karnaim were areas that Jeroboam II took back from the Arameans (see </w:t>
       </w:r>
-      <w:hyperlink r:id="rId218">
-        <w:r>
-          <w:rPr>
-            <w:lang w:val="en_US" w:bidi="en_US"/>
-          </w:rPr>
-          <w:rPr>
-            <w:color w:val="0000EE"/>
-            <w:u w:val="single"/>
-          </w:rPr>
-          <w:t>2 Kings 14:25–28</w:t>
-        </w:r>
-      </w:hyperlink>
+      <w:r>
+        <w:rPr>
+          <w:lang w:val="en_US" w:bidi="en_US"/>
+        </w:rPr>
+        <w:t>2 Kings 14:25–28</w:t>
+      </w:r>
       <w:r>
         <w:rPr>
           <w:lang w:val="en_US" w:bidi="en_US"/>
@@ -11015,36 +9641,24 @@
         </w:rPr>
         <w:t>Lebo-hamath marked the northern border of Solomon’s influence (</w:t>
       </w:r>
-      <w:hyperlink r:id="rId219">
-        <w:r>
-          <w:rPr>
-            <w:lang w:val="en_US" w:bidi="en_US"/>
-          </w:rPr>
-          <w:rPr>
-            <w:color w:val="0000EE"/>
-            <w:u w:val="single"/>
-          </w:rPr>
-          <w:t>1 Kings 8:65</w:t>
-        </w:r>
-      </w:hyperlink>
+      <w:r>
+        <w:rPr>
+          <w:lang w:val="en_US" w:bidi="en_US"/>
+        </w:rPr>
+        <w:t>1 Kings 8:65</w:t>
+      </w:r>
       <w:r>
         <w:rPr>
           <w:lang w:val="en_US" w:bidi="en_US"/>
         </w:rPr>
         <w:t xml:space="preserve">) and the land Jeroboam II recovered. The Dead Sea, also known as the Sea of the Arabah (see footnote on </w:t>
       </w:r>
-      <w:hyperlink r:id="rId220">
-        <w:r>
-          <w:rPr>
-            <w:lang w:val="en_US" w:bidi="en_US"/>
-          </w:rPr>
-          <w:rPr>
-            <w:color w:val="0000EE"/>
-            <w:u w:val="single"/>
-          </w:rPr>
-          <w:t>2 Kings 14:25</w:t>
-        </w:r>
-      </w:hyperlink>
+      <w:r>
+        <w:rPr>
+          <w:lang w:val="en_US" w:bidi="en_US"/>
+        </w:rPr>
+        <w:t>2 Kings 14:25</w:t>
+      </w:r>
       <w:r>
         <w:rPr>
           <w:lang w:val="en_US" w:bidi="en_US"/>
@@ -11103,36 +9717,24 @@
         </w:rPr>
         <w:t xml:space="preserve">Locusts (see </w:t>
       </w:r>
-      <w:hyperlink r:id="rId221">
-        <w:r>
-          <w:rPr>
-            <w:lang w:val="en_US" w:bidi="en_US"/>
-          </w:rPr>
-          <w:rPr>
-            <w:color w:val="0000EE"/>
-            <w:u w:val="single"/>
-          </w:rPr>
-          <w:t>Amos 4:9</w:t>
-        </w:r>
-      </w:hyperlink>
+      <w:r>
+        <w:rPr>
+          <w:lang w:val="en_US" w:bidi="en_US"/>
+        </w:rPr>
+        <w:t>Amos 4:9</w:t>
+      </w:r>
       <w:r>
         <w:rPr>
           <w:lang w:val="en_US" w:bidi="en_US"/>
         </w:rPr>
         <w:t>) were one of the plagues that affected Egypt (</w:t>
       </w:r>
-      <w:hyperlink r:id="rId222">
-        <w:r>
-          <w:rPr>
-            <w:lang w:val="en_US" w:bidi="en_US"/>
-          </w:rPr>
-          <w:rPr>
-            <w:color w:val="0000EE"/>
-            <w:u w:val="single"/>
-          </w:rPr>
-          <w:t>Exodus 10:4</w:t>
-        </w:r>
-      </w:hyperlink>
+      <w:r>
+        <w:rPr>
+          <w:lang w:val="en_US" w:bidi="en_US"/>
+        </w:rPr>
+        <w:t>Exodus 10:4</w:t>
+      </w:r>
       <w:r>
         <w:rPr>
           <w:lang w:val="en_US" w:bidi="en_US"/>
@@ -11260,18 +9862,12 @@
         </w:rPr>
         <w:t xml:space="preserve">This section contains five visions. It is helpful to compare how these visions develop with the judgments listed earlier in </w:t>
       </w:r>
-      <w:hyperlink r:id="rId223">
-        <w:r>
-          <w:rPr>
-            <w:lang w:val="en_US" w:bidi="en_US"/>
-          </w:rPr>
-          <w:rPr>
-            <w:color w:val="0000EE"/>
-            <w:u w:val="single"/>
-          </w:rPr>
-          <w:t>Amos 4:6–11</w:t>
-        </w:r>
-      </w:hyperlink>
+      <w:r>
+        <w:rPr>
+          <w:lang w:val="en_US" w:bidi="en_US"/>
+        </w:rPr>
+        <w:t>Amos 4:6–11</w:t>
+      </w:r>
       <w:r>
         <w:rPr>
           <w:lang w:val="en_US" w:bidi="en_US"/>
@@ -11616,36 +10212,24 @@
         </w:rPr>
         <w:t>This vision starts like the previous two (</w:t>
       </w:r>
-      <w:hyperlink r:id="rId224">
-        <w:r>
-          <w:rPr>
-            <w:lang w:val="en_US" w:bidi="en_US"/>
-          </w:rPr>
-          <w:rPr>
-            <w:color w:val="0000EE"/>
-            <w:u w:val="single"/>
-          </w:rPr>
-          <w:t>Amos 7:2–3</w:t>
-        </w:r>
-      </w:hyperlink>
+      <w:r>
+        <w:rPr>
+          <w:lang w:val="en_US" w:bidi="en_US"/>
+        </w:rPr>
+        <w:t>Amos 7:2–3</w:t>
+      </w:r>
       <w:r>
         <w:rPr>
           <w:lang w:val="en_US" w:bidi="en_US"/>
         </w:rPr>
         <w:t xml:space="preserve">, </w:t>
       </w:r>
-      <w:hyperlink r:id="rId225">
-        <w:r>
-          <w:rPr>
-            <w:lang w:val="en_US" w:bidi="en_US"/>
-          </w:rPr>
-          <w:rPr>
-            <w:color w:val="0000EE"/>
-            <w:u w:val="single"/>
-          </w:rPr>
-          <w:t>4–6</w:t>
-        </w:r>
-      </w:hyperlink>
+      <w:r>
+        <w:rPr>
+          <w:lang w:val="en_US" w:bidi="en_US"/>
+        </w:rPr>
+        <w:t>4–6</w:t>
+      </w:r>
       <w:r>
         <w:rPr>
           <w:lang w:val="en_US" w:bidi="en_US"/>
@@ -11726,36 +10310,24 @@
         </w:rPr>
         <w:t xml:space="preserve">, see </w:t>
       </w:r>
-      <w:hyperlink r:id="rId226">
-        <w:r>
-          <w:rPr>
-            <w:lang w:val="en_US" w:bidi="en_US"/>
-          </w:rPr>
-          <w:rPr>
-            <w:color w:val="0000EE"/>
-            <w:u w:val="single"/>
-          </w:rPr>
-          <w:t>Isaiah 35:10</w:t>
-        </w:r>
-      </w:hyperlink>
+      <w:r>
+        <w:rPr>
+          <w:lang w:val="en_US" w:bidi="en_US"/>
+        </w:rPr>
+        <w:t>Isaiah 35:10</w:t>
+      </w:r>
       <w:r>
         <w:rPr>
           <w:lang w:val="en_US" w:bidi="en_US"/>
         </w:rPr>
         <w:t xml:space="preserve">; </w:t>
       </w:r>
-      <w:hyperlink r:id="rId227">
-        <w:r>
-          <w:rPr>
-            <w:lang w:val="en_US" w:bidi="en_US"/>
-          </w:rPr>
-          <w:rPr>
-            <w:color w:val="0000EE"/>
-            <w:u w:val="single"/>
-          </w:rPr>
-          <w:t>Lamentations 1:22</w:t>
-        </w:r>
-      </w:hyperlink>
+      <w:r>
+        <w:rPr>
+          <w:lang w:val="en_US" w:bidi="en_US"/>
+        </w:rPr>
+        <w:t>Lamentations 1:22</w:t>
+      </w:r>
       <w:r>
         <w:rPr>
           <w:lang w:val="en_US" w:bidi="en_US"/>
@@ -11871,72 +10443,48 @@
         </w:rPr>
         <w:t>: Jeroboam II died naturally (</w:t>
       </w:r>
-      <w:hyperlink r:id="rId228">
-        <w:r>
-          <w:rPr>
-            <w:lang w:val="en_US" w:bidi="en_US"/>
-          </w:rPr>
-          <w:rPr>
-            <w:color w:val="0000EE"/>
-            <w:u w:val="single"/>
-          </w:rPr>
-          <w:t>2 Kings 14:29</w:t>
-        </w:r>
-      </w:hyperlink>
+      <w:r>
+        <w:rPr>
+          <w:lang w:val="en_US" w:bidi="en_US"/>
+        </w:rPr>
+        <w:t>2 Kings 14:29</w:t>
+      </w:r>
       <w:r>
         <w:rPr>
           <w:lang w:val="en_US" w:bidi="en_US"/>
         </w:rPr>
         <w:t>), but his son and successor, Zechariah, was murdered after reigning for less than a year (</w:t>
       </w:r>
-      <w:hyperlink r:id="rId229">
-        <w:r>
-          <w:rPr>
-            <w:lang w:val="en_US" w:bidi="en_US"/>
-          </w:rPr>
-          <w:rPr>
-            <w:color w:val="0000EE"/>
-            <w:u w:val="single"/>
-          </w:rPr>
-          <w:t>2 Kings 15:8–10</w:t>
-        </w:r>
-      </w:hyperlink>
+      <w:r>
+        <w:rPr>
+          <w:lang w:val="en_US" w:bidi="en_US"/>
+        </w:rPr>
+        <w:t>2 Kings 15:8–10</w:t>
+      </w:r>
       <w:r>
         <w:rPr>
           <w:lang w:val="en_US" w:bidi="en_US"/>
         </w:rPr>
         <w:t xml:space="preserve">; see </w:t>
       </w:r>
-      <w:hyperlink r:id="rId230">
-        <w:r>
-          <w:rPr>
-            <w:lang w:val="en_US" w:bidi="en_US"/>
-          </w:rPr>
-          <w:rPr>
-            <w:color w:val="0000EE"/>
-            <w:u w:val="single"/>
-          </w:rPr>
-          <w:t>2 Kings 10:28–31</w:t>
-        </w:r>
-      </w:hyperlink>
+      <w:r>
+        <w:rPr>
+          <w:lang w:val="en_US" w:bidi="en_US"/>
+        </w:rPr>
+        <w:t>2 Kings 10:28–31</w:t>
+      </w:r>
       <w:r>
         <w:rPr>
           <w:lang w:val="en_US" w:bidi="en_US"/>
         </w:rPr>
         <w:t>), which started a period of instability in Israel’s government that it never overcame (</w:t>
       </w:r>
-      <w:hyperlink r:id="rId231">
-        <w:r>
-          <w:rPr>
-            <w:lang w:val="en_US" w:bidi="en_US"/>
-          </w:rPr>
-          <w:rPr>
-            <w:color w:val="0000EE"/>
-            <w:u w:val="single"/>
-          </w:rPr>
-          <w:t>2 Kings 15:10–31</w:t>
-        </w:r>
-      </w:hyperlink>
+      <w:r>
+        <w:rPr>
+          <w:lang w:val="en_US" w:bidi="en_US"/>
+        </w:rPr>
+        <w:t>2 Kings 15:10–31</w:t>
+      </w:r>
       <w:r>
         <w:rPr>
           <w:lang w:val="en_US" w:bidi="en_US"/>
@@ -12232,18 +10780,12 @@
         </w:rPr>
         <w:t xml:space="preserve">: The Hebrew word here differs from the one in </w:t>
       </w:r>
-      <w:hyperlink r:id="rId232">
-        <w:r>
-          <w:rPr>
-            <w:lang w:val="en_US" w:bidi="en_US"/>
-          </w:rPr>
-          <w:rPr>
-            <w:color w:val="0000EE"/>
-            <w:u w:val="single"/>
-          </w:rPr>
-          <w:t>Amos 1:1</w:t>
-        </w:r>
-      </w:hyperlink>
+      <w:r>
+        <w:rPr>
+          <w:lang w:val="en_US" w:bidi="en_US"/>
+        </w:rPr>
+        <w:t>Amos 1:1</w:t>
+      </w:r>
       <w:r>
         <w:rPr>
           <w:lang w:val="en_US" w:bidi="en_US"/>
@@ -12328,36 +10870,24 @@
         </w:rPr>
         <w:t xml:space="preserve">Amos did not seek money. Instead, the Lord's voice (see </w:t>
       </w:r>
-      <w:hyperlink r:id="rId122">
-        <w:r>
-          <w:rPr>
-            <w:lang w:val="en_US" w:bidi="en_US"/>
-          </w:rPr>
-          <w:rPr>
-            <w:color w:val="0000EE"/>
-            <w:u w:val="single"/>
-          </w:rPr>
-          <w:t>Amos 1:2</w:t>
-        </w:r>
-      </w:hyperlink>
+      <w:r>
+        <w:rPr>
+          <w:lang w:val="en_US" w:bidi="en_US"/>
+        </w:rPr>
+        <w:t>Amos 1:2</w:t>
+      </w:r>
       <w:r>
         <w:rPr>
           <w:lang w:val="en_US" w:bidi="en_US"/>
         </w:rPr>
         <w:t xml:space="preserve">; </w:t>
       </w:r>
-      <w:hyperlink r:id="rId233">
-        <w:r>
-          <w:rPr>
-            <w:lang w:val="en_US" w:bidi="en_US"/>
-          </w:rPr>
-          <w:rPr>
-            <w:color w:val="0000EE"/>
-            <w:u w:val="single"/>
-          </w:rPr>
-          <w:t>3:8</w:t>
-        </w:r>
-      </w:hyperlink>
+      <w:r>
+        <w:rPr>
+          <w:lang w:val="en_US" w:bidi="en_US"/>
+        </w:rPr>
+        <w:t>3:8</w:t>
+      </w:r>
       <w:r>
         <w:rPr>
           <w:lang w:val="en_US" w:bidi="en_US"/>
@@ -12431,54 +10961,36 @@
         </w:rPr>
         <w:t xml:space="preserve">; compare </w:t>
       </w:r>
-      <w:hyperlink r:id="rId182">
-        <w:r>
-          <w:rPr>
-            <w:lang w:val="en_US" w:bidi="en_US"/>
-          </w:rPr>
-          <w:rPr>
-            <w:color w:val="0000EE"/>
-            <w:u w:val="single"/>
-          </w:rPr>
-          <w:t>Amos 5:6</w:t>
-        </w:r>
-      </w:hyperlink>
+      <w:r>
+        <w:rPr>
+          <w:lang w:val="en_US" w:bidi="en_US"/>
+        </w:rPr>
+        <w:t>Amos 5:6</w:t>
+      </w:r>
       <w:r>
         <w:rPr>
           <w:lang w:val="en_US" w:bidi="en_US"/>
         </w:rPr>
         <w:t xml:space="preserve">, </w:t>
       </w:r>
-      <w:hyperlink r:id="rId153">
-        <w:r>
-          <w:rPr>
-            <w:lang w:val="en_US" w:bidi="en_US"/>
-          </w:rPr>
-          <w:rPr>
-            <w:color w:val="0000EE"/>
-            <w:u w:val="single"/>
-          </w:rPr>
-          <w:t>15</w:t>
-        </w:r>
-      </w:hyperlink>
+      <w:r>
+        <w:rPr>
+          <w:lang w:val="en_US" w:bidi="en_US"/>
+        </w:rPr>
+        <w:t>15</w:t>
+      </w:r>
       <w:r>
         <w:rPr>
           <w:lang w:val="en_US" w:bidi="en_US"/>
         </w:rPr>
         <w:t xml:space="preserve">; </w:t>
       </w:r>
-      <w:hyperlink r:id="rId234">
-        <w:r>
-          <w:rPr>
-            <w:lang w:val="en_US" w:bidi="en_US"/>
-          </w:rPr>
-          <w:rPr>
-            <w:color w:val="0000EE"/>
-            <w:u w:val="single"/>
-          </w:rPr>
-          <w:t>6:6</w:t>
-        </w:r>
-      </w:hyperlink>
+      <w:r>
+        <w:rPr>
+          <w:lang w:val="en_US" w:bidi="en_US"/>
+        </w:rPr>
+        <w:t>6:6</w:t>
+      </w:r>
       <w:r>
         <w:rPr>
           <w:lang w:val="en_US" w:bidi="en_US"/>
@@ -12533,18 +11045,12 @@
         </w:rPr>
         <w:t>Since Amaziah tried to silence Amos (</w:t>
       </w:r>
-      <w:hyperlink r:id="rId106">
-        <w:r>
-          <w:rPr>
-            <w:lang w:val="en_US" w:bidi="en_US"/>
-          </w:rPr>
-          <w:rPr>
-            <w:color w:val="0000EE"/>
-            <w:u w:val="single"/>
-          </w:rPr>
-          <w:t>Amos 7:12–13</w:t>
-        </w:r>
-      </w:hyperlink>
+      <w:r>
+        <w:rPr>
+          <w:lang w:val="en_US" w:bidi="en_US"/>
+        </w:rPr>
+        <w:t>Amos 7:12–13</w:t>
+      </w:r>
       <w:r>
         <w:rPr>
           <w:lang w:val="en_US" w:bidi="en_US"/>
@@ -12599,18 +11105,12 @@
         </w:rPr>
         <w:t xml:space="preserve">This vision continues the prophetic sermon that started in </w:t>
       </w:r>
-      <w:hyperlink r:id="rId235">
-        <w:r>
-          <w:rPr>
-            <w:lang w:val="en_US" w:bidi="en_US"/>
-          </w:rPr>
-          <w:rPr>
-            <w:color w:val="0000EE"/>
-            <w:u w:val="single"/>
-          </w:rPr>
-          <w:t>Amos 7:1</w:t>
-        </w:r>
-      </w:hyperlink>
+      <w:r>
+        <w:rPr>
+          <w:lang w:val="en_US" w:bidi="en_US"/>
+        </w:rPr>
+        <w:t>Amos 7:1</w:t>
+      </w:r>
       <w:r>
         <w:rPr>
           <w:lang w:val="en_US" w:bidi="en_US"/>
@@ -12759,18 +11259,12 @@
         </w:rPr>
         <w:t xml:space="preserve">This section provides more details on the accusations and decisions mentioned earlier (read with </w:t>
       </w:r>
-      <w:hyperlink r:id="rId236">
-        <w:r>
-          <w:rPr>
-            <w:lang w:val="en_US" w:bidi="en_US"/>
-          </w:rPr>
-          <w:rPr>
-            <w:color w:val="0000EE"/>
-            <w:u w:val="single"/>
-          </w:rPr>
-          <w:t>Amos 2:6–6:14</w:t>
-        </w:r>
-      </w:hyperlink>
+      <w:r>
+        <w:rPr>
+          <w:lang w:val="en_US" w:bidi="en_US"/>
+        </w:rPr>
+        <w:t>Amos 2:6–6:14</w:t>
+      </w:r>
       <w:r>
         <w:rPr>
           <w:lang w:val="en_US" w:bidi="en_US"/>
@@ -12829,18 +11323,12 @@
         </w:rPr>
         <w:t>Work was strictly forbidden on the Sabbath day (</w:t>
       </w:r>
-      <w:hyperlink r:id="rId237">
-        <w:r>
-          <w:rPr>
-            <w:lang w:val="en_US" w:bidi="en_US"/>
-          </w:rPr>
-          <w:rPr>
-            <w:color w:val="0000EE"/>
-            <w:u w:val="single"/>
-          </w:rPr>
-          <w:t>Exodus 20:9–10</w:t>
-        </w:r>
-      </w:hyperlink>
+      <w:r>
+        <w:rPr>
+          <w:lang w:val="en_US" w:bidi="en_US"/>
+        </w:rPr>
+        <w:t>Exodus 20:9–10</w:t>
+      </w:r>
       <w:r>
         <w:rPr>
           <w:lang w:val="en_US" w:bidi="en_US"/>
@@ -12865,108 +11353,72 @@
         </w:rPr>
         <w:t>Merchants cheated their customers by using small ephahs (containers for measuring grain), so buyers received less than they paid for. They also cheated their suppliers by using heavy shekels (weights of silver) on their scales, so sellers received less payment. God’s law clearly forbade these dishonest practices (</w:t>
       </w:r>
-      <w:hyperlink r:id="rId238">
-        <w:r>
-          <w:rPr>
-            <w:lang w:val="en_US" w:bidi="en_US"/>
-          </w:rPr>
-          <w:rPr>
-            <w:color w:val="0000EE"/>
-            <w:u w:val="single"/>
-          </w:rPr>
-          <w:t>Leviticus 19:35–36</w:t>
-        </w:r>
-      </w:hyperlink>
+      <w:r>
+        <w:rPr>
+          <w:lang w:val="en_US" w:bidi="en_US"/>
+        </w:rPr>
+        <w:t>Leviticus 19:35–36</w:t>
+      </w:r>
       <w:r>
         <w:rPr>
           <w:lang w:val="en_US" w:bidi="en_US"/>
         </w:rPr>
         <w:t xml:space="preserve">; </w:t>
       </w:r>
-      <w:hyperlink r:id="rId239">
-        <w:r>
-          <w:rPr>
-            <w:lang w:val="en_US" w:bidi="en_US"/>
-          </w:rPr>
-          <w:rPr>
-            <w:color w:val="0000EE"/>
-            <w:u w:val="single"/>
-          </w:rPr>
-          <w:t>Deuteronomy 25:13–16</w:t>
-        </w:r>
-      </w:hyperlink>
+      <w:r>
+        <w:rPr>
+          <w:lang w:val="en_US" w:bidi="en_US"/>
+        </w:rPr>
+        <w:t>Deuteronomy 25:13–16</w:t>
+      </w:r>
       <w:r>
         <w:rPr>
           <w:lang w:val="en_US" w:bidi="en_US"/>
         </w:rPr>
         <w:t xml:space="preserve">; see </w:t>
       </w:r>
-      <w:hyperlink r:id="rId240">
-        <w:r>
-          <w:rPr>
-            <w:lang w:val="en_US" w:bidi="en_US"/>
-          </w:rPr>
-          <w:rPr>
-            <w:color w:val="0000EE"/>
-            <w:u w:val="single"/>
-          </w:rPr>
-          <w:t>Proverbs 11:1</w:t>
-        </w:r>
-      </w:hyperlink>
+      <w:r>
+        <w:rPr>
+          <w:lang w:val="en_US" w:bidi="en_US"/>
+        </w:rPr>
+        <w:t>Proverbs 11:1</w:t>
+      </w:r>
       <w:r>
         <w:rPr>
           <w:lang w:val="en_US" w:bidi="en_US"/>
         </w:rPr>
         <w:t xml:space="preserve">; </w:t>
       </w:r>
-      <w:hyperlink r:id="rId241">
-        <w:r>
-          <w:rPr>
-            <w:lang w:val="en_US" w:bidi="en_US"/>
-          </w:rPr>
-          <w:rPr>
-            <w:color w:val="0000EE"/>
-            <w:u w:val="single"/>
-          </w:rPr>
-          <w:t>16:11</w:t>
-        </w:r>
-      </w:hyperlink>
+      <w:r>
+        <w:rPr>
+          <w:lang w:val="en_US" w:bidi="en_US"/>
+        </w:rPr>
+        <w:t>16:11</w:t>
+      </w:r>
       <w:r>
         <w:rPr>
           <w:lang w:val="en_US" w:bidi="en_US"/>
         </w:rPr>
         <w:t xml:space="preserve">; </w:t>
       </w:r>
-      <w:hyperlink r:id="rId242">
-        <w:r>
-          <w:rPr>
-            <w:lang w:val="en_US" w:bidi="en_US"/>
-          </w:rPr>
-          <w:rPr>
-            <w:color w:val="0000EE"/>
-            <w:u w:val="single"/>
-          </w:rPr>
-          <w:t>20:10</w:t>
-        </w:r>
-      </w:hyperlink>
+      <w:r>
+        <w:rPr>
+          <w:lang w:val="en_US" w:bidi="en_US"/>
+        </w:rPr>
+        <w:t>20:10</w:t>
+      </w:r>
       <w:r>
         <w:rPr>
           <w:lang w:val="en_US" w:bidi="en_US"/>
         </w:rPr>
         <w:t xml:space="preserve">, </w:t>
       </w:r>
-      <w:hyperlink r:id="rId243">
-        <w:r>
-          <w:rPr>
-            <w:lang w:val="en_US" w:bidi="en_US"/>
-          </w:rPr>
-          <w:rPr>
-            <w:color w:val="0000EE"/>
-            <w:u w:val="single"/>
-          </w:rPr>
-          <w:t>23</w:t>
-        </w:r>
-      </w:hyperlink>
+      <w:r>
+        <w:rPr>
+          <w:lang w:val="en_US" w:bidi="en_US"/>
+        </w:rPr>
+        <w:t>23</w:t>
+      </w:r>
       <w:r>
         <w:rPr>
           <w:lang w:val="en_US" w:bidi="en_US"/>
@@ -13028,90 +11480,60 @@
         </w:rPr>
         <w:t xml:space="preserve">: The same Hebrew phrase in </w:t>
       </w:r>
-      <w:hyperlink r:id="rId130">
-        <w:r>
-          <w:rPr>
-            <w:lang w:val="en_US" w:bidi="en_US"/>
-          </w:rPr>
-          <w:rPr>
-            <w:color w:val="0000EE"/>
-            <w:u w:val="single"/>
-          </w:rPr>
-          <w:t>Amos 6:8</w:t>
-        </w:r>
-      </w:hyperlink>
+      <w:r>
+        <w:rPr>
+          <w:lang w:val="en_US" w:bidi="en_US"/>
+        </w:rPr>
+        <w:t>Amos 6:8</w:t>
+      </w:r>
       <w:r>
         <w:rPr>
           <w:lang w:val="en_US" w:bidi="en_US"/>
         </w:rPr>
         <w:t xml:space="preserve"> refers to Israel’s arrogance. Here, it likely names God, the rightful focus of Israel’s pride. In other places (</w:t>
       </w:r>
-      <w:hyperlink r:id="rId244">
-        <w:r>
-          <w:rPr>
-            <w:lang w:val="en_US" w:bidi="en_US"/>
-          </w:rPr>
-          <w:rPr>
-            <w:color w:val="0000EE"/>
-            <w:u w:val="single"/>
-          </w:rPr>
-          <w:t>Psalm 47:4</w:t>
-        </w:r>
-      </w:hyperlink>
+      <w:r>
+        <w:rPr>
+          <w:lang w:val="en_US" w:bidi="en_US"/>
+        </w:rPr>
+        <w:t>Psalm 47:4</w:t>
+      </w:r>
       <w:r>
         <w:rPr>
           <w:lang w:val="en_US" w:bidi="en_US"/>
         </w:rPr>
         <w:t xml:space="preserve">; </w:t>
       </w:r>
-      <w:hyperlink r:id="rId245">
-        <w:r>
-          <w:rPr>
-            <w:lang w:val="en_US" w:bidi="en_US"/>
-          </w:rPr>
-          <w:rPr>
-            <w:color w:val="0000EE"/>
-            <w:u w:val="single"/>
-          </w:rPr>
-          <w:t>Nahum 2:2</w:t>
-        </w:r>
-      </w:hyperlink>
+      <w:r>
+        <w:rPr>
+          <w:lang w:val="en_US" w:bidi="en_US"/>
+        </w:rPr>
+        <w:t>Nahum 2:2</w:t>
+      </w:r>
       <w:r>
         <w:rPr>
           <w:lang w:val="en_US" w:bidi="en_US"/>
         </w:rPr>
         <w:t xml:space="preserve">), this phrase refers to the promised land under a king from David’s lineage (compare </w:t>
       </w:r>
-      <w:hyperlink r:id="rId246">
-        <w:r>
-          <w:rPr>
-            <w:lang w:val="en_US" w:bidi="en_US"/>
-          </w:rPr>
-          <w:rPr>
-            <w:color w:val="0000EE"/>
-            <w:u w:val="single"/>
-          </w:rPr>
-          <w:t>Jeremiah 13:9</w:t>
-        </w:r>
-      </w:hyperlink>
+      <w:r>
+        <w:rPr>
+          <w:lang w:val="en_US" w:bidi="en_US"/>
+        </w:rPr>
+        <w:t>Jeremiah 13:9</w:t>
+      </w:r>
       <w:r>
         <w:rPr>
           <w:lang w:val="en_US" w:bidi="en_US"/>
         </w:rPr>
         <w:t xml:space="preserve">; </w:t>
       </w:r>
-      <w:hyperlink r:id="rId247">
-        <w:r>
-          <w:rPr>
-            <w:lang w:val="en_US" w:bidi="en_US"/>
-          </w:rPr>
-          <w:rPr>
-            <w:color w:val="0000EE"/>
-            <w:u w:val="single"/>
-          </w:rPr>
-          <w:t>Ezekiel 32:12</w:t>
-        </w:r>
-      </w:hyperlink>
+      <w:r>
+        <w:rPr>
+          <w:lang w:val="en_US" w:bidi="en_US"/>
+        </w:rPr>
+        <w:t>Ezekiel 32:12</w:t>
+      </w:r>
       <w:r>
         <w:rPr>
           <w:lang w:val="en_US" w:bidi="en_US"/>
@@ -13180,144 +11602,96 @@
         </w:rPr>
         <w:t>The prophet Jeremiah used similar images when he described the devastation of Judah as the Babylonian armies drew near (</w:t>
       </w:r>
-      <w:hyperlink r:id="rId248">
-        <w:r>
-          <w:rPr>
-            <w:lang w:val="en_US" w:bidi="en_US"/>
-          </w:rPr>
-          <w:rPr>
-            <w:color w:val="0000EE"/>
-            <w:u w:val="single"/>
-          </w:rPr>
-          <w:t>Jeremiah 4:23</w:t>
-        </w:r>
-      </w:hyperlink>
+      <w:r>
+        <w:rPr>
+          <w:lang w:val="en_US" w:bidi="en_US"/>
+        </w:rPr>
+        <w:t>Jeremiah 4:23</w:t>
+      </w:r>
       <w:r>
         <w:rPr>
           <w:lang w:val="en_US" w:bidi="en_US"/>
         </w:rPr>
         <w:t>). Other prophets also used this language to describe God’s judgment, speaking of the sun, moon, and stars growing dark or disappearing (</w:t>
       </w:r>
-      <w:hyperlink r:id="rId249">
-        <w:r>
-          <w:rPr>
-            <w:lang w:val="en_US" w:bidi="en_US"/>
-          </w:rPr>
-          <w:rPr>
-            <w:color w:val="0000EE"/>
-            <w:u w:val="single"/>
-          </w:rPr>
-          <w:t>Isaiah 13:10</w:t>
-        </w:r>
-      </w:hyperlink>
+      <w:r>
+        <w:rPr>
+          <w:lang w:val="en_US" w:bidi="en_US"/>
+        </w:rPr>
+        <w:t>Isaiah 13:10</w:t>
+      </w:r>
       <w:r>
         <w:rPr>
           <w:lang w:val="en_US" w:bidi="en_US"/>
         </w:rPr>
         <w:t xml:space="preserve">; </w:t>
       </w:r>
-      <w:hyperlink r:id="rId250">
-        <w:r>
-          <w:rPr>
-            <w:lang w:val="en_US" w:bidi="en_US"/>
-          </w:rPr>
-          <w:rPr>
-            <w:color w:val="0000EE"/>
-            <w:u w:val="single"/>
-          </w:rPr>
-          <w:t>34:4</w:t>
-        </w:r>
-      </w:hyperlink>
+      <w:r>
+        <w:rPr>
+          <w:lang w:val="en_US" w:bidi="en_US"/>
+        </w:rPr>
+        <w:t>34:4</w:t>
+      </w:r>
       <w:r>
         <w:rPr>
           <w:lang w:val="en_US" w:bidi="en_US"/>
         </w:rPr>
         <w:t xml:space="preserve">; </w:t>
       </w:r>
-      <w:hyperlink r:id="rId251">
-        <w:r>
-          <w:rPr>
-            <w:lang w:val="en_US" w:bidi="en_US"/>
-          </w:rPr>
-          <w:rPr>
-            <w:color w:val="0000EE"/>
-            <w:u w:val="single"/>
-          </w:rPr>
-          <w:t>50:3</w:t>
-        </w:r>
-      </w:hyperlink>
+      <w:r>
+        <w:rPr>
+          <w:lang w:val="en_US" w:bidi="en_US"/>
+        </w:rPr>
+        <w:t>50:3</w:t>
+      </w:r>
       <w:r>
         <w:rPr>
           <w:lang w:val="en_US" w:bidi="en_US"/>
         </w:rPr>
         <w:t xml:space="preserve">; </w:t>
       </w:r>
-      <w:hyperlink r:id="rId252">
-        <w:r>
-          <w:rPr>
-            <w:lang w:val="en_US" w:bidi="en_US"/>
-          </w:rPr>
-          <w:rPr>
-            <w:color w:val="0000EE"/>
-            <w:u w:val="single"/>
-          </w:rPr>
-          <w:t>Ezekiel 32:7–8</w:t>
-        </w:r>
-      </w:hyperlink>
+      <w:r>
+        <w:rPr>
+          <w:lang w:val="en_US" w:bidi="en_US"/>
+        </w:rPr>
+        <w:t>Ezekiel 32:7–8</w:t>
+      </w:r>
       <w:r>
         <w:rPr>
           <w:lang w:val="en_US" w:bidi="en_US"/>
         </w:rPr>
         <w:t xml:space="preserve">; </w:t>
       </w:r>
-      <w:hyperlink r:id="rId253">
-        <w:r>
-          <w:rPr>
-            <w:lang w:val="en_US" w:bidi="en_US"/>
-          </w:rPr>
-          <w:rPr>
-            <w:color w:val="0000EE"/>
-            <w:u w:val="single"/>
-          </w:rPr>
-          <w:t>Joel 2:10</w:t>
-        </w:r>
-      </w:hyperlink>
+      <w:r>
+        <w:rPr>
+          <w:lang w:val="en_US" w:bidi="en_US"/>
+        </w:rPr>
+        <w:t>Joel 2:10</w:t>
+      </w:r>
       <w:r>
         <w:rPr>
           <w:lang w:val="en_US" w:bidi="en_US"/>
         </w:rPr>
         <w:t xml:space="preserve">, </w:t>
       </w:r>
-      <w:hyperlink r:id="rId254">
-        <w:r>
-          <w:rPr>
-            <w:lang w:val="en_US" w:bidi="en_US"/>
-          </w:rPr>
-          <w:rPr>
-            <w:color w:val="0000EE"/>
-            <w:u w:val="single"/>
-          </w:rPr>
-          <w:t>31</w:t>
-        </w:r>
-      </w:hyperlink>
+      <w:r>
+        <w:rPr>
+          <w:lang w:val="en_US" w:bidi="en_US"/>
+        </w:rPr>
+        <w:t>31</w:t>
+      </w:r>
       <w:r>
         <w:rPr>
           <w:lang w:val="en_US" w:bidi="en_US"/>
         </w:rPr>
         <w:t xml:space="preserve">; </w:t>
       </w:r>
-      <w:hyperlink r:id="rId255">
-        <w:r>
-          <w:rPr>
-            <w:lang w:val="en_US" w:bidi="en_US"/>
-          </w:rPr>
-          <w:rPr>
-            <w:color w:val="0000EE"/>
-            <w:u w:val="single"/>
-          </w:rPr>
-          <w:t>Micah 3:6</w:t>
-        </w:r>
-      </w:hyperlink>
+      <w:r>
+        <w:rPr>
+          <w:lang w:val="en_US" w:bidi="en_US"/>
+        </w:rPr>
+        <w:t>Micah 3:6</w:t>
+      </w:r>
       <w:r>
         <w:rPr>
           <w:lang w:val="en_US" w:bidi="en_US"/>
@@ -13379,90 +11753,60 @@
         </w:rPr>
         <w:t>: God sent prophets to Israel to speak directly to them, but Israel told the prophets not to prophesy (</w:t>
       </w:r>
-      <w:hyperlink r:id="rId256">
-        <w:r>
-          <w:rPr>
-            <w:lang w:val="en_US" w:bidi="en_US"/>
-          </w:rPr>
-          <w:rPr>
-            <w:color w:val="0000EE"/>
-            <w:u w:val="single"/>
-          </w:rPr>
-          <w:t>Amos 2:11–12</w:t>
-        </w:r>
-      </w:hyperlink>
+      <w:r>
+        <w:rPr>
+          <w:lang w:val="en_US" w:bidi="en_US"/>
+        </w:rPr>
+        <w:t>Amos 2:11–12</w:t>
+      </w:r>
       <w:r>
         <w:rPr>
           <w:lang w:val="en_US" w:bidi="en_US"/>
         </w:rPr>
         <w:t xml:space="preserve">). Now they had what they wanted, but the silence was more terrible than God's roar and thunder. God became distant (see </w:t>
       </w:r>
-      <w:hyperlink r:id="rId257">
-        <w:r>
-          <w:rPr>
-            <w:lang w:val="en_US" w:bidi="en_US"/>
-          </w:rPr>
-          <w:rPr>
-            <w:color w:val="0000EE"/>
-            <w:u w:val="single"/>
-          </w:rPr>
-          <w:t>Ezekiel 7:26</w:t>
-        </w:r>
-      </w:hyperlink>
+      <w:r>
+        <w:rPr>
+          <w:lang w:val="en_US" w:bidi="en_US"/>
+        </w:rPr>
+        <w:t>Ezekiel 7:26</w:t>
+      </w:r>
       <w:r>
         <w:rPr>
           <w:lang w:val="en_US" w:bidi="en_US"/>
         </w:rPr>
         <w:t xml:space="preserve">; </w:t>
       </w:r>
-      <w:hyperlink r:id="rId258">
-        <w:r>
-          <w:rPr>
-            <w:lang w:val="en_US" w:bidi="en_US"/>
-          </w:rPr>
-          <w:rPr>
-            <w:color w:val="0000EE"/>
-            <w:u w:val="single"/>
-          </w:rPr>
-          <w:t>20:3</w:t>
-        </w:r>
-      </w:hyperlink>
+      <w:r>
+        <w:rPr>
+          <w:lang w:val="en_US" w:bidi="en_US"/>
+        </w:rPr>
+        <w:t>20:3</w:t>
+      </w:r>
       <w:r>
         <w:rPr>
           <w:lang w:val="en_US" w:bidi="en_US"/>
         </w:rPr>
         <w:t xml:space="preserve">; </w:t>
       </w:r>
-      <w:hyperlink r:id="rId259">
-        <w:r>
-          <w:rPr>
-            <w:lang w:val="en_US" w:bidi="en_US"/>
-          </w:rPr>
-          <w:rPr>
-            <w:color w:val="0000EE"/>
-            <w:u w:val="single"/>
-          </w:rPr>
-          <w:t>Micah 3:4</w:t>
-        </w:r>
-      </w:hyperlink>
+      <w:r>
+        <w:rPr>
+          <w:lang w:val="en_US" w:bidi="en_US"/>
+        </w:rPr>
+        <w:t>Micah 3:4</w:t>
+      </w:r>
       <w:r>
         <w:rPr>
           <w:lang w:val="en_US" w:bidi="en_US"/>
         </w:rPr>
         <w:t xml:space="preserve">, </w:t>
       </w:r>
-      <w:hyperlink r:id="rId260">
-        <w:r>
-          <w:rPr>
-            <w:lang w:val="en_US" w:bidi="en_US"/>
-          </w:rPr>
-          <w:rPr>
-            <w:color w:val="0000EE"/>
-            <w:u w:val="single"/>
-          </w:rPr>
-          <w:t>7</w:t>
-        </w:r>
-      </w:hyperlink>
+      <w:r>
+        <w:rPr>
+          <w:lang w:val="en_US" w:bidi="en_US"/>
+        </w:rPr>
+        <w:t>7</w:t>
+      </w:r>
       <w:r>
         <w:rPr>
           <w:lang w:val="en_US" w:bidi="en_US"/>
@@ -13602,36 +11946,24 @@
         </w:rPr>
         <w:t xml:space="preserve">The god of Dan refers to the northern shrine of the golden calf set up by Jeroboam I (see </w:t>
       </w:r>
-      <w:hyperlink r:id="rId142">
-        <w:r>
-          <w:rPr>
-            <w:lang w:val="en_US" w:bidi="en_US"/>
-          </w:rPr>
-          <w:rPr>
-            <w:color w:val="0000EE"/>
-            <w:u w:val="single"/>
-          </w:rPr>
-          <w:t>1 Kings 12:28–29</w:t>
-        </w:r>
-      </w:hyperlink>
+      <w:r>
+        <w:rPr>
+          <w:lang w:val="en_US" w:bidi="en_US"/>
+        </w:rPr>
+        <w:t>1 Kings 12:28–29</w:t>
+      </w:r>
       <w:r>
         <w:rPr>
           <w:lang w:val="en_US" w:bidi="en_US"/>
         </w:rPr>
         <w:t xml:space="preserve">; </w:t>
       </w:r>
-      <w:hyperlink r:id="rId133">
-        <w:r>
-          <w:rPr>
-            <w:lang w:val="en_US" w:bidi="en_US"/>
-          </w:rPr>
-          <w:rPr>
-            <w:color w:val="0000EE"/>
-            <w:u w:val="single"/>
-          </w:rPr>
-          <w:t>2 Kings 10:29</w:t>
-        </w:r>
-      </w:hyperlink>
+      <w:r>
+        <w:rPr>
+          <w:lang w:val="en_US" w:bidi="en_US"/>
+        </w:rPr>
+        <w:t>2 Kings 10:29</w:t>
+      </w:r>
       <w:r>
         <w:rPr>
           <w:lang w:val="en_US" w:bidi="en_US"/>
@@ -13722,18 +12054,12 @@
         </w:rPr>
         <w:t xml:space="preserve"> (see </w:t>
       </w:r>
-      <w:hyperlink r:id="rId235">
-        <w:r>
-          <w:rPr>
-            <w:lang w:val="en_US" w:bidi="en_US"/>
-          </w:rPr>
-          <w:rPr>
-            <w:color w:val="0000EE"/>
-            <w:u w:val="single"/>
-          </w:rPr>
-          <w:t>Amos 7:1</w:t>
-        </w:r>
-      </w:hyperlink>
+      <w:r>
+        <w:rPr>
+          <w:lang w:val="en_US" w:bidi="en_US"/>
+        </w:rPr>
+        <w:t>Amos 7:1</w:t>
+      </w:r>
       <w:r>
         <w:rPr>
           <w:lang w:val="en_US" w:bidi="en_US"/>
@@ -13765,18 +12091,12 @@
         </w:rPr>
         <w:t xml:space="preserve">: Judgment must start at the center of worship (compare </w:t>
       </w:r>
-      <w:hyperlink r:id="rId261">
-        <w:r>
-          <w:rPr>
-            <w:lang w:val="en_US" w:bidi="en_US"/>
-          </w:rPr>
-          <w:rPr>
-            <w:color w:val="0000EE"/>
-            <w:u w:val="single"/>
-          </w:rPr>
-          <w:t>1 Peter 4:17</w:t>
-        </w:r>
-      </w:hyperlink>
+      <w:r>
+        <w:rPr>
+          <w:lang w:val="en_US" w:bidi="en_US"/>
+        </w:rPr>
+        <w:t>1 Peter 4:17</w:t>
+      </w:r>
       <w:r>
         <w:rPr>
           <w:lang w:val="en_US" w:bidi="en_US"/>
@@ -13886,18 +12206,12 @@
         </w:rPr>
         <w:t xml:space="preserve">God is everywhere (compare </w:t>
       </w:r>
-      <w:hyperlink r:id="rId262">
-        <w:r>
-          <w:rPr>
-            <w:lang w:val="en_US" w:bidi="en_US"/>
-          </w:rPr>
-          <w:rPr>
-            <w:color w:val="0000EE"/>
-            <w:u w:val="single"/>
-          </w:rPr>
-          <w:t>Psalm 139:7–12</w:t>
-        </w:r>
-      </w:hyperlink>
+      <w:r>
+        <w:rPr>
+          <w:lang w:val="en_US" w:bidi="en_US"/>
+        </w:rPr>
+        <w:t>Psalm 139:7–12</w:t>
+      </w:r>
       <w:r>
         <w:rPr>
           <w:lang w:val="en_US" w:bidi="en_US"/>
@@ -13981,90 +12295,60 @@
         </w:rPr>
         <w:t xml:space="preserve">: In the ancient Near East, people saw the sea as a symbol of chaos, often opposing the national god (compare </w:t>
       </w:r>
-      <w:hyperlink r:id="rId263">
-        <w:r>
-          <w:rPr>
-            <w:lang w:val="en_US" w:bidi="en_US"/>
-          </w:rPr>
-          <w:rPr>
-            <w:color w:val="0000EE"/>
-            <w:u w:val="single"/>
-          </w:rPr>
-          <w:t>Psalms 74:14</w:t>
-        </w:r>
-      </w:hyperlink>
+      <w:r>
+        <w:rPr>
+          <w:lang w:val="en_US" w:bidi="en_US"/>
+        </w:rPr>
+        <w:t>Psalms 74:14</w:t>
+      </w:r>
       <w:r>
         <w:rPr>
           <w:lang w:val="en_US" w:bidi="en_US"/>
         </w:rPr>
         <w:t xml:space="preserve">; </w:t>
       </w:r>
-      <w:hyperlink r:id="rId264">
-        <w:r>
-          <w:rPr>
-            <w:lang w:val="en_US" w:bidi="en_US"/>
-          </w:rPr>
-          <w:rPr>
-            <w:color w:val="0000EE"/>
-            <w:u w:val="single"/>
-          </w:rPr>
-          <w:t>89:10</w:t>
-        </w:r>
-      </w:hyperlink>
+      <w:r>
+        <w:rPr>
+          <w:lang w:val="en_US" w:bidi="en_US"/>
+        </w:rPr>
+        <w:t>89:10</w:t>
+      </w:r>
       <w:r>
         <w:rPr>
           <w:lang w:val="en_US" w:bidi="en_US"/>
         </w:rPr>
         <w:t xml:space="preserve">; </w:t>
       </w:r>
-      <w:hyperlink r:id="rId265">
-        <w:r>
-          <w:rPr>
-            <w:lang w:val="en_US" w:bidi="en_US"/>
-          </w:rPr>
-          <w:rPr>
-            <w:color w:val="0000EE"/>
-            <w:u w:val="single"/>
-          </w:rPr>
-          <w:t>104:26</w:t>
-        </w:r>
-      </w:hyperlink>
+      <w:r>
+        <w:rPr>
+          <w:lang w:val="en_US" w:bidi="en_US"/>
+        </w:rPr>
+        <w:t>104:26</w:t>
+      </w:r>
       <w:r>
         <w:rPr>
           <w:lang w:val="en_US" w:bidi="en_US"/>
         </w:rPr>
         <w:t>). The biblical text does not treat the sea monster as a god. Leviathan, also called Rahab, is shown as a creature under the Lord’s authority (</w:t>
       </w:r>
-      <w:hyperlink r:id="rId266">
-        <w:r>
-          <w:rPr>
-            <w:lang w:val="en_US" w:bidi="en_US"/>
-          </w:rPr>
-          <w:rPr>
-            <w:color w:val="0000EE"/>
-            <w:u w:val="single"/>
-          </w:rPr>
-          <w:t>Psalm 89:9–10</w:t>
-        </w:r>
-      </w:hyperlink>
+      <w:r>
+        <w:rPr>
+          <w:lang w:val="en_US" w:bidi="en_US"/>
+        </w:rPr>
+        <w:t>Psalm 89:9–10</w:t>
+      </w:r>
       <w:r>
         <w:rPr>
           <w:lang w:val="en_US" w:bidi="en_US"/>
         </w:rPr>
         <w:t>). God commands and judges this creature, showing his power over it (</w:t>
       </w:r>
-      <w:hyperlink r:id="rId267">
-        <w:r>
-          <w:rPr>
-            <w:lang w:val="en_US" w:bidi="en_US"/>
-          </w:rPr>
-          <w:rPr>
-            <w:color w:val="0000EE"/>
-            <w:u w:val="single"/>
-          </w:rPr>
-          <w:t>Isaiah 27:1</w:t>
-        </w:r>
-      </w:hyperlink>
+      <w:r>
+        <w:rPr>
+          <w:lang w:val="en_US" w:bidi="en_US"/>
+        </w:rPr>
+        <w:t>Isaiah 27:1</w:t>
+      </w:r>
       <w:r>
         <w:rPr>
           <w:lang w:val="en_US" w:bidi="en_US"/>
@@ -14126,36 +12410,24 @@
         </w:rPr>
         <w:t xml:space="preserve">Amos uses a third hymn fragment (also </w:t>
       </w:r>
-      <w:hyperlink r:id="rId127">
-        <w:r>
-          <w:rPr>
-            <w:lang w:val="en_US" w:bidi="en_US"/>
-          </w:rPr>
-          <w:rPr>
-            <w:color w:val="0000EE"/>
-            <w:u w:val="single"/>
-          </w:rPr>
-          <w:t>Amos 4:13</w:t>
-        </w:r>
-      </w:hyperlink>
+      <w:r>
+        <w:rPr>
+          <w:lang w:val="en_US" w:bidi="en_US"/>
+        </w:rPr>
+        <w:t>Amos 4:13</w:t>
+      </w:r>
       <w:r>
         <w:rPr>
           <w:lang w:val="en_US" w:bidi="en_US"/>
         </w:rPr>
         <w:t xml:space="preserve">; </w:t>
       </w:r>
-      <w:hyperlink r:id="rId174">
-        <w:r>
-          <w:rPr>
-            <w:lang w:val="en_US" w:bidi="en_US"/>
-          </w:rPr>
-          <w:rPr>
-            <w:color w:val="0000EE"/>
-            <w:u w:val="single"/>
-          </w:rPr>
-          <w:t>5:8–9</w:t>
-        </w:r>
-      </w:hyperlink>
+      <w:r>
+        <w:rPr>
+          <w:lang w:val="en_US" w:bidi="en_US"/>
+        </w:rPr>
+        <w:t>5:8–9</w:t>
+      </w:r>
       <w:r>
         <w:rPr>
           <w:lang w:val="en_US" w:bidi="en_US"/>
@@ -14221,36 +12493,24 @@
         </w:rPr>
         <w:t xml:space="preserve">: Cush (see </w:t>
       </w:r>
-      <w:hyperlink r:id="rId268">
-        <w:r>
-          <w:rPr>
-            <w:lang w:val="en_US" w:bidi="en_US"/>
-          </w:rPr>
-          <w:rPr>
-            <w:color w:val="0000EE"/>
-            <w:u w:val="single"/>
-          </w:rPr>
-          <w:t>Genesis 10:6–7</w:t>
-        </w:r>
-      </w:hyperlink>
+      <w:r>
+        <w:rPr>
+          <w:lang w:val="en_US" w:bidi="en_US"/>
+        </w:rPr>
+        <w:t>Genesis 10:6–7</w:t>
+      </w:r>
       <w:r>
         <w:rPr>
           <w:lang w:val="en_US" w:bidi="en_US"/>
         </w:rPr>
         <w:t xml:space="preserve">) was south of the Second Cataract of the Nile (compare </w:t>
       </w:r>
-      <w:hyperlink r:id="rId269">
-        <w:r>
-          <w:rPr>
-            <w:lang w:val="en_US" w:bidi="en_US"/>
-          </w:rPr>
-          <w:rPr>
-            <w:color w:val="0000EE"/>
-            <w:u w:val="single"/>
-          </w:rPr>
-          <w:t>Isaiah 18:1</w:t>
-        </w:r>
-      </w:hyperlink>
+      <w:r>
+        <w:rPr>
+          <w:lang w:val="en_US" w:bidi="en_US"/>
+        </w:rPr>
+        <w:t>Isaiah 18:1</w:t>
+      </w:r>
       <w:r>
         <w:rPr>
           <w:lang w:val="en_US" w:bidi="en_US"/>
@@ -14275,54 +12535,36 @@
         </w:rPr>
         <w:t xml:space="preserve">Israel's exodus from Egypt is compared to two other ancient migrations: the Philistines from Crete (see also </w:t>
       </w:r>
-      <w:hyperlink r:id="rId270">
-        <w:r>
-          <w:rPr>
-            <w:lang w:val="en_US" w:bidi="en_US"/>
-          </w:rPr>
-          <w:rPr>
-            <w:color w:val="0000EE"/>
-            <w:u w:val="single"/>
-          </w:rPr>
-          <w:t>Jeremiah 47:4</w:t>
-        </w:r>
-      </w:hyperlink>
+      <w:r>
+        <w:rPr>
+          <w:lang w:val="en_US" w:bidi="en_US"/>
+        </w:rPr>
+        <w:t>Jeremiah 47:4</w:t>
+      </w:r>
       <w:r>
         <w:rPr>
           <w:lang w:val="en_US" w:bidi="en_US"/>
         </w:rPr>
         <w:t xml:space="preserve">) and the Arameans from Kir (compare </w:t>
       </w:r>
-      <w:hyperlink r:id="rId271">
-        <w:r>
-          <w:rPr>
-            <w:lang w:val="en_US" w:bidi="en_US"/>
-          </w:rPr>
-          <w:rPr>
-            <w:color w:val="0000EE"/>
-            <w:u w:val="single"/>
-          </w:rPr>
-          <w:t>Amos 1:5</w:t>
-        </w:r>
-      </w:hyperlink>
+      <w:r>
+        <w:rPr>
+          <w:lang w:val="en_US" w:bidi="en_US"/>
+        </w:rPr>
+        <w:t>Amos 1:5</w:t>
+      </w:r>
       <w:r>
         <w:rPr>
           <w:lang w:val="en_US" w:bidi="en_US"/>
         </w:rPr>
         <w:t xml:space="preserve">; </w:t>
       </w:r>
-      <w:hyperlink r:id="rId37">
-        <w:r>
-          <w:rPr>
-            <w:lang w:val="en_US" w:bidi="en_US"/>
-          </w:rPr>
-          <w:rPr>
-            <w:color w:val="0000EE"/>
-            <w:u w:val="single"/>
-          </w:rPr>
-          <w:t>2 Kings 16:9</w:t>
-        </w:r>
-      </w:hyperlink>
+      <w:r>
+        <w:rPr>
+          <w:lang w:val="en_US" w:bidi="en_US"/>
+        </w:rPr>
+        <w:t>2 Kings 16:9</w:t>
+      </w:r>
       <w:r>
         <w:rPr>
           <w:lang w:val="en_US" w:bidi="en_US"/>
@@ -14473,36 +12715,24 @@
         </w:rPr>
         <w:t xml:space="preserve">Amos describes true worship of God as centered on the Jerusalem temple. A descendant of David rules over a united kingdom, including both Israel and Judah (compare </w:t>
       </w:r>
-      <w:hyperlink r:id="rId272">
-        <w:r>
-          <w:rPr>
-            <w:lang w:val="en_US" w:bidi="en_US"/>
-          </w:rPr>
-          <w:rPr>
-            <w:color w:val="0000EE"/>
-            <w:u w:val="single"/>
-          </w:rPr>
-          <w:t>Isaiah 9:6–7</w:t>
-        </w:r>
-      </w:hyperlink>
+      <w:r>
+        <w:rPr>
+          <w:lang w:val="en_US" w:bidi="en_US"/>
+        </w:rPr>
+        <w:t>Isaiah 9:6–7</w:t>
+      </w:r>
       <w:r>
         <w:rPr>
           <w:lang w:val="en_US" w:bidi="en_US"/>
         </w:rPr>
         <w:t xml:space="preserve">; </w:t>
       </w:r>
-      <w:hyperlink r:id="rId273">
-        <w:r>
-          <w:rPr>
-            <w:lang w:val="en_US" w:bidi="en_US"/>
-          </w:rPr>
-          <w:rPr>
-            <w:color w:val="0000EE"/>
-            <w:u w:val="single"/>
-          </w:rPr>
-          <w:t>11:1–5</w:t>
-        </w:r>
-      </w:hyperlink>
+      <w:r>
+        <w:rPr>
+          <w:lang w:val="en_US" w:bidi="en_US"/>
+        </w:rPr>
+        <w:t>11:1–5</w:t>
+      </w:r>
       <w:r>
         <w:rPr>
           <w:lang w:val="en_US" w:bidi="en_US"/>
@@ -14557,72 +12787,48 @@
         </w:rPr>
         <w:t>Like many prophets, Amos ends his list of judgments with a message of hope and renewal. Even though Jerusalem and its temple would be destroyed, David's line of kings would be cut off (</w:t>
       </w:r>
-      <w:hyperlink r:id="rId274">
-        <w:r>
-          <w:rPr>
-            <w:lang w:val="en_US" w:bidi="en_US"/>
-          </w:rPr>
-          <w:rPr>
-            <w:color w:val="0000EE"/>
-            <w:u w:val="single"/>
-          </w:rPr>
-          <w:t>Psalm 89:38–51</w:t>
-        </w:r>
-      </w:hyperlink>
+      <w:r>
+        <w:rPr>
+          <w:lang w:val="en_US" w:bidi="en_US"/>
+        </w:rPr>
+        <w:t>Psalm 89:38–51</w:t>
+      </w:r>
       <w:r>
         <w:rPr>
           <w:lang w:val="en_US" w:bidi="en_US"/>
         </w:rPr>
         <w:t xml:space="preserve">), and the people would be taken captive, God would restore a small group of Israelites (see also </w:t>
       </w:r>
-      <w:hyperlink r:id="rId275">
-        <w:r>
-          <w:rPr>
-            <w:lang w:val="en_US" w:bidi="en_US"/>
-          </w:rPr>
-          <w:rPr>
-            <w:color w:val="0000EE"/>
-            <w:u w:val="single"/>
-          </w:rPr>
-          <w:t>Isaiah 2:2–4</w:t>
-        </w:r>
-      </w:hyperlink>
+      <w:r>
+        <w:rPr>
+          <w:lang w:val="en_US" w:bidi="en_US"/>
+        </w:rPr>
+        <w:t>Isaiah 2:2–4</w:t>
+      </w:r>
       <w:r>
         <w:rPr>
           <w:lang w:val="en_US" w:bidi="en_US"/>
         </w:rPr>
         <w:t xml:space="preserve">; </w:t>
       </w:r>
-      <w:hyperlink r:id="rId276">
-        <w:r>
-          <w:rPr>
-            <w:lang w:val="en_US" w:bidi="en_US"/>
-          </w:rPr>
-          <w:rPr>
-            <w:color w:val="0000EE"/>
-            <w:u w:val="single"/>
-          </w:rPr>
-          <w:t>4:2</w:t>
-        </w:r>
-      </w:hyperlink>
+      <w:r>
+        <w:rPr>
+          <w:lang w:val="en_US" w:bidi="en_US"/>
+        </w:rPr>
+        <w:t>4:2</w:t>
+      </w:r>
       <w:r>
         <w:rPr>
           <w:lang w:val="en_US" w:bidi="en_US"/>
         </w:rPr>
         <w:t xml:space="preserve">; </w:t>
       </w:r>
-      <w:hyperlink r:id="rId273">
-        <w:r>
-          <w:rPr>
-            <w:lang w:val="en_US" w:bidi="en_US"/>
-          </w:rPr>
-          <w:rPr>
-            <w:color w:val="0000EE"/>
-            <w:u w:val="single"/>
-          </w:rPr>
-          <w:t>11:1–5</w:t>
-        </w:r>
-      </w:hyperlink>
+      <w:r>
+        <w:rPr>
+          <w:lang w:val="en_US" w:bidi="en_US"/>
+        </w:rPr>
+        <w:t>11:1–5</w:t>
+      </w:r>
       <w:r>
         <w:rPr>
           <w:lang w:val="en_US" w:bidi="en_US"/>
@@ -14681,72 +12887,48 @@
         </w:rPr>
         <w:t xml:space="preserve">Edom (see </w:t>
       </w:r>
-      <w:hyperlink r:id="rId277">
-        <w:r>
-          <w:rPr>
-            <w:lang w:val="en_US" w:bidi="en_US"/>
-          </w:rPr>
-          <w:rPr>
-            <w:color w:val="0000EE"/>
-            <w:u w:val="single"/>
-          </w:rPr>
-          <w:t>Amos 1:11</w:t>
-        </w:r>
-      </w:hyperlink>
+      <w:r>
+        <w:rPr>
+          <w:lang w:val="en_US" w:bidi="en_US"/>
+        </w:rPr>
+        <w:t>Amos 1:11</w:t>
+      </w:r>
       <w:r>
         <w:rPr>
           <w:lang w:val="en_US" w:bidi="en_US"/>
         </w:rPr>
         <w:t xml:space="preserve">) symbolizes the enemies of God and Israel (see </w:t>
       </w:r>
-      <w:hyperlink r:id="rId278">
-        <w:r>
-          <w:rPr>
-            <w:lang w:val="en_US" w:bidi="en_US"/>
-          </w:rPr>
-          <w:rPr>
-            <w:color w:val="0000EE"/>
-            <w:u w:val="single"/>
-          </w:rPr>
-          <w:t>Isaiah 34:5–6</w:t>
-        </w:r>
-      </w:hyperlink>
+      <w:r>
+        <w:rPr>
+          <w:lang w:val="en_US" w:bidi="en_US"/>
+        </w:rPr>
+        <w:t>Isaiah 34:5–6</w:t>
+      </w:r>
       <w:r>
         <w:rPr>
           <w:lang w:val="en_US" w:bidi="en_US"/>
         </w:rPr>
         <w:t xml:space="preserve">, </w:t>
       </w:r>
-      <w:hyperlink r:id="rId279">
-        <w:r>
-          <w:rPr>
-            <w:lang w:val="en_US" w:bidi="en_US"/>
-          </w:rPr>
-          <w:rPr>
-            <w:color w:val="0000EE"/>
-            <w:u w:val="single"/>
-          </w:rPr>
-          <w:t>11</w:t>
-        </w:r>
-      </w:hyperlink>
+      <w:r>
+        <w:rPr>
+          <w:lang w:val="en_US" w:bidi="en_US"/>
+        </w:rPr>
+        <w:t>11</w:t>
+      </w:r>
       <w:r>
         <w:rPr>
           <w:lang w:val="en_US" w:bidi="en_US"/>
         </w:rPr>
         <w:t xml:space="preserve">; </w:t>
       </w:r>
-      <w:hyperlink r:id="rId280">
-        <w:r>
-          <w:rPr>
-            <w:lang w:val="en_US" w:bidi="en_US"/>
-          </w:rPr>
-          <w:rPr>
-            <w:color w:val="0000EE"/>
-            <w:u w:val="single"/>
-          </w:rPr>
-          <w:t>63:1</w:t>
-        </w:r>
-      </w:hyperlink>
+      <w:r>
+        <w:rPr>
+          <w:lang w:val="en_US" w:bidi="en_US"/>
+        </w:rPr>
+        <w:t>63:1</w:t>
+      </w:r>
       <w:r>
         <w:rPr>
           <w:lang w:val="en_US" w:bidi="en_US"/>
@@ -14778,54 +12960,36 @@
         </w:rPr>
         <w:t>: God promised Abraham that he would be a blessing to all the people of the earth (</w:t>
       </w:r>
-      <w:hyperlink r:id="rId281">
-        <w:r>
-          <w:rPr>
-            <w:lang w:val="en_US" w:bidi="en_US"/>
-          </w:rPr>
-          <w:rPr>
-            <w:color w:val="0000EE"/>
-            <w:u w:val="single"/>
-          </w:rPr>
-          <w:t>Genesis 12:2–3</w:t>
-        </w:r>
-      </w:hyperlink>
+      <w:r>
+        <w:rPr>
+          <w:lang w:val="en_US" w:bidi="en_US"/>
+        </w:rPr>
+        <w:t>Genesis 12:2–3</w:t>
+      </w:r>
       <w:r>
         <w:rPr>
           <w:lang w:val="en_US" w:bidi="en_US"/>
         </w:rPr>
         <w:t>). God's kingdom will welcome the outcasts and foreigners who were previously excluded (</w:t>
       </w:r>
-      <w:hyperlink r:id="rId282">
-        <w:r>
-          <w:rPr>
-            <w:lang w:val="en_US" w:bidi="en_US"/>
-          </w:rPr>
-          <w:rPr>
-            <w:color w:val="0000EE"/>
-            <w:u w:val="single"/>
-          </w:rPr>
-          <w:t>Isaiah 56</w:t>
-        </w:r>
-      </w:hyperlink>
+      <w:r>
+        <w:rPr>
+          <w:lang w:val="en_US" w:bidi="en_US"/>
+        </w:rPr>
+        <w:t>Isaiah 56</w:t>
+      </w:r>
       <w:r>
         <w:rPr>
           <w:lang w:val="en_US" w:bidi="en_US"/>
         </w:rPr>
         <w:t xml:space="preserve">; see </w:t>
       </w:r>
-      <w:hyperlink r:id="rId283">
-        <w:r>
-          <w:rPr>
-            <w:lang w:val="en_US" w:bidi="en_US"/>
-          </w:rPr>
-          <w:rPr>
-            <w:color w:val="0000EE"/>
-            <w:u w:val="single"/>
-          </w:rPr>
-          <w:t>Acts 8:27–39</w:t>
-        </w:r>
-      </w:hyperlink>
+      <w:r>
+        <w:rPr>
+          <w:lang w:val="en_US" w:bidi="en_US"/>
+        </w:rPr>
+        <w:t>Acts 8:27–39</w:t>
+      </w:r>
       <w:r>
         <w:rPr>
           <w:lang w:val="en_US" w:bidi="en_US"/>
@@ -14935,18 +13099,12 @@
         </w:rPr>
         <w:t>The future will restore the natural harmony lost in Eden (</w:t>
       </w:r>
-      <w:hyperlink r:id="rId284">
-        <w:r>
-          <w:rPr>
-            <w:lang w:val="en_US" w:bidi="en_US"/>
-          </w:rPr>
-          <w:rPr>
-            <w:color w:val="0000EE"/>
-            <w:u w:val="single"/>
-          </w:rPr>
-          <w:t>Genesis 3</w:t>
-        </w:r>
-      </w:hyperlink>
+      <w:r>
+        <w:rPr>
+          <w:lang w:val="en_US" w:bidi="en_US"/>
+        </w:rPr>
+        <w:t>Genesis 3</w:t>
+      </w:r>
       <w:r>
         <w:rPr>
           <w:lang w:val="en_US" w:bidi="en_US"/>
@@ -15001,36 +13159,24 @@
         </w:rPr>
         <w:t>God promised not to destroy his people entirely (</w:t>
       </w:r>
-      <w:hyperlink r:id="rId285">
-        <w:r>
-          <w:rPr>
-            <w:lang w:val="en_US" w:bidi="en_US"/>
-          </w:rPr>
-          <w:rPr>
-            <w:color w:val="0000EE"/>
-            <w:u w:val="single"/>
-          </w:rPr>
-          <w:t>Amos 9:8</w:t>
-        </w:r>
-      </w:hyperlink>
+      <w:r>
+        <w:rPr>
+          <w:lang w:val="en_US" w:bidi="en_US"/>
+        </w:rPr>
+        <w:t>Amos 9:8</w:t>
+      </w:r>
       <w:r>
         <w:rPr>
           <w:lang w:val="en_US" w:bidi="en_US"/>
         </w:rPr>
         <w:t xml:space="preserve">). He promised to bring the surviving few back to the land (see </w:t>
       </w:r>
-      <w:hyperlink r:id="rId286">
-        <w:r>
-          <w:rPr>
-            <w:lang w:val="en_US" w:bidi="en_US"/>
-          </w:rPr>
-          <w:rPr>
-            <w:color w:val="0000EE"/>
-            <w:u w:val="single"/>
-          </w:rPr>
-          <w:t>Hosea 2:23</w:t>
-        </w:r>
-      </w:hyperlink>
+      <w:r>
+        <w:rPr>
+          <w:lang w:val="en_US" w:bidi="en_US"/>
+        </w:rPr>
+        <w:t>Hosea 2:23</w:t>
+      </w:r>
       <w:r>
         <w:rPr>
           <w:lang w:val="en_US" w:bidi="en_US"/>
